--- a/spa/docx/021.content.docx
+++ b/spa/docx/021.content.docx
@@ -474,162 +474,120 @@
           <w:lang w:val="es_ES" w:bidi="es_ES"/>
         </w:rPr>
       </w:r>
-      <w:hyperlink r:id="rId13">
-        <w:r>
-          <w:rPr>
-            <w:lang w:val="es_ES" w:bidi="es_ES"/>
-          </w:rPr>
-          <w:rPr>
-            <w:color w:val="0000EE"/>
-            <w:u w:val="single"/>
-          </w:rPr>
-          <w:t>1 Crónicas 21:30</w:t>
-        </w:r>
-      </w:hyperlink>
-    </w:p>
-    <w:p>
-      <w:pPr>
-        <w:pStyle w:val="ListBullet"/>
-        <w:spacing w:line="240" w:lineRule="auto"/>
-        <w:ind w:left="720"/>
-      </w:pPr>
-      <w:r>
-        <w:rPr>
-          <w:lang w:val="es_ES" w:bidi="es_ES"/>
-        </w:rPr>
-      </w:r>
-      <w:hyperlink r:id="rId14">
-        <w:r>
-          <w:rPr>
-            <w:lang w:val="es_ES" w:bidi="es_ES"/>
-          </w:rPr>
-          <w:rPr>
-            <w:color w:val="0000EE"/>
-            <w:u w:val="single"/>
-          </w:rPr>
-          <w:t>2 Crónicas 1:2–5</w:t>
-        </w:r>
-      </w:hyperlink>
-    </w:p>
-    <w:p>
-      <w:pPr>
-        <w:pStyle w:val="ListBullet"/>
-        <w:spacing w:line="240" w:lineRule="auto"/>
-        <w:ind w:left="720"/>
-      </w:pPr>
-      <w:r>
-        <w:rPr>
-          <w:lang w:val="es_ES" w:bidi="es_ES"/>
-        </w:rPr>
-      </w:r>
-      <w:hyperlink r:id="rId15">
-        <w:r>
-          <w:rPr>
-            <w:lang w:val="es_ES" w:bidi="es_ES"/>
-          </w:rPr>
-          <w:rPr>
-            <w:color w:val="0000EE"/>
-            <w:u w:val="single"/>
-          </w:rPr>
-          <w:t>Hechos 7:43</w:t>
-        </w:r>
-      </w:hyperlink>
-    </w:p>
-    <w:p>
-      <w:pPr>
-        <w:pStyle w:val="ListBullet"/>
-        <w:spacing w:line="240" w:lineRule="auto"/>
-        <w:ind w:left="720"/>
-      </w:pPr>
-      <w:r>
-        <w:rPr>
-          <w:lang w:val="es_ES" w:bidi="es_ES"/>
-        </w:rPr>
-      </w:r>
-      <w:hyperlink r:id="rId16">
-        <w:r>
-          <w:rPr>
-            <w:lang w:val="es_ES" w:bidi="es_ES"/>
-          </w:rPr>
-          <w:rPr>
-            <w:color w:val="0000EE"/>
-            <w:u w:val="single"/>
-          </w:rPr>
-          <w:t>Hechos 7:45</w:t>
-        </w:r>
-      </w:hyperlink>
-    </w:p>
-    <w:p>
-      <w:pPr>
-        <w:pStyle w:val="ListBullet"/>
-        <w:spacing w:line="240" w:lineRule="auto"/>
-        <w:ind w:left="720"/>
-      </w:pPr>
-      <w:r>
-        <w:rPr>
-          <w:lang w:val="es_ES" w:bidi="es_ES"/>
-        </w:rPr>
-      </w:r>
-      <w:hyperlink r:id="rId17">
-        <w:r>
-          <w:rPr>
-            <w:lang w:val="es_ES" w:bidi="es_ES"/>
-          </w:rPr>
-          <w:rPr>
-            <w:color w:val="0000EE"/>
-            <w:u w:val="single"/>
-          </w:rPr>
-          <w:t>Éxodo 38:21</w:t>
-        </w:r>
-      </w:hyperlink>
-    </w:p>
-    <w:p>
-      <w:pPr>
-        <w:pStyle w:val="ListBullet"/>
-        <w:spacing w:line="240" w:lineRule="auto"/>
-        <w:ind w:left="720"/>
-      </w:pPr>
-      <w:r>
-        <w:rPr>
-          <w:lang w:val="es_ES" w:bidi="es_ES"/>
-        </w:rPr>
-      </w:r>
-      <w:hyperlink r:id="rId18">
-        <w:r>
-          <w:rPr>
-            <w:lang w:val="es_ES" w:bidi="es_ES"/>
-          </w:rPr>
-          <w:rPr>
-            <w:color w:val="0000EE"/>
-            <w:u w:val="single"/>
-          </w:rPr>
-          <w:t>Josué 22:19–20</w:t>
-        </w:r>
-      </w:hyperlink>
-    </w:p>
-    <w:p>
-      <w:pPr>
-        <w:pStyle w:val="ListBullet"/>
-        <w:spacing w:line="240" w:lineRule="auto"/>
-        <w:ind w:left="720"/>
-      </w:pPr>
-      <w:r>
-        <w:rPr>
-          <w:lang w:val="es_ES" w:bidi="es_ES"/>
-        </w:rPr>
-      </w:r>
-      <w:hyperlink r:id="rId19">
-        <w:r>
-          <w:rPr>
-            <w:lang w:val="es_ES" w:bidi="es_ES"/>
-          </w:rPr>
-          <w:rPr>
-            <w:color w:val="0000EE"/>
-            <w:u w:val="single"/>
-          </w:rPr>
-          <w:t>Levítico 10:16–18</w:t>
-        </w:r>
-      </w:hyperlink>
+      <w:r>
+        <w:rPr>
+          <w:lang w:val="es_ES" w:bidi="es_ES"/>
+        </w:rPr>
+        <w:t>1 Crónicas 21:30</w:t>
+      </w:r>
+    </w:p>
+    <w:p>
+      <w:pPr>
+        <w:pStyle w:val="ListBullet"/>
+        <w:spacing w:line="240" w:lineRule="auto"/>
+        <w:ind w:left="720"/>
+      </w:pPr>
+      <w:r>
+        <w:rPr>
+          <w:lang w:val="es_ES" w:bidi="es_ES"/>
+        </w:rPr>
+      </w:r>
+      <w:r>
+        <w:rPr>
+          <w:lang w:val="es_ES" w:bidi="es_ES"/>
+        </w:rPr>
+        <w:t>2 Crónicas 1:2–5</w:t>
+      </w:r>
+    </w:p>
+    <w:p>
+      <w:pPr>
+        <w:pStyle w:val="ListBullet"/>
+        <w:spacing w:line="240" w:lineRule="auto"/>
+        <w:ind w:left="720"/>
+      </w:pPr>
+      <w:r>
+        <w:rPr>
+          <w:lang w:val="es_ES" w:bidi="es_ES"/>
+        </w:rPr>
+      </w:r>
+      <w:r>
+        <w:rPr>
+          <w:lang w:val="es_ES" w:bidi="es_ES"/>
+        </w:rPr>
+        <w:t>Hechos 7:43</w:t>
+      </w:r>
+    </w:p>
+    <w:p>
+      <w:pPr>
+        <w:pStyle w:val="ListBullet"/>
+        <w:spacing w:line="240" w:lineRule="auto"/>
+        <w:ind w:left="720"/>
+      </w:pPr>
+      <w:r>
+        <w:rPr>
+          <w:lang w:val="es_ES" w:bidi="es_ES"/>
+        </w:rPr>
+      </w:r>
+      <w:r>
+        <w:rPr>
+          <w:lang w:val="es_ES" w:bidi="es_ES"/>
+        </w:rPr>
+        <w:t>Hechos 7:45</w:t>
+      </w:r>
+    </w:p>
+    <w:p>
+      <w:pPr>
+        <w:pStyle w:val="ListBullet"/>
+        <w:spacing w:line="240" w:lineRule="auto"/>
+        <w:ind w:left="720"/>
+      </w:pPr>
+      <w:r>
+        <w:rPr>
+          <w:lang w:val="es_ES" w:bidi="es_ES"/>
+        </w:rPr>
+      </w:r>
+      <w:r>
+        <w:rPr>
+          <w:lang w:val="es_ES" w:bidi="es_ES"/>
+        </w:rPr>
+        <w:t>Éxodo 38:21</w:t>
+      </w:r>
+    </w:p>
+    <w:p>
+      <w:pPr>
+        <w:pStyle w:val="ListBullet"/>
+        <w:spacing w:line="240" w:lineRule="auto"/>
+        <w:ind w:left="720"/>
+      </w:pPr>
+      <w:r>
+        <w:rPr>
+          <w:lang w:val="es_ES" w:bidi="es_ES"/>
+        </w:rPr>
+      </w:r>
+      <w:r>
+        <w:rPr>
+          <w:lang w:val="es_ES" w:bidi="es_ES"/>
+        </w:rPr>
+        <w:t>Josué 22:19–20</w:t>
+      </w:r>
+    </w:p>
+    <w:p>
+      <w:pPr>
+        <w:pStyle w:val="ListBullet"/>
+        <w:spacing w:line="240" w:lineRule="auto"/>
+        <w:ind w:left="720"/>
+      </w:pPr>
+      <w:r>
+        <w:rPr>
+          <w:lang w:val="es_ES" w:bidi="es_ES"/>
+        </w:rPr>
+      </w:r>
+      <w:r>
+        <w:rPr>
+          <w:lang w:val="es_ES" w:bidi="es_ES"/>
+        </w:rPr>
+        <w:t>Levítico 10:16–18</w:t>
+      </w:r>
     </w:p>
     <w:p>
       <w:pPr>
@@ -869,90 +827,66 @@
           <w:lang w:val="es_ES" w:bidi="es_ES"/>
         </w:rPr>
       </w:r>
-      <w:hyperlink r:id="rId20">
-        <w:r>
-          <w:rPr>
-            <w:lang w:val="es_ES" w:bidi="es_ES"/>
-          </w:rPr>
-          <w:rPr>
-            <w:color w:val="0000EE"/>
-            <w:u w:val="single"/>
-          </w:rPr>
-          <w:t>1 Reyes 2:28–29</w:t>
-        </w:r>
-      </w:hyperlink>
-    </w:p>
-    <w:p>
-      <w:pPr>
-        <w:pStyle w:val="ListBullet"/>
-        <w:spacing w:line="240" w:lineRule="auto"/>
-        <w:ind w:left="720"/>
-      </w:pPr>
-      <w:r>
-        <w:rPr>
-          <w:lang w:val="es_ES" w:bidi="es_ES"/>
-        </w:rPr>
-      </w:r>
-      <w:hyperlink r:id="rId21">
-        <w:r>
-          <w:rPr>
-            <w:lang w:val="es_ES" w:bidi="es_ES"/>
-          </w:rPr>
-          <w:rPr>
-            <w:color w:val="0000EE"/>
-            <w:u w:val="single"/>
-          </w:rPr>
-          <w:t>Josué 19:51</w:t>
-        </w:r>
-      </w:hyperlink>
-    </w:p>
-    <w:p>
-      <w:pPr>
-        <w:pStyle w:val="ListBullet"/>
-        <w:spacing w:line="240" w:lineRule="auto"/>
-        <w:ind w:left="720"/>
-      </w:pPr>
-      <w:r>
-        <w:rPr>
-          <w:lang w:val="es_ES" w:bidi="es_ES"/>
-        </w:rPr>
-      </w:r>
-      <w:hyperlink r:id="rId22">
-        <w:r>
-          <w:rPr>
-            <w:lang w:val="es_ES" w:bidi="es_ES"/>
-          </w:rPr>
-          <w:rPr>
-            <w:color w:val="0000EE"/>
-            <w:u w:val="single"/>
-          </w:rPr>
-          <w:t>Levítico 1:2</w:t>
-        </w:r>
-      </w:hyperlink>
-    </w:p>
-    <w:p>
-      <w:pPr>
-        <w:pStyle w:val="ListBullet"/>
-        <w:spacing w:line="240" w:lineRule="auto"/>
-        <w:ind w:left="720"/>
-      </w:pPr>
-      <w:r>
-        <w:rPr>
-          <w:lang w:val="es_ES" w:bidi="es_ES"/>
-        </w:rPr>
-      </w:r>
-      <w:hyperlink r:id="rId23">
-        <w:r>
-          <w:rPr>
-            <w:lang w:val="es_ES" w:bidi="es_ES"/>
-          </w:rPr>
-          <w:rPr>
-            <w:color w:val="0000EE"/>
-            <w:u w:val="single"/>
-          </w:rPr>
-          <w:t>Números 4:31–32</w:t>
-        </w:r>
-      </w:hyperlink>
+      <w:r>
+        <w:rPr>
+          <w:lang w:val="es_ES" w:bidi="es_ES"/>
+        </w:rPr>
+        <w:t>1 Reyes 2:28–29</w:t>
+      </w:r>
+    </w:p>
+    <w:p>
+      <w:pPr>
+        <w:pStyle w:val="ListBullet"/>
+        <w:spacing w:line="240" w:lineRule="auto"/>
+        <w:ind w:left="720"/>
+      </w:pPr>
+      <w:r>
+        <w:rPr>
+          <w:lang w:val="es_ES" w:bidi="es_ES"/>
+        </w:rPr>
+      </w:r>
+      <w:r>
+        <w:rPr>
+          <w:lang w:val="es_ES" w:bidi="es_ES"/>
+        </w:rPr>
+        <w:t>Josué 19:51</w:t>
+      </w:r>
+    </w:p>
+    <w:p>
+      <w:pPr>
+        <w:pStyle w:val="ListBullet"/>
+        <w:spacing w:line="240" w:lineRule="auto"/>
+        <w:ind w:left="720"/>
+      </w:pPr>
+      <w:r>
+        <w:rPr>
+          <w:lang w:val="es_ES" w:bidi="es_ES"/>
+        </w:rPr>
+      </w:r>
+      <w:r>
+        <w:rPr>
+          <w:lang w:val="es_ES" w:bidi="es_ES"/>
+        </w:rPr>
+        <w:t>Levítico 1:2</w:t>
+      </w:r>
+    </w:p>
+    <w:p>
+      <w:pPr>
+        <w:pStyle w:val="ListBullet"/>
+        <w:spacing w:line="240" w:lineRule="auto"/>
+        <w:ind w:left="720"/>
+      </w:pPr>
+      <w:r>
+        <w:rPr>
+          <w:lang w:val="es_ES" w:bidi="es_ES"/>
+        </w:rPr>
+      </w:r>
+      <w:r>
+        <w:rPr>
+          <w:lang w:val="es_ES" w:bidi="es_ES"/>
+        </w:rPr>
+        <w:t>Números 4:31–32</w:t>
+      </w:r>
     </w:p>
     <w:p>
       <w:pPr>
@@ -1411,162 +1345,120 @@
           <w:lang w:val="es_ES" w:bidi="es_ES"/>
         </w:rPr>
       </w:r>
-      <w:hyperlink r:id="rId24">
-        <w:r>
-          <w:rPr>
-            <w:lang w:val="es_ES" w:bidi="es_ES"/>
-          </w:rPr>
-          <w:rPr>
-            <w:color w:val="0000EE"/>
-            <w:u w:val="single"/>
-          </w:rPr>
-          <w:t>1 Crónicas 2:4</w:t>
-        </w:r>
-      </w:hyperlink>
-    </w:p>
-    <w:p>
-      <w:pPr>
-        <w:pStyle w:val="ListBullet"/>
-        <w:spacing w:line="240" w:lineRule="auto"/>
-        <w:ind w:left="720"/>
-      </w:pPr>
-      <w:r>
-        <w:rPr>
-          <w:lang w:val="es_ES" w:bidi="es_ES"/>
-        </w:rPr>
-      </w:r>
-      <w:hyperlink r:id="rId25">
-        <w:r>
-          <w:rPr>
-            <w:lang w:val="es_ES" w:bidi="es_ES"/>
-          </w:rPr>
-          <w:rPr>
-            <w:color w:val="0000EE"/>
-            <w:u w:val="single"/>
-          </w:rPr>
-          <w:t>2 Samuel 13:2</w:t>
-        </w:r>
-      </w:hyperlink>
-    </w:p>
-    <w:p>
-      <w:pPr>
-        <w:pStyle w:val="ListBullet"/>
-        <w:spacing w:line="240" w:lineRule="auto"/>
-        <w:ind w:left="720"/>
-      </w:pPr>
-      <w:r>
-        <w:rPr>
-          <w:lang w:val="es_ES" w:bidi="es_ES"/>
-        </w:rPr>
-      </w:r>
-      <w:hyperlink r:id="rId26">
-        <w:r>
-          <w:rPr>
-            <w:lang w:val="es_ES" w:bidi="es_ES"/>
-          </w:rPr>
-          <w:rPr>
-            <w:color w:val="0000EE"/>
-            <w:u w:val="single"/>
-          </w:rPr>
-          <w:t>2 Samuel 14:25–27</w:t>
-        </w:r>
-      </w:hyperlink>
-    </w:p>
-    <w:p>
-      <w:pPr>
-        <w:pStyle w:val="ListBullet"/>
-        <w:spacing w:line="240" w:lineRule="auto"/>
-        <w:ind w:left="720"/>
-      </w:pPr>
-      <w:r>
-        <w:rPr>
-          <w:lang w:val="es_ES" w:bidi="es_ES"/>
-        </w:rPr>
-      </w:r>
-      <w:hyperlink r:id="rId27">
-        <w:r>
-          <w:rPr>
-            <w:lang w:val="es_ES" w:bidi="es_ES"/>
-          </w:rPr>
-          <w:rPr>
-            <w:color w:val="0000EE"/>
-            <w:u w:val="single"/>
-          </w:rPr>
-          <w:t>Génesis 38:6–7</w:t>
-        </w:r>
-      </w:hyperlink>
-    </w:p>
-    <w:p>
-      <w:pPr>
-        <w:pStyle w:val="ListBullet"/>
-        <w:spacing w:line="240" w:lineRule="auto"/>
-        <w:ind w:left="720"/>
-      </w:pPr>
-      <w:r>
-        <w:rPr>
-          <w:lang w:val="es_ES" w:bidi="es_ES"/>
-        </w:rPr>
-      </w:r>
-      <w:hyperlink r:id="rId28">
-        <w:r>
-          <w:rPr>
-            <w:lang w:val="es_ES" w:bidi="es_ES"/>
-          </w:rPr>
-          <w:rPr>
-            <w:color w:val="0000EE"/>
-            <w:u w:val="single"/>
-          </w:rPr>
-          <w:t>Génesis 38:24</w:t>
-        </w:r>
-      </w:hyperlink>
-    </w:p>
-    <w:p>
-      <w:pPr>
-        <w:pStyle w:val="ListBullet"/>
-        <w:spacing w:line="240" w:lineRule="auto"/>
-        <w:ind w:left="720"/>
-      </w:pPr>
-      <w:r>
-        <w:rPr>
-          <w:lang w:val="es_ES" w:bidi="es_ES"/>
-        </w:rPr>
-      </w:r>
-      <w:hyperlink r:id="rId29">
-        <w:r>
-          <w:rPr>
-            <w:lang w:val="es_ES" w:bidi="es_ES"/>
-          </w:rPr>
-          <w:rPr>
-            <w:color w:val="0000EE"/>
-            <w:u w:val="single"/>
-          </w:rPr>
-          <w:t>Rut 4:12</w:t>
-        </w:r>
-      </w:hyperlink>
-    </w:p>
-    <w:p>
-      <w:pPr>
-        <w:pStyle w:val="ListBullet"/>
-        <w:spacing w:line="240" w:lineRule="auto"/>
-        <w:ind w:left="720"/>
-      </w:pPr>
-      <w:r>
-        <w:rPr>
-          <w:lang w:val="es_ES" w:bidi="es_ES"/>
-        </w:rPr>
-      </w:r>
-      <w:hyperlink r:id="rId30">
-        <w:r>
-          <w:rPr>
-            <w:lang w:val="es_ES" w:bidi="es_ES"/>
-          </w:rPr>
-          <w:rPr>
-            <w:color w:val="0000EE"/>
-            <w:u w:val="single"/>
-          </w:rPr>
-          <w:t>Mateo 1:1–3</w:t>
-        </w:r>
-      </w:hyperlink>
+      <w:r>
+        <w:rPr>
+          <w:lang w:val="es_ES" w:bidi="es_ES"/>
+        </w:rPr>
+        <w:t>1 Crónicas 2:4</w:t>
+      </w:r>
+    </w:p>
+    <w:p>
+      <w:pPr>
+        <w:pStyle w:val="ListBullet"/>
+        <w:spacing w:line="240" w:lineRule="auto"/>
+        <w:ind w:left="720"/>
+      </w:pPr>
+      <w:r>
+        <w:rPr>
+          <w:lang w:val="es_ES" w:bidi="es_ES"/>
+        </w:rPr>
+      </w:r>
+      <w:r>
+        <w:rPr>
+          <w:lang w:val="es_ES" w:bidi="es_ES"/>
+        </w:rPr>
+        <w:t>2 Samuel 13:2</w:t>
+      </w:r>
+    </w:p>
+    <w:p>
+      <w:pPr>
+        <w:pStyle w:val="ListBullet"/>
+        <w:spacing w:line="240" w:lineRule="auto"/>
+        <w:ind w:left="720"/>
+      </w:pPr>
+      <w:r>
+        <w:rPr>
+          <w:lang w:val="es_ES" w:bidi="es_ES"/>
+        </w:rPr>
+      </w:r>
+      <w:r>
+        <w:rPr>
+          <w:lang w:val="es_ES" w:bidi="es_ES"/>
+        </w:rPr>
+        <w:t>2 Samuel 14:25–27</w:t>
+      </w:r>
+    </w:p>
+    <w:p>
+      <w:pPr>
+        <w:pStyle w:val="ListBullet"/>
+        <w:spacing w:line="240" w:lineRule="auto"/>
+        <w:ind w:left="720"/>
+      </w:pPr>
+      <w:r>
+        <w:rPr>
+          <w:lang w:val="es_ES" w:bidi="es_ES"/>
+        </w:rPr>
+      </w:r>
+      <w:r>
+        <w:rPr>
+          <w:lang w:val="es_ES" w:bidi="es_ES"/>
+        </w:rPr>
+        <w:t>Génesis 38:6–7</w:t>
+      </w:r>
+    </w:p>
+    <w:p>
+      <w:pPr>
+        <w:pStyle w:val="ListBullet"/>
+        <w:spacing w:line="240" w:lineRule="auto"/>
+        <w:ind w:left="720"/>
+      </w:pPr>
+      <w:r>
+        <w:rPr>
+          <w:lang w:val="es_ES" w:bidi="es_ES"/>
+        </w:rPr>
+      </w:r>
+      <w:r>
+        <w:rPr>
+          <w:lang w:val="es_ES" w:bidi="es_ES"/>
+        </w:rPr>
+        <w:t>Génesis 38:24</w:t>
+      </w:r>
+    </w:p>
+    <w:p>
+      <w:pPr>
+        <w:pStyle w:val="ListBullet"/>
+        <w:spacing w:line="240" w:lineRule="auto"/>
+        <w:ind w:left="720"/>
+      </w:pPr>
+      <w:r>
+        <w:rPr>
+          <w:lang w:val="es_ES" w:bidi="es_ES"/>
+        </w:rPr>
+      </w:r>
+      <w:r>
+        <w:rPr>
+          <w:lang w:val="es_ES" w:bidi="es_ES"/>
+        </w:rPr>
+        <w:t>Rut 4:12</w:t>
+      </w:r>
+    </w:p>
+    <w:p>
+      <w:pPr>
+        <w:pStyle w:val="ListBullet"/>
+        <w:spacing w:line="240" w:lineRule="auto"/>
+        <w:ind w:left="720"/>
+      </w:pPr>
+      <w:r>
+        <w:rPr>
+          <w:lang w:val="es_ES" w:bidi="es_ES"/>
+        </w:rPr>
+      </w:r>
+      <w:r>
+        <w:rPr>
+          <w:lang w:val="es_ES" w:bidi="es_ES"/>
+        </w:rPr>
+        <w:t>Mateo 1:1–3</w:t>
+      </w:r>
     </w:p>
     <w:p>
       <w:pPr>
@@ -1850,114 +1742,84 @@
           <w:lang w:val="es_ES" w:bidi="es_ES"/>
         </w:rPr>
       </w:r>
-      <w:hyperlink r:id="rId31">
-        <w:r>
-          <w:rPr>
-            <w:lang w:val="es_ES" w:bidi="es_ES"/>
-          </w:rPr>
-          <w:rPr>
-            <w:color w:val="0000EE"/>
-            <w:u w:val="single"/>
-          </w:rPr>
-          <w:t>Génesis 10:2–5</w:t>
-        </w:r>
-      </w:hyperlink>
-    </w:p>
-    <w:p>
-      <w:pPr>
-        <w:pStyle w:val="ListBullet"/>
-        <w:spacing w:line="240" w:lineRule="auto"/>
-        <w:ind w:left="720"/>
-      </w:pPr>
-      <w:r>
-        <w:rPr>
-          <w:lang w:val="es_ES" w:bidi="es_ES"/>
-        </w:rPr>
-      </w:r>
-      <w:hyperlink r:id="rId32">
-        <w:r>
-          <w:rPr>
-            <w:lang w:val="es_ES" w:bidi="es_ES"/>
-          </w:rPr>
-          <w:rPr>
-            <w:color w:val="0000EE"/>
-            <w:u w:val="single"/>
-          </w:rPr>
-          <w:t>Isaías 2:16</w:t>
-        </w:r>
-      </w:hyperlink>
-    </w:p>
-    <w:p>
-      <w:pPr>
-        <w:pStyle w:val="ListBullet"/>
-        <w:spacing w:line="240" w:lineRule="auto"/>
-        <w:ind w:left="720"/>
-      </w:pPr>
-      <w:r>
-        <w:rPr>
-          <w:lang w:val="es_ES" w:bidi="es_ES"/>
-        </w:rPr>
-      </w:r>
-      <w:hyperlink r:id="rId33">
-        <w:r>
-          <w:rPr>
-            <w:lang w:val="es_ES" w:bidi="es_ES"/>
-          </w:rPr>
-          <w:rPr>
-            <w:color w:val="0000EE"/>
-            <w:u w:val="single"/>
-          </w:rPr>
-          <w:t>Jeremías 10:9</w:t>
-        </w:r>
-      </w:hyperlink>
-    </w:p>
-    <w:p>
-      <w:pPr>
-        <w:pStyle w:val="ListBullet"/>
-        <w:spacing w:line="240" w:lineRule="auto"/>
-        <w:ind w:left="720"/>
-      </w:pPr>
-      <w:r>
-        <w:rPr>
-          <w:lang w:val="es_ES" w:bidi="es_ES"/>
-        </w:rPr>
-      </w:r>
-      <w:hyperlink r:id="rId34">
-        <w:r>
-          <w:rPr>
-            <w:lang w:val="es_ES" w:bidi="es_ES"/>
-          </w:rPr>
-          <w:rPr>
-            <w:color w:val="0000EE"/>
-            <w:u w:val="single"/>
-          </w:rPr>
-          <w:t>Jonás 1:3</w:t>
-        </w:r>
-      </w:hyperlink>
-    </w:p>
-    <w:p>
-      <w:pPr>
-        <w:pStyle w:val="ListBullet"/>
-        <w:spacing w:line="240" w:lineRule="auto"/>
-        <w:ind w:left="720"/>
-      </w:pPr>
-      <w:r>
-        <w:rPr>
-          <w:lang w:val="es_ES" w:bidi="es_ES"/>
-        </w:rPr>
-      </w:r>
-      <w:hyperlink r:id="rId35">
-        <w:r>
-          <w:rPr>
-            <w:lang w:val="es_ES" w:bidi="es_ES"/>
-          </w:rPr>
-          <w:rPr>
-            <w:color w:val="0000EE"/>
-            <w:u w:val="single"/>
-          </w:rPr>
-          <w:t>Salmos 48:7</w:t>
-        </w:r>
-      </w:hyperlink>
+      <w:r>
+        <w:rPr>
+          <w:lang w:val="es_ES" w:bidi="es_ES"/>
+        </w:rPr>
+        <w:t>Génesis 10:2–5</w:t>
+      </w:r>
+    </w:p>
+    <w:p>
+      <w:pPr>
+        <w:pStyle w:val="ListBullet"/>
+        <w:spacing w:line="240" w:lineRule="auto"/>
+        <w:ind w:left="720"/>
+      </w:pPr>
+      <w:r>
+        <w:rPr>
+          <w:lang w:val="es_ES" w:bidi="es_ES"/>
+        </w:rPr>
+      </w:r>
+      <w:r>
+        <w:rPr>
+          <w:lang w:val="es_ES" w:bidi="es_ES"/>
+        </w:rPr>
+        <w:t>Isaías 2:16</w:t>
+      </w:r>
+    </w:p>
+    <w:p>
+      <w:pPr>
+        <w:pStyle w:val="ListBullet"/>
+        <w:spacing w:line="240" w:lineRule="auto"/>
+        <w:ind w:left="720"/>
+      </w:pPr>
+      <w:r>
+        <w:rPr>
+          <w:lang w:val="es_ES" w:bidi="es_ES"/>
+        </w:rPr>
+      </w:r>
+      <w:r>
+        <w:rPr>
+          <w:lang w:val="es_ES" w:bidi="es_ES"/>
+        </w:rPr>
+        <w:t>Jeremías 10:9</w:t>
+      </w:r>
+    </w:p>
+    <w:p>
+      <w:pPr>
+        <w:pStyle w:val="ListBullet"/>
+        <w:spacing w:line="240" w:lineRule="auto"/>
+        <w:ind w:left="720"/>
+      </w:pPr>
+      <w:r>
+        <w:rPr>
+          <w:lang w:val="es_ES" w:bidi="es_ES"/>
+        </w:rPr>
+      </w:r>
+      <w:r>
+        <w:rPr>
+          <w:lang w:val="es_ES" w:bidi="es_ES"/>
+        </w:rPr>
+        <w:t>Jonás 1:3</w:t>
+      </w:r>
+    </w:p>
+    <w:p>
+      <w:pPr>
+        <w:pStyle w:val="ListBullet"/>
+        <w:spacing w:line="240" w:lineRule="auto"/>
+        <w:ind w:left="720"/>
+      </w:pPr>
+      <w:r>
+        <w:rPr>
+          <w:lang w:val="es_ES" w:bidi="es_ES"/>
+        </w:rPr>
+      </w:r>
+      <w:r>
+        <w:rPr>
+          <w:lang w:val="es_ES" w:bidi="es_ES"/>
+        </w:rPr>
+        <w:t>Salmos 48:7</w:t>
+      </w:r>
     </w:p>
     <w:p>
       <w:pPr>
@@ -2199,66 +2061,48 @@
           <w:lang w:val="es_ES" w:bidi="es_ES"/>
         </w:rPr>
       </w:r>
-      <w:hyperlink r:id="rId36">
-        <w:r>
-          <w:rPr>
-            <w:lang w:val="es_ES" w:bidi="es_ES"/>
-          </w:rPr>
-          <w:rPr>
-            <w:color w:val="0000EE"/>
-            <w:u w:val="single"/>
-          </w:rPr>
-          <w:t>Hechos 9:11</w:t>
-        </w:r>
-      </w:hyperlink>
-    </w:p>
-    <w:p>
-      <w:pPr>
-        <w:pStyle w:val="ListBullet"/>
-        <w:spacing w:line="240" w:lineRule="auto"/>
-        <w:ind w:left="720"/>
-      </w:pPr>
-      <w:r>
-        <w:rPr>
-          <w:lang w:val="es_ES" w:bidi="es_ES"/>
-        </w:rPr>
-      </w:r>
-      <w:hyperlink r:id="rId37">
-        <w:r>
-          <w:rPr>
-            <w:lang w:val="es_ES" w:bidi="es_ES"/>
-          </w:rPr>
-          <w:rPr>
-            <w:color w:val="0000EE"/>
-            <w:u w:val="single"/>
-          </w:rPr>
-          <w:t>Hechos 9:30</w:t>
-        </w:r>
-      </w:hyperlink>
-    </w:p>
-    <w:p>
-      <w:pPr>
-        <w:pStyle w:val="ListBullet"/>
-        <w:spacing w:line="240" w:lineRule="auto"/>
-        <w:ind w:left="720"/>
-      </w:pPr>
-      <w:r>
-        <w:rPr>
-          <w:lang w:val="es_ES" w:bidi="es_ES"/>
-        </w:rPr>
-      </w:r>
-      <w:hyperlink r:id="rId38">
-        <w:r>
-          <w:rPr>
-            <w:lang w:val="es_ES" w:bidi="es_ES"/>
-          </w:rPr>
-          <w:rPr>
-            <w:color w:val="0000EE"/>
-            <w:u w:val="single"/>
-          </w:rPr>
-          <w:t>Hechos 11:25</w:t>
-        </w:r>
-      </w:hyperlink>
+      <w:r>
+        <w:rPr>
+          <w:lang w:val="es_ES" w:bidi="es_ES"/>
+        </w:rPr>
+        <w:t>Hechos 9:11</w:t>
+      </w:r>
+    </w:p>
+    <w:p>
+      <w:pPr>
+        <w:pStyle w:val="ListBullet"/>
+        <w:spacing w:line="240" w:lineRule="auto"/>
+        <w:ind w:left="720"/>
+      </w:pPr>
+      <w:r>
+        <w:rPr>
+          <w:lang w:val="es_ES" w:bidi="es_ES"/>
+        </w:rPr>
+      </w:r>
+      <w:r>
+        <w:rPr>
+          <w:lang w:val="es_ES" w:bidi="es_ES"/>
+        </w:rPr>
+        <w:t>Hechos 9:30</w:t>
+      </w:r>
+    </w:p>
+    <w:p>
+      <w:pPr>
+        <w:pStyle w:val="ListBullet"/>
+        <w:spacing w:line="240" w:lineRule="auto"/>
+        <w:ind w:left="720"/>
+      </w:pPr>
+      <w:r>
+        <w:rPr>
+          <w:lang w:val="es_ES" w:bidi="es_ES"/>
+        </w:rPr>
+      </w:r>
+      <w:r>
+        <w:rPr>
+          <w:lang w:val="es_ES" w:bidi="es_ES"/>
+        </w:rPr>
+        <w:t>Hechos 11:25</w:t>
+      </w:r>
     </w:p>
     <w:p>
       <w:pPr>
@@ -2474,114 +2318,84 @@
           <w:lang w:val="es_ES" w:bidi="es_ES"/>
         </w:rPr>
       </w:r>
-      <w:hyperlink r:id="rId39">
-        <w:r>
-          <w:rPr>
-            <w:lang w:val="es_ES" w:bidi="es_ES"/>
-          </w:rPr>
-          <w:rPr>
-            <w:color w:val="0000EE"/>
-            <w:u w:val="single"/>
-          </w:rPr>
-          <w:t>2 Corintios 7:15</w:t>
-        </w:r>
-      </w:hyperlink>
-    </w:p>
-    <w:p>
-      <w:pPr>
-        <w:pStyle w:val="ListBullet"/>
-        <w:spacing w:line="240" w:lineRule="auto"/>
-        <w:ind w:left="720"/>
-      </w:pPr>
-      <w:r>
-        <w:rPr>
-          <w:lang w:val="es_ES" w:bidi="es_ES"/>
-        </w:rPr>
-      </w:r>
-      <w:hyperlink r:id="rId40">
-        <w:r>
-          <w:rPr>
-            <w:lang w:val="es_ES" w:bidi="es_ES"/>
-          </w:rPr>
-          <w:rPr>
-            <w:color w:val="0000EE"/>
-            <w:u w:val="single"/>
-          </w:rPr>
-          <w:t>2 Samuel 22:44–46</w:t>
-        </w:r>
-      </w:hyperlink>
-    </w:p>
-    <w:p>
-      <w:pPr>
-        <w:pStyle w:val="ListBullet"/>
-        <w:spacing w:line="240" w:lineRule="auto"/>
-        <w:ind w:left="720"/>
-      </w:pPr>
-      <w:r>
-        <w:rPr>
-          <w:lang w:val="es_ES" w:bidi="es_ES"/>
-        </w:rPr>
-      </w:r>
-      <w:hyperlink r:id="rId41">
-        <w:r>
-          <w:rPr>
-            <w:lang w:val="es_ES" w:bidi="es_ES"/>
-          </w:rPr>
-          <w:rPr>
-            <w:color w:val="0000EE"/>
-            <w:u w:val="single"/>
-          </w:rPr>
-          <w:t>Hechos 16:29–31</w:t>
-        </w:r>
-      </w:hyperlink>
-    </w:p>
-    <w:p>
-      <w:pPr>
-        <w:pStyle w:val="ListBullet"/>
-        <w:spacing w:line="240" w:lineRule="auto"/>
-        <w:ind w:left="720"/>
-      </w:pPr>
-      <w:r>
-        <w:rPr>
-          <w:lang w:val="es_ES" w:bidi="es_ES"/>
-        </w:rPr>
-      </w:r>
-      <w:hyperlink r:id="rId42">
-        <w:r>
-          <w:rPr>
-            <w:lang w:val="es_ES" w:bidi="es_ES"/>
-          </w:rPr>
-          <w:rPr>
-            <w:color w:val="0000EE"/>
-            <w:u w:val="single"/>
-          </w:rPr>
-          <w:t>Jeremías 5:22</w:t>
-        </w:r>
-      </w:hyperlink>
-    </w:p>
-    <w:p>
-      <w:pPr>
-        <w:pStyle w:val="ListBullet"/>
-        <w:spacing w:line="240" w:lineRule="auto"/>
-        <w:ind w:left="720"/>
-      </w:pPr>
-      <w:r>
-        <w:rPr>
-          <w:lang w:val="es_ES" w:bidi="es_ES"/>
-        </w:rPr>
-      </w:r>
-      <w:hyperlink r:id="rId43">
-        <w:r>
-          <w:rPr>
-            <w:lang w:val="es_ES" w:bidi="es_ES"/>
-          </w:rPr>
-          <w:rPr>
-            <w:color w:val="0000EE"/>
-            <w:u w:val="single"/>
-          </w:rPr>
-          <w:t>Lucas 8:47</w:t>
-        </w:r>
-      </w:hyperlink>
+      <w:r>
+        <w:rPr>
+          <w:lang w:val="es_ES" w:bidi="es_ES"/>
+        </w:rPr>
+        <w:t>2 Corintios 7:15</w:t>
+      </w:r>
+    </w:p>
+    <w:p>
+      <w:pPr>
+        <w:pStyle w:val="ListBullet"/>
+        <w:spacing w:line="240" w:lineRule="auto"/>
+        <w:ind w:left="720"/>
+      </w:pPr>
+      <w:r>
+        <w:rPr>
+          <w:lang w:val="es_ES" w:bidi="es_ES"/>
+        </w:rPr>
+      </w:r>
+      <w:r>
+        <w:rPr>
+          <w:lang w:val="es_ES" w:bidi="es_ES"/>
+        </w:rPr>
+        <w:t>2 Samuel 22:44–46</w:t>
+      </w:r>
+    </w:p>
+    <w:p>
+      <w:pPr>
+        <w:pStyle w:val="ListBullet"/>
+        <w:spacing w:line="240" w:lineRule="auto"/>
+        <w:ind w:left="720"/>
+      </w:pPr>
+      <w:r>
+        <w:rPr>
+          <w:lang w:val="es_ES" w:bidi="es_ES"/>
+        </w:rPr>
+      </w:r>
+      <w:r>
+        <w:rPr>
+          <w:lang w:val="es_ES" w:bidi="es_ES"/>
+        </w:rPr>
+        <w:t>Hechos 16:29–31</w:t>
+      </w:r>
+    </w:p>
+    <w:p>
+      <w:pPr>
+        <w:pStyle w:val="ListBullet"/>
+        <w:spacing w:line="240" w:lineRule="auto"/>
+        <w:ind w:left="720"/>
+      </w:pPr>
+      <w:r>
+        <w:rPr>
+          <w:lang w:val="es_ES" w:bidi="es_ES"/>
+        </w:rPr>
+      </w:r>
+      <w:r>
+        <w:rPr>
+          <w:lang w:val="es_ES" w:bidi="es_ES"/>
+        </w:rPr>
+        <w:t>Jeremías 5:22</w:t>
+      </w:r>
+    </w:p>
+    <w:p>
+      <w:pPr>
+        <w:pStyle w:val="ListBullet"/>
+        <w:spacing w:line="240" w:lineRule="auto"/>
+        <w:ind w:left="720"/>
+      </w:pPr>
+      <w:r>
+        <w:rPr>
+          <w:lang w:val="es_ES" w:bidi="es_ES"/>
+        </w:rPr>
+      </w:r>
+      <w:r>
+        <w:rPr>
+          <w:lang w:val="es_ES" w:bidi="es_ES"/>
+        </w:rPr>
+        <w:t>Lucas 8:47</w:t>
+      </w:r>
     </w:p>
     <w:p>
       <w:pPr>
@@ -2785,114 +2599,84 @@
           <w:lang w:val="es_ES" w:bidi="es_ES"/>
         </w:rPr>
       </w:r>
-      <w:hyperlink r:id="rId44">
-        <w:r>
-          <w:rPr>
-            <w:lang w:val="es_ES" w:bidi="es_ES"/>
-          </w:rPr>
-          <w:rPr>
-            <w:color w:val="0000EE"/>
-            <w:u w:val="single"/>
-          </w:rPr>
-          <w:t>1 Crónicas 17:21</w:t>
-        </w:r>
-      </w:hyperlink>
-    </w:p>
-    <w:p>
-      <w:pPr>
-        <w:pStyle w:val="ListBullet"/>
-        <w:spacing w:line="240" w:lineRule="auto"/>
-        <w:ind w:left="720"/>
-      </w:pPr>
-      <w:r>
-        <w:rPr>
-          <w:lang w:val="es_ES" w:bidi="es_ES"/>
-        </w:rPr>
-      </w:r>
-      <w:hyperlink r:id="rId45">
-        <w:r>
-          <w:rPr>
-            <w:lang w:val="es_ES" w:bidi="es_ES"/>
-          </w:rPr>
-          <w:rPr>
-            <w:color w:val="0000EE"/>
-            <w:u w:val="single"/>
-          </w:rPr>
-          <w:t>Génesis 28:16–17</w:t>
-        </w:r>
-      </w:hyperlink>
-    </w:p>
-    <w:p>
-      <w:pPr>
-        <w:pStyle w:val="ListBullet"/>
-        <w:spacing w:line="240" w:lineRule="auto"/>
-        <w:ind w:left="720"/>
-      </w:pPr>
-      <w:r>
-        <w:rPr>
-          <w:lang w:val="es_ES" w:bidi="es_ES"/>
-        </w:rPr>
-      </w:r>
-      <w:hyperlink r:id="rId46">
-        <w:r>
-          <w:rPr>
-            <w:lang w:val="es_ES" w:bidi="es_ES"/>
-          </w:rPr>
-          <w:rPr>
-            <w:color w:val="0000EE"/>
-            <w:u w:val="single"/>
-          </w:rPr>
-          <w:t>Hebreos 12:28</w:t>
-        </w:r>
-      </w:hyperlink>
-    </w:p>
-    <w:p>
-      <w:pPr>
-        <w:pStyle w:val="ListBullet"/>
-        <w:spacing w:line="240" w:lineRule="auto"/>
-        <w:ind w:left="720"/>
-      </w:pPr>
-      <w:r>
-        <w:rPr>
-          <w:lang w:val="es_ES" w:bidi="es_ES"/>
-        </w:rPr>
-      </w:r>
-      <w:hyperlink r:id="rId47">
-        <w:r>
-          <w:rPr>
-            <w:lang w:val="es_ES" w:bidi="es_ES"/>
-          </w:rPr>
-          <w:rPr>
-            <w:color w:val="0000EE"/>
-            <w:u w:val="single"/>
-          </w:rPr>
-          <w:t>Salmo 22:23</w:t>
-        </w:r>
-      </w:hyperlink>
-    </w:p>
-    <w:p>
-      <w:pPr>
-        <w:pStyle w:val="ListBullet"/>
-        <w:spacing w:line="240" w:lineRule="auto"/>
-        <w:ind w:left="720"/>
-      </w:pPr>
-      <w:r>
-        <w:rPr>
-          <w:lang w:val="es_ES" w:bidi="es_ES"/>
-        </w:rPr>
-      </w:r>
-      <w:hyperlink r:id="rId48">
-        <w:r>
-          <w:rPr>
-            <w:lang w:val="es_ES" w:bidi="es_ES"/>
-          </w:rPr>
-          <w:rPr>
-            <w:color w:val="0000EE"/>
-            <w:u w:val="single"/>
-          </w:rPr>
-          <w:t>Salmos 147:4–5</w:t>
-        </w:r>
-      </w:hyperlink>
+      <w:r>
+        <w:rPr>
+          <w:lang w:val="es_ES" w:bidi="es_ES"/>
+        </w:rPr>
+        <w:t>1 Crónicas 17:21</w:t>
+      </w:r>
+    </w:p>
+    <w:p>
+      <w:pPr>
+        <w:pStyle w:val="ListBullet"/>
+        <w:spacing w:line="240" w:lineRule="auto"/>
+        <w:ind w:left="720"/>
+      </w:pPr>
+      <w:r>
+        <w:rPr>
+          <w:lang w:val="es_ES" w:bidi="es_ES"/>
+        </w:rPr>
+      </w:r>
+      <w:r>
+        <w:rPr>
+          <w:lang w:val="es_ES" w:bidi="es_ES"/>
+        </w:rPr>
+        <w:t>Génesis 28:16–17</w:t>
+      </w:r>
+    </w:p>
+    <w:p>
+      <w:pPr>
+        <w:pStyle w:val="ListBullet"/>
+        <w:spacing w:line="240" w:lineRule="auto"/>
+        <w:ind w:left="720"/>
+      </w:pPr>
+      <w:r>
+        <w:rPr>
+          <w:lang w:val="es_ES" w:bidi="es_ES"/>
+        </w:rPr>
+      </w:r>
+      <w:r>
+        <w:rPr>
+          <w:lang w:val="es_ES" w:bidi="es_ES"/>
+        </w:rPr>
+        <w:t>Hebreos 12:28</w:t>
+      </w:r>
+    </w:p>
+    <w:p>
+      <w:pPr>
+        <w:pStyle w:val="ListBullet"/>
+        <w:spacing w:line="240" w:lineRule="auto"/>
+        <w:ind w:left="720"/>
+      </w:pPr>
+      <w:r>
+        <w:rPr>
+          <w:lang w:val="es_ES" w:bidi="es_ES"/>
+        </w:rPr>
+      </w:r>
+      <w:r>
+        <w:rPr>
+          <w:lang w:val="es_ES" w:bidi="es_ES"/>
+        </w:rPr>
+        <w:t>Salmo 22:23</w:t>
+      </w:r>
+    </w:p>
+    <w:p>
+      <w:pPr>
+        <w:pStyle w:val="ListBullet"/>
+        <w:spacing w:line="240" w:lineRule="auto"/>
+        <w:ind w:left="720"/>
+      </w:pPr>
+      <w:r>
+        <w:rPr>
+          <w:lang w:val="es_ES" w:bidi="es_ES"/>
+        </w:rPr>
+      </w:r>
+      <w:r>
+        <w:rPr>
+          <w:lang w:val="es_ES" w:bidi="es_ES"/>
+        </w:rPr>
+        <w:t>Salmos 147:4–5</w:t>
+      </w:r>
     </w:p>
     <w:p>
       <w:pPr>
@@ -3287,138 +3071,102 @@
           <w:lang w:val="es_ES" w:bidi="es_ES"/>
         </w:rPr>
       </w:r>
-      <w:hyperlink r:id="rId49">
-        <w:r>
-          <w:rPr>
-            <w:lang w:val="es_ES" w:bidi="es_ES"/>
-          </w:rPr>
-          <w:rPr>
-            <w:color w:val="0000EE"/>
-            <w:u w:val="single"/>
-          </w:rPr>
-          <w:t>Hechos 3:2</w:t>
-        </w:r>
-      </w:hyperlink>
-    </w:p>
-    <w:p>
-      <w:pPr>
-        <w:pStyle w:val="ListBullet"/>
-        <w:spacing w:line="240" w:lineRule="auto"/>
-        <w:ind w:left="720"/>
-      </w:pPr>
-      <w:r>
-        <w:rPr>
-          <w:lang w:val="es_ES" w:bidi="es_ES"/>
-        </w:rPr>
-      </w:r>
-      <w:hyperlink r:id="rId50">
-        <w:r>
-          <w:rPr>
-            <w:lang w:val="es_ES" w:bidi="es_ES"/>
-          </w:rPr>
-          <w:rPr>
-            <w:color w:val="0000EE"/>
-            <w:u w:val="single"/>
-          </w:rPr>
-          <w:t>Hechos 3:8</w:t>
-        </w:r>
-      </w:hyperlink>
-    </w:p>
-    <w:p>
-      <w:pPr>
-        <w:pStyle w:val="ListBullet"/>
-        <w:spacing w:line="240" w:lineRule="auto"/>
-        <w:ind w:left="720"/>
-      </w:pPr>
-      <w:r>
-        <w:rPr>
-          <w:lang w:val="es_ES" w:bidi="es_ES"/>
-        </w:rPr>
-      </w:r>
-      <w:hyperlink r:id="rId51">
-        <w:r>
-          <w:rPr>
-            <w:lang w:val="es_ES" w:bidi="es_ES"/>
-          </w:rPr>
-          <w:rPr>
-            <w:color w:val="0000EE"/>
-            <w:u w:val="single"/>
-          </w:rPr>
-          <w:t>Ezequiel 45:18–20</w:t>
-        </w:r>
-      </w:hyperlink>
-    </w:p>
-    <w:p>
-      <w:pPr>
-        <w:pStyle w:val="ListBullet"/>
-        <w:spacing w:line="240" w:lineRule="auto"/>
-        <w:ind w:left="720"/>
-      </w:pPr>
-      <w:r>
-        <w:rPr>
-          <w:lang w:val="es_ES" w:bidi="es_ES"/>
-        </w:rPr>
-      </w:r>
-      <w:hyperlink r:id="rId52">
-        <w:r>
-          <w:rPr>
-            <w:lang w:val="es_ES" w:bidi="es_ES"/>
-          </w:rPr>
-          <w:rPr>
-            <w:color w:val="0000EE"/>
-            <w:u w:val="single"/>
-          </w:rPr>
-          <w:t>Lucas 19:46</w:t>
-        </w:r>
-      </w:hyperlink>
-    </w:p>
-    <w:p>
-      <w:pPr>
-        <w:pStyle w:val="ListBullet"/>
-        <w:spacing w:line="240" w:lineRule="auto"/>
-        <w:ind w:left="720"/>
-      </w:pPr>
-      <w:r>
-        <w:rPr>
-          <w:lang w:val="es_ES" w:bidi="es_ES"/>
-        </w:rPr>
-      </w:r>
-      <w:hyperlink r:id="rId53">
-        <w:r>
-          <w:rPr>
-            <w:lang w:val="es_ES" w:bidi="es_ES"/>
-          </w:rPr>
-          <w:rPr>
-            <w:color w:val="0000EE"/>
-            <w:u w:val="single"/>
-          </w:rPr>
-          <w:t>Nehemías 10:28</w:t>
-        </w:r>
-      </w:hyperlink>
-    </w:p>
-    <w:p>
-      <w:pPr>
-        <w:pStyle w:val="ListBullet"/>
-        <w:spacing w:line="240" w:lineRule="auto"/>
-        <w:ind w:left="720"/>
-      </w:pPr>
-      <w:r>
-        <w:rPr>
-          <w:lang w:val="es_ES" w:bidi="es_ES"/>
-        </w:rPr>
-      </w:r>
-      <w:hyperlink r:id="rId54">
-        <w:r>
-          <w:rPr>
-            <w:lang w:val="es_ES" w:bidi="es_ES"/>
-          </w:rPr>
-          <w:rPr>
-            <w:color w:val="0000EE"/>
-            <w:u w:val="single"/>
-          </w:rPr>
-          <w:t>Salmo 79:1–3</w:t>
-        </w:r>
-      </w:hyperlink>
+      <w:r>
+        <w:rPr>
+          <w:lang w:val="es_ES" w:bidi="es_ES"/>
+        </w:rPr>
+        <w:t>Hechos 3:2</w:t>
+      </w:r>
+    </w:p>
+    <w:p>
+      <w:pPr>
+        <w:pStyle w:val="ListBullet"/>
+        <w:spacing w:line="240" w:lineRule="auto"/>
+        <w:ind w:left="720"/>
+      </w:pPr>
+      <w:r>
+        <w:rPr>
+          <w:lang w:val="es_ES" w:bidi="es_ES"/>
+        </w:rPr>
+      </w:r>
+      <w:r>
+        <w:rPr>
+          <w:lang w:val="es_ES" w:bidi="es_ES"/>
+        </w:rPr>
+        <w:t>Hechos 3:8</w:t>
+      </w:r>
+    </w:p>
+    <w:p>
+      <w:pPr>
+        <w:pStyle w:val="ListBullet"/>
+        <w:spacing w:line="240" w:lineRule="auto"/>
+        <w:ind w:left="720"/>
+      </w:pPr>
+      <w:r>
+        <w:rPr>
+          <w:lang w:val="es_ES" w:bidi="es_ES"/>
+        </w:rPr>
+      </w:r>
+      <w:r>
+        <w:rPr>
+          <w:lang w:val="es_ES" w:bidi="es_ES"/>
+        </w:rPr>
+        <w:t>Ezequiel 45:18–20</w:t>
+      </w:r>
+    </w:p>
+    <w:p>
+      <w:pPr>
+        <w:pStyle w:val="ListBullet"/>
+        <w:spacing w:line="240" w:lineRule="auto"/>
+        <w:ind w:left="720"/>
+      </w:pPr>
+      <w:r>
+        <w:rPr>
+          <w:lang w:val="es_ES" w:bidi="es_ES"/>
+        </w:rPr>
+      </w:r>
+      <w:r>
+        <w:rPr>
+          <w:lang w:val="es_ES" w:bidi="es_ES"/>
+        </w:rPr>
+        <w:t>Lucas 19:46</w:t>
+      </w:r>
+    </w:p>
+    <w:p>
+      <w:pPr>
+        <w:pStyle w:val="ListBullet"/>
+        <w:spacing w:line="240" w:lineRule="auto"/>
+        <w:ind w:left="720"/>
+      </w:pPr>
+      <w:r>
+        <w:rPr>
+          <w:lang w:val="es_ES" w:bidi="es_ES"/>
+        </w:rPr>
+      </w:r>
+      <w:r>
+        <w:rPr>
+          <w:lang w:val="es_ES" w:bidi="es_ES"/>
+        </w:rPr>
+        <w:t>Nehemías 10:28</w:t>
+      </w:r>
+    </w:p>
+    <w:p>
+      <w:pPr>
+        <w:pStyle w:val="ListBullet"/>
+        <w:spacing w:line="240" w:lineRule="auto"/>
+        <w:ind w:left="720"/>
+      </w:pPr>
+      <w:r>
+        <w:rPr>
+          <w:lang w:val="es_ES" w:bidi="es_ES"/>
+        </w:rPr>
+      </w:r>
+      <w:r>
+        <w:rPr>
+          <w:lang w:val="es_ES" w:bidi="es_ES"/>
+        </w:rPr>
+        <w:t>Salmo 79:1–3</w:t>
+      </w:r>
     </w:p>
     <w:p>
       <w:pPr>
@@ -4025,138 +3773,102 @@
           <w:lang w:val="es_ES" w:bidi="es_ES"/>
         </w:rPr>
       </w:r>
-      <w:hyperlink r:id="rId55">
-        <w:r>
-          <w:rPr>
-            <w:lang w:val="es_ES" w:bidi="es_ES"/>
-          </w:rPr>
-          <w:rPr>
-            <w:color w:val="0000EE"/>
-            <w:u w:val="single"/>
-          </w:rPr>
-          <w:t>1 Tesalonicenses 3:4–5</w:t>
-        </w:r>
-      </w:hyperlink>
-    </w:p>
-    <w:p>
-      <w:pPr>
-        <w:pStyle w:val="ListBullet"/>
-        <w:spacing w:line="240" w:lineRule="auto"/>
-        <w:ind w:left="720"/>
-      </w:pPr>
-      <w:r>
-        <w:rPr>
-          <w:lang w:val="es_ES" w:bidi="es_ES"/>
-        </w:rPr>
-      </w:r>
-      <w:hyperlink r:id="rId56">
-        <w:r>
-          <w:rPr>
-            <w:lang w:val="es_ES" w:bidi="es_ES"/>
-          </w:rPr>
-          <w:rPr>
-            <w:color w:val="0000EE"/>
-            <w:u w:val="single"/>
-          </w:rPr>
-          <w:t>Hebreos 4:15</w:t>
-        </w:r>
-      </w:hyperlink>
-    </w:p>
-    <w:p>
-      <w:pPr>
-        <w:pStyle w:val="ListBullet"/>
-        <w:spacing w:line="240" w:lineRule="auto"/>
-        <w:ind w:left="720"/>
-      </w:pPr>
-      <w:r>
-        <w:rPr>
-          <w:lang w:val="es_ES" w:bidi="es_ES"/>
-        </w:rPr>
-      </w:r>
-      <w:hyperlink r:id="rId57">
-        <w:r>
-          <w:rPr>
-            <w:lang w:val="es_ES" w:bidi="es_ES"/>
-          </w:rPr>
-          <w:rPr>
-            <w:color w:val="0000EE"/>
-            <w:u w:val="single"/>
-          </w:rPr>
-          <w:t>Santiago 1:13</w:t>
-        </w:r>
-      </w:hyperlink>
-    </w:p>
-    <w:p>
-      <w:pPr>
-        <w:pStyle w:val="ListBullet"/>
-        <w:spacing w:line="240" w:lineRule="auto"/>
-        <w:ind w:left="720"/>
-      </w:pPr>
-      <w:r>
-        <w:rPr>
-          <w:lang w:val="es_ES" w:bidi="es_ES"/>
-        </w:rPr>
-      </w:r>
-      <w:hyperlink r:id="rId58">
-        <w:r>
-          <w:rPr>
-            <w:lang w:val="es_ES" w:bidi="es_ES"/>
-          </w:rPr>
-          <w:rPr>
-            <w:color w:val="0000EE"/>
-            <w:u w:val="single"/>
-          </w:rPr>
-          <w:t>Lucas 4:2</w:t>
-        </w:r>
-      </w:hyperlink>
-    </w:p>
-    <w:p>
-      <w:pPr>
-        <w:pStyle w:val="ListBullet"/>
-        <w:spacing w:line="240" w:lineRule="auto"/>
-        <w:ind w:left="720"/>
-      </w:pPr>
-      <w:r>
-        <w:rPr>
-          <w:lang w:val="es_ES" w:bidi="es_ES"/>
-        </w:rPr>
-      </w:r>
-      <w:hyperlink r:id="rId59">
-        <w:r>
-          <w:rPr>
-            <w:lang w:val="es_ES" w:bidi="es_ES"/>
-          </w:rPr>
-          <w:rPr>
-            <w:color w:val="0000EE"/>
-            <w:u w:val="single"/>
-          </w:rPr>
-          <w:t>Lucas 11:4</w:t>
-        </w:r>
-      </w:hyperlink>
-    </w:p>
-    <w:p>
-      <w:pPr>
-        <w:pStyle w:val="ListBullet"/>
-        <w:spacing w:line="240" w:lineRule="auto"/>
-        <w:ind w:left="720"/>
-      </w:pPr>
-      <w:r>
-        <w:rPr>
-          <w:lang w:val="es_ES" w:bidi="es_ES"/>
-        </w:rPr>
-      </w:r>
-      <w:hyperlink r:id="rId60">
-        <w:r>
-          <w:rPr>
-            <w:lang w:val="es_ES" w:bidi="es_ES"/>
-          </w:rPr>
-          <w:rPr>
-            <w:color w:val="0000EE"/>
-            <w:u w:val="single"/>
-          </w:rPr>
-          <w:t>Mateo 26:41</w:t>
-        </w:r>
-      </w:hyperlink>
+      <w:r>
+        <w:rPr>
+          <w:lang w:val="es_ES" w:bidi="es_ES"/>
+        </w:rPr>
+        <w:t>1 Tesalonicenses 3:4–5</w:t>
+      </w:r>
+    </w:p>
+    <w:p>
+      <w:pPr>
+        <w:pStyle w:val="ListBullet"/>
+        <w:spacing w:line="240" w:lineRule="auto"/>
+        <w:ind w:left="720"/>
+      </w:pPr>
+      <w:r>
+        <w:rPr>
+          <w:lang w:val="es_ES" w:bidi="es_ES"/>
+        </w:rPr>
+      </w:r>
+      <w:r>
+        <w:rPr>
+          <w:lang w:val="es_ES" w:bidi="es_ES"/>
+        </w:rPr>
+        <w:t>Hebreos 4:15</w:t>
+      </w:r>
+    </w:p>
+    <w:p>
+      <w:pPr>
+        <w:pStyle w:val="ListBullet"/>
+        <w:spacing w:line="240" w:lineRule="auto"/>
+        <w:ind w:left="720"/>
+      </w:pPr>
+      <w:r>
+        <w:rPr>
+          <w:lang w:val="es_ES" w:bidi="es_ES"/>
+        </w:rPr>
+      </w:r>
+      <w:r>
+        <w:rPr>
+          <w:lang w:val="es_ES" w:bidi="es_ES"/>
+        </w:rPr>
+        <w:t>Santiago 1:13</w:t>
+      </w:r>
+    </w:p>
+    <w:p>
+      <w:pPr>
+        <w:pStyle w:val="ListBullet"/>
+        <w:spacing w:line="240" w:lineRule="auto"/>
+        <w:ind w:left="720"/>
+      </w:pPr>
+      <w:r>
+        <w:rPr>
+          <w:lang w:val="es_ES" w:bidi="es_ES"/>
+        </w:rPr>
+      </w:r>
+      <w:r>
+        <w:rPr>
+          <w:lang w:val="es_ES" w:bidi="es_ES"/>
+        </w:rPr>
+        <w:t>Lucas 4:2</w:t>
+      </w:r>
+    </w:p>
+    <w:p>
+      <w:pPr>
+        <w:pStyle w:val="ListBullet"/>
+        <w:spacing w:line="240" w:lineRule="auto"/>
+        <w:ind w:left="720"/>
+      </w:pPr>
+      <w:r>
+        <w:rPr>
+          <w:lang w:val="es_ES" w:bidi="es_ES"/>
+        </w:rPr>
+      </w:r>
+      <w:r>
+        <w:rPr>
+          <w:lang w:val="es_ES" w:bidi="es_ES"/>
+        </w:rPr>
+        <w:t>Lucas 11:4</w:t>
+      </w:r>
+    </w:p>
+    <w:p>
+      <w:pPr>
+        <w:pStyle w:val="ListBullet"/>
+        <w:spacing w:line="240" w:lineRule="auto"/>
+        <w:ind w:left="720"/>
+      </w:pPr>
+      <w:r>
+        <w:rPr>
+          <w:lang w:val="es_ES" w:bidi="es_ES"/>
+        </w:rPr>
+      </w:r>
+      <w:r>
+        <w:rPr>
+          <w:lang w:val="es_ES" w:bidi="es_ES"/>
+        </w:rPr>
+        <w:t>Mateo 26:41</w:t>
+      </w:r>
     </w:p>
     <w:p>
       <w:pPr>
@@ -4565,66 +4277,48 @@
           <w:lang w:val="es_ES" w:bidi="es_ES"/>
         </w:rPr>
       </w:r>
-      <w:hyperlink r:id="rId61">
-        <w:r>
-          <w:rPr>
-            <w:lang w:val="es_ES" w:bidi="es_ES"/>
-          </w:rPr>
-          <w:rPr>
-            <w:color w:val="0000EE"/>
-            <w:u w:val="single"/>
-          </w:rPr>
-          <w:t>Génesis 11:31–32</w:t>
-        </w:r>
-      </w:hyperlink>
-    </w:p>
-    <w:p>
-      <w:pPr>
-        <w:pStyle w:val="ListBullet"/>
-        <w:spacing w:line="240" w:lineRule="auto"/>
-        <w:ind w:left="720"/>
-      </w:pPr>
-      <w:r>
-        <w:rPr>
-          <w:lang w:val="es_ES" w:bidi="es_ES"/>
-        </w:rPr>
-      </w:r>
-      <w:hyperlink r:id="rId62">
-        <w:r>
-          <w:rPr>
-            <w:lang w:val="es_ES" w:bidi="es_ES"/>
-          </w:rPr>
-          <w:rPr>
-            <w:color w:val="0000EE"/>
-            <w:u w:val="single"/>
-          </w:rPr>
-          <w:t>1 Crónicas 1:24–27</w:t>
-        </w:r>
-      </w:hyperlink>
-    </w:p>
-    <w:p>
-      <w:pPr>
-        <w:pStyle w:val="ListBullet"/>
-        <w:spacing w:line="240" w:lineRule="auto"/>
-        <w:ind w:left="720"/>
-      </w:pPr>
-      <w:r>
-        <w:rPr>
-          <w:lang w:val="es_ES" w:bidi="es_ES"/>
-        </w:rPr>
-      </w:r>
-      <w:hyperlink r:id="rId63">
-        <w:r>
-          <w:rPr>
-            <w:lang w:val="es_ES" w:bidi="es_ES"/>
-          </w:rPr>
-          <w:rPr>
-            <w:color w:val="0000EE"/>
-            <w:u w:val="single"/>
-          </w:rPr>
-          <w:t>Lucas 3:33–35</w:t>
-        </w:r>
-      </w:hyperlink>
+      <w:r>
+        <w:rPr>
+          <w:lang w:val="es_ES" w:bidi="es_ES"/>
+        </w:rPr>
+        <w:t>Génesis 11:31–32</w:t>
+      </w:r>
+    </w:p>
+    <w:p>
+      <w:pPr>
+        <w:pStyle w:val="ListBullet"/>
+        <w:spacing w:line="240" w:lineRule="auto"/>
+        <w:ind w:left="720"/>
+      </w:pPr>
+      <w:r>
+        <w:rPr>
+          <w:lang w:val="es_ES" w:bidi="es_ES"/>
+        </w:rPr>
+      </w:r>
+      <w:r>
+        <w:rPr>
+          <w:lang w:val="es_ES" w:bidi="es_ES"/>
+        </w:rPr>
+        <w:t>1 Crónicas 1:24–27</w:t>
+      </w:r>
+    </w:p>
+    <w:p>
+      <w:pPr>
+        <w:pStyle w:val="ListBullet"/>
+        <w:spacing w:line="240" w:lineRule="auto"/>
+        <w:ind w:left="720"/>
+      </w:pPr>
+      <w:r>
+        <w:rPr>
+          <w:lang w:val="es_ES" w:bidi="es_ES"/>
+        </w:rPr>
+      </w:r>
+      <w:r>
+        <w:rPr>
+          <w:lang w:val="es_ES" w:bidi="es_ES"/>
+        </w:rPr>
+        <w:t>Lucas 3:33–35</w:t>
+      </w:r>
     </w:p>
     <w:p>
       <w:pPr>
@@ -4900,90 +4594,66 @@
           <w:lang w:val="es_ES" w:bidi="es_ES"/>
         </w:rPr>
       </w:r>
-      <w:hyperlink r:id="rId64">
-        <w:r>
-          <w:rPr>
-            <w:lang w:val="es_ES" w:bidi="es_ES"/>
-          </w:rPr>
-          <w:rPr>
-            <w:color w:val="0000EE"/>
-            <w:u w:val="single"/>
-          </w:rPr>
-          <w:t>Deuteronomio 2:25</w:t>
-        </w:r>
-      </w:hyperlink>
-    </w:p>
-    <w:p>
-      <w:pPr>
-        <w:pStyle w:val="ListBullet"/>
-        <w:spacing w:line="240" w:lineRule="auto"/>
-        <w:ind w:left="720"/>
-      </w:pPr>
-      <w:r>
-        <w:rPr>
-          <w:lang w:val="es_ES" w:bidi="es_ES"/>
-        </w:rPr>
-      </w:r>
-      <w:hyperlink r:id="rId65">
-        <w:r>
-          <w:rPr>
-            <w:lang w:val="es_ES" w:bidi="es_ES"/>
-          </w:rPr>
-          <w:rPr>
-            <w:color w:val="0000EE"/>
-            <w:u w:val="single"/>
-          </w:rPr>
-          <w:t>Éxodo 14:10</w:t>
-        </w:r>
-      </w:hyperlink>
-    </w:p>
-    <w:p>
-      <w:pPr>
-        <w:pStyle w:val="ListBullet"/>
-        <w:spacing w:line="240" w:lineRule="auto"/>
-        <w:ind w:left="720"/>
-      </w:pPr>
-      <w:r>
-        <w:rPr>
-          <w:lang w:val="es_ES" w:bidi="es_ES"/>
-        </w:rPr>
-      </w:r>
-      <w:hyperlink r:id="rId66">
-        <w:r>
-          <w:rPr>
-            <w:lang w:val="es_ES" w:bidi="es_ES"/>
-          </w:rPr>
-          <w:rPr>
-            <w:color w:val="0000EE"/>
-            <w:u w:val="single"/>
-          </w:rPr>
-          <w:t>Lucas 21:9</w:t>
-        </w:r>
-      </w:hyperlink>
-    </w:p>
-    <w:p>
-      <w:pPr>
-        <w:pStyle w:val="ListBullet"/>
-        <w:spacing w:line="240" w:lineRule="auto"/>
-        <w:ind w:left="720"/>
-      </w:pPr>
-      <w:r>
-        <w:rPr>
-          <w:lang w:val="es_ES" w:bidi="es_ES"/>
-        </w:rPr>
-      </w:r>
-      <w:hyperlink r:id="rId67">
-        <w:r>
-          <w:rPr>
-            <w:lang w:val="es_ES" w:bidi="es_ES"/>
-          </w:rPr>
-          <w:rPr>
-            <w:color w:val="0000EE"/>
-            <w:u w:val="single"/>
-          </w:rPr>
-          <w:t>Marcos 6:48–50</w:t>
-        </w:r>
-      </w:hyperlink>
+      <w:r>
+        <w:rPr>
+          <w:lang w:val="es_ES" w:bidi="es_ES"/>
+        </w:rPr>
+        <w:t>Deuteronomio 2:25</w:t>
+      </w:r>
+    </w:p>
+    <w:p>
+      <w:pPr>
+        <w:pStyle w:val="ListBullet"/>
+        <w:spacing w:line="240" w:lineRule="auto"/>
+        <w:ind w:left="720"/>
+      </w:pPr>
+      <w:r>
+        <w:rPr>
+          <w:lang w:val="es_ES" w:bidi="es_ES"/>
+        </w:rPr>
+      </w:r>
+      <w:r>
+        <w:rPr>
+          <w:lang w:val="es_ES" w:bidi="es_ES"/>
+        </w:rPr>
+        <w:t>Éxodo 14:10</w:t>
+      </w:r>
+    </w:p>
+    <w:p>
+      <w:pPr>
+        <w:pStyle w:val="ListBullet"/>
+        <w:spacing w:line="240" w:lineRule="auto"/>
+        <w:ind w:left="720"/>
+      </w:pPr>
+      <w:r>
+        <w:rPr>
+          <w:lang w:val="es_ES" w:bidi="es_ES"/>
+        </w:rPr>
+      </w:r>
+      <w:r>
+        <w:rPr>
+          <w:lang w:val="es_ES" w:bidi="es_ES"/>
+        </w:rPr>
+        <w:t>Lucas 21:9</w:t>
+      </w:r>
+    </w:p>
+    <w:p>
+      <w:pPr>
+        <w:pStyle w:val="ListBullet"/>
+        <w:spacing w:line="240" w:lineRule="auto"/>
+        <w:ind w:left="720"/>
+      </w:pPr>
+      <w:r>
+        <w:rPr>
+          <w:lang w:val="es_ES" w:bidi="es_ES"/>
+        </w:rPr>
+      </w:r>
+      <w:r>
+        <w:rPr>
+          <w:lang w:val="es_ES" w:bidi="es_ES"/>
+        </w:rPr>
+        <w:t>Marcos 6:48–50</w:t>
+      </w:r>
     </w:p>
     <w:p>
       <w:pPr>
@@ -5213,114 +4883,84 @@
           <w:lang w:val="es_ES" w:bidi="es_ES"/>
         </w:rPr>
       </w:r>
-      <w:hyperlink r:id="rId68">
-        <w:r>
-          <w:rPr>
-            <w:lang w:val="es_ES" w:bidi="es_ES"/>
-          </w:rPr>
-          <w:rPr>
-            <w:color w:val="0000EE"/>
-            <w:u w:val="single"/>
-          </w:rPr>
-          <w:t>1 Tesalonicenses 1:1</w:t>
-        </w:r>
-      </w:hyperlink>
-    </w:p>
-    <w:p>
-      <w:pPr>
-        <w:pStyle w:val="ListBullet"/>
-        <w:spacing w:line="240" w:lineRule="auto"/>
-        <w:ind w:left="720"/>
-      </w:pPr>
-      <w:r>
-        <w:rPr>
-          <w:lang w:val="es_ES" w:bidi="es_ES"/>
-        </w:rPr>
-      </w:r>
-      <w:hyperlink r:id="rId69">
-        <w:r>
-          <w:rPr>
-            <w:lang w:val="es_ES" w:bidi="es_ES"/>
-          </w:rPr>
-          <w:rPr>
-            <w:color w:val="0000EE"/>
-            <w:u w:val="single"/>
-          </w:rPr>
-          <w:t>2 Tesalonicenses 1:1</w:t>
-        </w:r>
-      </w:hyperlink>
-    </w:p>
-    <w:p>
-      <w:pPr>
-        <w:pStyle w:val="ListBullet"/>
-        <w:spacing w:line="240" w:lineRule="auto"/>
-        <w:ind w:left="720"/>
-      </w:pPr>
-      <w:r>
-        <w:rPr>
-          <w:lang w:val="es_ES" w:bidi="es_ES"/>
-        </w:rPr>
-      </w:r>
-      <w:hyperlink r:id="rId70">
-        <w:r>
-          <w:rPr>
-            <w:lang w:val="es_ES" w:bidi="es_ES"/>
-          </w:rPr>
-          <w:rPr>
-            <w:color w:val="0000EE"/>
-            <w:u w:val="single"/>
-          </w:rPr>
-          <w:t>2 Timoteo 4:9–10</w:t>
-        </w:r>
-      </w:hyperlink>
-    </w:p>
-    <w:p>
-      <w:pPr>
-        <w:pStyle w:val="ListBullet"/>
-        <w:spacing w:line="240" w:lineRule="auto"/>
-        <w:ind w:left="720"/>
-      </w:pPr>
-      <w:r>
-        <w:rPr>
-          <w:lang w:val="es_ES" w:bidi="es_ES"/>
-        </w:rPr>
-      </w:r>
-      <w:hyperlink r:id="rId71">
-        <w:r>
-          <w:rPr>
-            <w:lang w:val="es_ES" w:bidi="es_ES"/>
-          </w:rPr>
-          <w:rPr>
-            <w:color w:val="0000EE"/>
-            <w:u w:val="single"/>
-          </w:rPr>
-          <w:t>Hechos 17:1</w:t>
-        </w:r>
-      </w:hyperlink>
-    </w:p>
-    <w:p>
-      <w:pPr>
-        <w:pStyle w:val="ListBullet"/>
-        <w:spacing w:line="240" w:lineRule="auto"/>
-        <w:ind w:left="720"/>
-      </w:pPr>
-      <w:r>
-        <w:rPr>
-          <w:lang w:val="es_ES" w:bidi="es_ES"/>
-        </w:rPr>
-      </w:r>
-      <w:hyperlink r:id="rId72">
-        <w:r>
-          <w:rPr>
-            <w:lang w:val="es_ES" w:bidi="es_ES"/>
-          </w:rPr>
-          <w:rPr>
-            <w:color w:val="0000EE"/>
-            <w:u w:val="single"/>
-          </w:rPr>
-          <w:t>Filipenses 4:14–17</w:t>
-        </w:r>
-      </w:hyperlink>
+      <w:r>
+        <w:rPr>
+          <w:lang w:val="es_ES" w:bidi="es_ES"/>
+        </w:rPr>
+        <w:t>1 Tesalonicenses 1:1</w:t>
+      </w:r>
+    </w:p>
+    <w:p>
+      <w:pPr>
+        <w:pStyle w:val="ListBullet"/>
+        <w:spacing w:line="240" w:lineRule="auto"/>
+        <w:ind w:left="720"/>
+      </w:pPr>
+      <w:r>
+        <w:rPr>
+          <w:lang w:val="es_ES" w:bidi="es_ES"/>
+        </w:rPr>
+      </w:r>
+      <w:r>
+        <w:rPr>
+          <w:lang w:val="es_ES" w:bidi="es_ES"/>
+        </w:rPr>
+        <w:t>2 Tesalonicenses 1:1</w:t>
+      </w:r>
+    </w:p>
+    <w:p>
+      <w:pPr>
+        <w:pStyle w:val="ListBullet"/>
+        <w:spacing w:line="240" w:lineRule="auto"/>
+        <w:ind w:left="720"/>
+      </w:pPr>
+      <w:r>
+        <w:rPr>
+          <w:lang w:val="es_ES" w:bidi="es_ES"/>
+        </w:rPr>
+      </w:r>
+      <w:r>
+        <w:rPr>
+          <w:lang w:val="es_ES" w:bidi="es_ES"/>
+        </w:rPr>
+        <w:t>2 Timoteo 4:9–10</w:t>
+      </w:r>
+    </w:p>
+    <w:p>
+      <w:pPr>
+        <w:pStyle w:val="ListBullet"/>
+        <w:spacing w:line="240" w:lineRule="auto"/>
+        <w:ind w:left="720"/>
+      </w:pPr>
+      <w:r>
+        <w:rPr>
+          <w:lang w:val="es_ES" w:bidi="es_ES"/>
+        </w:rPr>
+      </w:r>
+      <w:r>
+        <w:rPr>
+          <w:lang w:val="es_ES" w:bidi="es_ES"/>
+        </w:rPr>
+        <w:t>Hechos 17:1</w:t>
+      </w:r>
+    </w:p>
+    <w:p>
+      <w:pPr>
+        <w:pStyle w:val="ListBullet"/>
+        <w:spacing w:line="240" w:lineRule="auto"/>
+        <w:ind w:left="720"/>
+      </w:pPr>
+      <w:r>
+        <w:rPr>
+          <w:lang w:val="es_ES" w:bidi="es_ES"/>
+        </w:rPr>
+      </w:r>
+      <w:r>
+        <w:rPr>
+          <w:lang w:val="es_ES" w:bidi="es_ES"/>
+        </w:rPr>
+        <w:t>Filipenses 4:14–17</w:t>
+      </w:r>
     </w:p>
     <w:p>
       <w:pPr>
@@ -5909,402 +5549,300 @@
           <w:lang w:val="es_ES" w:bidi="es_ES"/>
         </w:rPr>
       </w:r>
-      <w:hyperlink r:id="rId73">
-        <w:r>
-          <w:rPr>
-            <w:lang w:val="es_ES" w:bidi="es_ES"/>
-          </w:rPr>
-          <w:rPr>
-            <w:color w:val="0000EE"/>
-            <w:u w:val="single"/>
-          </w:rPr>
-          <w:t>Deuteronomio 31:28</w:t>
-        </w:r>
-      </w:hyperlink>
-    </w:p>
-    <w:p>
-      <w:pPr>
-        <w:pStyle w:val="ListBullet"/>
-        <w:spacing w:line="240" w:lineRule="auto"/>
-        <w:ind w:left="720"/>
-      </w:pPr>
-      <w:r>
-        <w:rPr>
-          <w:lang w:val="es_ES" w:bidi="es_ES"/>
-        </w:rPr>
-      </w:r>
-      <w:hyperlink r:id="rId74">
-        <w:r>
-          <w:rPr>
-            <w:lang w:val="es_ES" w:bidi="es_ES"/>
-          </w:rPr>
-          <w:rPr>
-            <w:color w:val="0000EE"/>
-            <w:u w:val="single"/>
-          </w:rPr>
-          <w:t>Miqueas 6:3</w:t>
-        </w:r>
-      </w:hyperlink>
-    </w:p>
-    <w:p>
-      <w:pPr>
-        <w:pStyle w:val="ListBullet"/>
-        <w:spacing w:line="240" w:lineRule="auto"/>
-        <w:ind w:left="720"/>
-      </w:pPr>
-      <w:r>
-        <w:rPr>
-          <w:lang w:val="es_ES" w:bidi="es_ES"/>
-        </w:rPr>
-      </w:r>
-      <w:hyperlink r:id="rId75">
-        <w:r>
-          <w:rPr>
-            <w:lang w:val="es_ES" w:bidi="es_ES"/>
-          </w:rPr>
-          <w:rPr>
-            <w:color w:val="0000EE"/>
-            <w:u w:val="single"/>
-          </w:rPr>
-          <w:t>Mateo 26:60</w:t>
-        </w:r>
-      </w:hyperlink>
-    </w:p>
-    <w:p>
-      <w:pPr>
-        <w:pStyle w:val="ListBullet"/>
-        <w:spacing w:line="240" w:lineRule="auto"/>
-        <w:ind w:left="720"/>
-      </w:pPr>
-      <w:r>
-        <w:rPr>
-          <w:lang w:val="es_ES" w:bidi="es_ES"/>
-        </w:rPr>
-      </w:r>
-      <w:hyperlink r:id="rId76">
-        <w:r>
-          <w:rPr>
-            <w:lang w:val="es_ES" w:bidi="es_ES"/>
-          </w:rPr>
-          <w:rPr>
-            <w:color w:val="0000EE"/>
-            <w:u w:val="single"/>
-          </w:rPr>
-          <w:t>Marcos 1:44</w:t>
-        </w:r>
-      </w:hyperlink>
-    </w:p>
-    <w:p>
-      <w:pPr>
-        <w:pStyle w:val="ListBullet"/>
-        <w:spacing w:line="240" w:lineRule="auto"/>
-        <w:ind w:left="720"/>
-      </w:pPr>
-      <w:r>
-        <w:rPr>
-          <w:lang w:val="es_ES" w:bidi="es_ES"/>
-        </w:rPr>
-      </w:r>
-      <w:hyperlink r:id="rId77">
-        <w:r>
-          <w:rPr>
-            <w:lang w:val="es_ES" w:bidi="es_ES"/>
-          </w:rPr>
-          <w:rPr>
-            <w:color w:val="0000EE"/>
-            <w:u w:val="single"/>
-          </w:rPr>
-          <w:t>Juan 1:7</w:t>
-        </w:r>
-      </w:hyperlink>
-    </w:p>
-    <w:p>
-      <w:pPr>
-        <w:pStyle w:val="ListBullet"/>
-        <w:spacing w:line="240" w:lineRule="auto"/>
-        <w:ind w:left="720"/>
-      </w:pPr>
-      <w:r>
-        <w:rPr>
-          <w:lang w:val="es_ES" w:bidi="es_ES"/>
-        </w:rPr>
-      </w:r>
-      <w:hyperlink r:id="rId78">
-        <w:r>
-          <w:rPr>
-            <w:lang w:val="es_ES" w:bidi="es_ES"/>
-          </w:rPr>
-          <w:rPr>
-            <w:color w:val="0000EE"/>
-            <w:u w:val="single"/>
-          </w:rPr>
-          <w:t>Juan 3:33</w:t>
-        </w:r>
-      </w:hyperlink>
-    </w:p>
-    <w:p>
-      <w:pPr>
-        <w:pStyle w:val="ListBullet"/>
-        <w:spacing w:line="240" w:lineRule="auto"/>
-        <w:ind w:left="720"/>
-      </w:pPr>
-      <w:r>
-        <w:rPr>
-          <w:lang w:val="es_ES" w:bidi="es_ES"/>
-        </w:rPr>
-      </w:r>
-      <w:hyperlink r:id="rId79">
-        <w:r>
-          <w:rPr>
-            <w:lang w:val="es_ES" w:bidi="es_ES"/>
-          </w:rPr>
-          <w:rPr>
-            <w:color w:val="0000EE"/>
-            <w:u w:val="single"/>
-          </w:rPr>
-          <w:t>Hechos 4:32–33</w:t>
-        </w:r>
-      </w:hyperlink>
-    </w:p>
-    <w:p>
-      <w:pPr>
-        <w:pStyle w:val="ListBullet"/>
-        <w:spacing w:line="240" w:lineRule="auto"/>
-        <w:ind w:left="720"/>
-      </w:pPr>
-      <w:r>
-        <w:rPr>
-          <w:lang w:val="es_ES" w:bidi="es_ES"/>
-        </w:rPr>
-      </w:r>
-      <w:hyperlink r:id="rId80">
-        <w:r>
-          <w:rPr>
-            <w:lang w:val="es_ES" w:bidi="es_ES"/>
-          </w:rPr>
-          <w:rPr>
-            <w:color w:val="0000EE"/>
-            <w:u w:val="single"/>
-          </w:rPr>
-          <w:t>Hechos 7:44</w:t>
-        </w:r>
-      </w:hyperlink>
-    </w:p>
-    <w:p>
-      <w:pPr>
-        <w:pStyle w:val="ListBullet"/>
-        <w:spacing w:line="240" w:lineRule="auto"/>
-        <w:ind w:left="720"/>
-      </w:pPr>
-      <w:r>
-        <w:rPr>
-          <w:lang w:val="es_ES" w:bidi="es_ES"/>
-        </w:rPr>
-      </w:r>
-      <w:hyperlink r:id="rId81">
-        <w:r>
-          <w:rPr>
-            <w:lang w:val="es_ES" w:bidi="es_ES"/>
-          </w:rPr>
-          <w:rPr>
-            <w:color w:val="0000EE"/>
-            <w:u w:val="single"/>
-          </w:rPr>
-          <w:t>Hechos 13:31</w:t>
-        </w:r>
-      </w:hyperlink>
-    </w:p>
-    <w:p>
-      <w:pPr>
-        <w:pStyle w:val="ListBullet"/>
-        <w:spacing w:line="240" w:lineRule="auto"/>
-        <w:ind w:left="720"/>
-      </w:pPr>
-      <w:r>
-        <w:rPr>
-          <w:lang w:val="es_ES" w:bidi="es_ES"/>
-        </w:rPr>
-      </w:r>
-      <w:hyperlink r:id="rId82">
-        <w:r>
-          <w:rPr>
-            <w:lang w:val="es_ES" w:bidi="es_ES"/>
-          </w:rPr>
-          <w:rPr>
-            <w:color w:val="0000EE"/>
-            <w:u w:val="single"/>
-          </w:rPr>
-          <w:t>Romanos 1:9</w:t>
-        </w:r>
-      </w:hyperlink>
-    </w:p>
-    <w:p>
-      <w:pPr>
-        <w:pStyle w:val="ListBullet"/>
-        <w:spacing w:line="240" w:lineRule="auto"/>
-        <w:ind w:left="720"/>
-      </w:pPr>
-      <w:r>
-        <w:rPr>
-          <w:lang w:val="es_ES" w:bidi="es_ES"/>
-        </w:rPr>
-      </w:r>
-      <w:hyperlink r:id="rId83">
-        <w:r>
-          <w:rPr>
-            <w:lang w:val="es_ES" w:bidi="es_ES"/>
-          </w:rPr>
-          <w:rPr>
-            <w:color w:val="0000EE"/>
-            <w:u w:val="single"/>
-          </w:rPr>
-          <w:t>1 Tesalonicenses 2:10–12</w:t>
-        </w:r>
-      </w:hyperlink>
-    </w:p>
-    <w:p>
-      <w:pPr>
-        <w:pStyle w:val="ListBullet"/>
-        <w:spacing w:line="240" w:lineRule="auto"/>
-        <w:ind w:left="720"/>
-      </w:pPr>
-      <w:r>
-        <w:rPr>
-          <w:lang w:val="es_ES" w:bidi="es_ES"/>
-        </w:rPr>
-      </w:r>
-      <w:hyperlink r:id="rId84">
-        <w:r>
-          <w:rPr>
-            <w:lang w:val="es_ES" w:bidi="es_ES"/>
-          </w:rPr>
-          <w:rPr>
-            <w:color w:val="0000EE"/>
-            <w:u w:val="single"/>
-          </w:rPr>
-          <w:t>1 Timoteo 5:19–20</w:t>
-        </w:r>
-      </w:hyperlink>
-    </w:p>
-    <w:p>
-      <w:pPr>
-        <w:pStyle w:val="ListBullet"/>
-        <w:spacing w:line="240" w:lineRule="auto"/>
-        <w:ind w:left="720"/>
-      </w:pPr>
-      <w:r>
-        <w:rPr>
-          <w:lang w:val="es_ES" w:bidi="es_ES"/>
-        </w:rPr>
-      </w:r>
-      <w:hyperlink r:id="rId85">
-        <w:r>
-          <w:rPr>
-            <w:lang w:val="es_ES" w:bidi="es_ES"/>
-          </w:rPr>
-          <w:rPr>
-            <w:color w:val="0000EE"/>
-            <w:u w:val="single"/>
-          </w:rPr>
-          <w:t>2 Timoteo 1:8</w:t>
-        </w:r>
-      </w:hyperlink>
-    </w:p>
-    <w:p>
-      <w:pPr>
-        <w:pStyle w:val="ListBullet"/>
-        <w:spacing w:line="240" w:lineRule="auto"/>
-        <w:ind w:left="720"/>
-      </w:pPr>
-      <w:r>
-        <w:rPr>
-          <w:lang w:val="es_ES" w:bidi="es_ES"/>
-        </w:rPr>
-      </w:r>
-      <w:hyperlink r:id="rId86">
-        <w:r>
-          <w:rPr>
-            <w:lang w:val="es_ES" w:bidi="es_ES"/>
-          </w:rPr>
-          <w:rPr>
-            <w:color w:val="0000EE"/>
-            <w:u w:val="single"/>
-          </w:rPr>
-          <w:t>2 Pedro 1:16–18</w:t>
-        </w:r>
-      </w:hyperlink>
-    </w:p>
-    <w:p>
-      <w:pPr>
-        <w:pStyle w:val="ListBullet"/>
-        <w:spacing w:line="240" w:lineRule="auto"/>
-        <w:ind w:left="720"/>
-      </w:pPr>
-      <w:r>
-        <w:rPr>
-          <w:lang w:val="es_ES" w:bidi="es_ES"/>
-        </w:rPr>
-      </w:r>
-      <w:hyperlink r:id="rId87">
-        <w:r>
-          <w:rPr>
-            <w:lang w:val="es_ES" w:bidi="es_ES"/>
-          </w:rPr>
-          <w:rPr>
-            <w:color w:val="0000EE"/>
-            <w:u w:val="single"/>
-          </w:rPr>
-          <w:t>1 Juan 5:6–8</w:t>
-        </w:r>
-      </w:hyperlink>
-    </w:p>
-    <w:p>
-      <w:pPr>
-        <w:pStyle w:val="ListBullet"/>
-        <w:spacing w:line="240" w:lineRule="auto"/>
-        <w:ind w:left="720"/>
-      </w:pPr>
-      <w:r>
-        <w:rPr>
-          <w:lang w:val="es_ES" w:bidi="es_ES"/>
-        </w:rPr>
-      </w:r>
-      <w:hyperlink r:id="rId88">
-        <w:r>
-          <w:rPr>
-            <w:lang w:val="es_ES" w:bidi="es_ES"/>
-          </w:rPr>
-          <w:rPr>
-            <w:color w:val="0000EE"/>
-            <w:u w:val="single"/>
-          </w:rPr>
-          <w:t>3 Juan 1:12</w:t>
-        </w:r>
-      </w:hyperlink>
-    </w:p>
-    <w:p>
-      <w:pPr>
-        <w:pStyle w:val="ListBullet"/>
-        <w:spacing w:line="240" w:lineRule="auto"/>
-        <w:ind w:left="720"/>
-      </w:pPr>
-      <w:r>
-        <w:rPr>
-          <w:lang w:val="es_ES" w:bidi="es_ES"/>
-        </w:rPr>
-      </w:r>
-      <w:hyperlink r:id="rId89">
-        <w:r>
-          <w:rPr>
-            <w:lang w:val="es_ES" w:bidi="es_ES"/>
-          </w:rPr>
-          <w:rPr>
-            <w:color w:val="0000EE"/>
-            <w:u w:val="single"/>
-          </w:rPr>
-          <w:t>Apocalipsis 12:11</w:t>
-        </w:r>
-      </w:hyperlink>
+      <w:r>
+        <w:rPr>
+          <w:lang w:val="es_ES" w:bidi="es_ES"/>
+        </w:rPr>
+        <w:t>Deuteronomio 31:28</w:t>
+      </w:r>
+    </w:p>
+    <w:p>
+      <w:pPr>
+        <w:pStyle w:val="ListBullet"/>
+        <w:spacing w:line="240" w:lineRule="auto"/>
+        <w:ind w:left="720"/>
+      </w:pPr>
+      <w:r>
+        <w:rPr>
+          <w:lang w:val="es_ES" w:bidi="es_ES"/>
+        </w:rPr>
+      </w:r>
+      <w:r>
+        <w:rPr>
+          <w:lang w:val="es_ES" w:bidi="es_ES"/>
+        </w:rPr>
+        <w:t>Miqueas 6:3</w:t>
+      </w:r>
+    </w:p>
+    <w:p>
+      <w:pPr>
+        <w:pStyle w:val="ListBullet"/>
+        <w:spacing w:line="240" w:lineRule="auto"/>
+        <w:ind w:left="720"/>
+      </w:pPr>
+      <w:r>
+        <w:rPr>
+          <w:lang w:val="es_ES" w:bidi="es_ES"/>
+        </w:rPr>
+      </w:r>
+      <w:r>
+        <w:rPr>
+          <w:lang w:val="es_ES" w:bidi="es_ES"/>
+        </w:rPr>
+        <w:t>Mateo 26:60</w:t>
+      </w:r>
+    </w:p>
+    <w:p>
+      <w:pPr>
+        <w:pStyle w:val="ListBullet"/>
+        <w:spacing w:line="240" w:lineRule="auto"/>
+        <w:ind w:left="720"/>
+      </w:pPr>
+      <w:r>
+        <w:rPr>
+          <w:lang w:val="es_ES" w:bidi="es_ES"/>
+        </w:rPr>
+      </w:r>
+      <w:r>
+        <w:rPr>
+          <w:lang w:val="es_ES" w:bidi="es_ES"/>
+        </w:rPr>
+        <w:t>Marcos 1:44</w:t>
+      </w:r>
+    </w:p>
+    <w:p>
+      <w:pPr>
+        <w:pStyle w:val="ListBullet"/>
+        <w:spacing w:line="240" w:lineRule="auto"/>
+        <w:ind w:left="720"/>
+      </w:pPr>
+      <w:r>
+        <w:rPr>
+          <w:lang w:val="es_ES" w:bidi="es_ES"/>
+        </w:rPr>
+      </w:r>
+      <w:r>
+        <w:rPr>
+          <w:lang w:val="es_ES" w:bidi="es_ES"/>
+        </w:rPr>
+        <w:t>Juan 1:7</w:t>
+      </w:r>
+    </w:p>
+    <w:p>
+      <w:pPr>
+        <w:pStyle w:val="ListBullet"/>
+        <w:spacing w:line="240" w:lineRule="auto"/>
+        <w:ind w:left="720"/>
+      </w:pPr>
+      <w:r>
+        <w:rPr>
+          <w:lang w:val="es_ES" w:bidi="es_ES"/>
+        </w:rPr>
+      </w:r>
+      <w:r>
+        <w:rPr>
+          <w:lang w:val="es_ES" w:bidi="es_ES"/>
+        </w:rPr>
+        <w:t>Juan 3:33</w:t>
+      </w:r>
+    </w:p>
+    <w:p>
+      <w:pPr>
+        <w:pStyle w:val="ListBullet"/>
+        <w:spacing w:line="240" w:lineRule="auto"/>
+        <w:ind w:left="720"/>
+      </w:pPr>
+      <w:r>
+        <w:rPr>
+          <w:lang w:val="es_ES" w:bidi="es_ES"/>
+        </w:rPr>
+      </w:r>
+      <w:r>
+        <w:rPr>
+          <w:lang w:val="es_ES" w:bidi="es_ES"/>
+        </w:rPr>
+        <w:t>Hechos 4:32–33</w:t>
+      </w:r>
+    </w:p>
+    <w:p>
+      <w:pPr>
+        <w:pStyle w:val="ListBullet"/>
+        <w:spacing w:line="240" w:lineRule="auto"/>
+        <w:ind w:left="720"/>
+      </w:pPr>
+      <w:r>
+        <w:rPr>
+          <w:lang w:val="es_ES" w:bidi="es_ES"/>
+        </w:rPr>
+      </w:r>
+      <w:r>
+        <w:rPr>
+          <w:lang w:val="es_ES" w:bidi="es_ES"/>
+        </w:rPr>
+        <w:t>Hechos 7:44</w:t>
+      </w:r>
+    </w:p>
+    <w:p>
+      <w:pPr>
+        <w:pStyle w:val="ListBullet"/>
+        <w:spacing w:line="240" w:lineRule="auto"/>
+        <w:ind w:left="720"/>
+      </w:pPr>
+      <w:r>
+        <w:rPr>
+          <w:lang w:val="es_ES" w:bidi="es_ES"/>
+        </w:rPr>
+      </w:r>
+      <w:r>
+        <w:rPr>
+          <w:lang w:val="es_ES" w:bidi="es_ES"/>
+        </w:rPr>
+        <w:t>Hechos 13:31</w:t>
+      </w:r>
+    </w:p>
+    <w:p>
+      <w:pPr>
+        <w:pStyle w:val="ListBullet"/>
+        <w:spacing w:line="240" w:lineRule="auto"/>
+        <w:ind w:left="720"/>
+      </w:pPr>
+      <w:r>
+        <w:rPr>
+          <w:lang w:val="es_ES" w:bidi="es_ES"/>
+        </w:rPr>
+      </w:r>
+      <w:r>
+        <w:rPr>
+          <w:lang w:val="es_ES" w:bidi="es_ES"/>
+        </w:rPr>
+        <w:t>Romanos 1:9</w:t>
+      </w:r>
+    </w:p>
+    <w:p>
+      <w:pPr>
+        <w:pStyle w:val="ListBullet"/>
+        <w:spacing w:line="240" w:lineRule="auto"/>
+        <w:ind w:left="720"/>
+      </w:pPr>
+      <w:r>
+        <w:rPr>
+          <w:lang w:val="es_ES" w:bidi="es_ES"/>
+        </w:rPr>
+      </w:r>
+      <w:r>
+        <w:rPr>
+          <w:lang w:val="es_ES" w:bidi="es_ES"/>
+        </w:rPr>
+        <w:t>1 Tesalonicenses 2:10–12</w:t>
+      </w:r>
+    </w:p>
+    <w:p>
+      <w:pPr>
+        <w:pStyle w:val="ListBullet"/>
+        <w:spacing w:line="240" w:lineRule="auto"/>
+        <w:ind w:left="720"/>
+      </w:pPr>
+      <w:r>
+        <w:rPr>
+          <w:lang w:val="es_ES" w:bidi="es_ES"/>
+        </w:rPr>
+      </w:r>
+      <w:r>
+        <w:rPr>
+          <w:lang w:val="es_ES" w:bidi="es_ES"/>
+        </w:rPr>
+        <w:t>1 Timoteo 5:19–20</w:t>
+      </w:r>
+    </w:p>
+    <w:p>
+      <w:pPr>
+        <w:pStyle w:val="ListBullet"/>
+        <w:spacing w:line="240" w:lineRule="auto"/>
+        <w:ind w:left="720"/>
+      </w:pPr>
+      <w:r>
+        <w:rPr>
+          <w:lang w:val="es_ES" w:bidi="es_ES"/>
+        </w:rPr>
+      </w:r>
+      <w:r>
+        <w:rPr>
+          <w:lang w:val="es_ES" w:bidi="es_ES"/>
+        </w:rPr>
+        <w:t>2 Timoteo 1:8</w:t>
+      </w:r>
+    </w:p>
+    <w:p>
+      <w:pPr>
+        <w:pStyle w:val="ListBullet"/>
+        <w:spacing w:line="240" w:lineRule="auto"/>
+        <w:ind w:left="720"/>
+      </w:pPr>
+      <w:r>
+        <w:rPr>
+          <w:lang w:val="es_ES" w:bidi="es_ES"/>
+        </w:rPr>
+      </w:r>
+      <w:r>
+        <w:rPr>
+          <w:lang w:val="es_ES" w:bidi="es_ES"/>
+        </w:rPr>
+        <w:t>2 Pedro 1:16–18</w:t>
+      </w:r>
+    </w:p>
+    <w:p>
+      <w:pPr>
+        <w:pStyle w:val="ListBullet"/>
+        <w:spacing w:line="240" w:lineRule="auto"/>
+        <w:ind w:left="720"/>
+      </w:pPr>
+      <w:r>
+        <w:rPr>
+          <w:lang w:val="es_ES" w:bidi="es_ES"/>
+        </w:rPr>
+      </w:r>
+      <w:r>
+        <w:rPr>
+          <w:lang w:val="es_ES" w:bidi="es_ES"/>
+        </w:rPr>
+        <w:t>1 Juan 5:6–8</w:t>
+      </w:r>
+    </w:p>
+    <w:p>
+      <w:pPr>
+        <w:pStyle w:val="ListBullet"/>
+        <w:spacing w:line="240" w:lineRule="auto"/>
+        <w:ind w:left="720"/>
+      </w:pPr>
+      <w:r>
+        <w:rPr>
+          <w:lang w:val="es_ES" w:bidi="es_ES"/>
+        </w:rPr>
+      </w:r>
+      <w:r>
+        <w:rPr>
+          <w:lang w:val="es_ES" w:bidi="es_ES"/>
+        </w:rPr>
+        <w:t>3 Juan 1:12</w:t>
+      </w:r>
+    </w:p>
+    <w:p>
+      <w:pPr>
+        <w:pStyle w:val="ListBullet"/>
+        <w:spacing w:line="240" w:lineRule="auto"/>
+        <w:ind w:left="720"/>
+      </w:pPr>
+      <w:r>
+        <w:rPr>
+          <w:lang w:val="es_ES" w:bidi="es_ES"/>
+        </w:rPr>
+      </w:r>
+      <w:r>
+        <w:rPr>
+          <w:lang w:val="es_ES" w:bidi="es_ES"/>
+        </w:rPr>
+        <w:t>Apocalipsis 12:11</w:t>
+      </w:r>
     </w:p>
     <w:p>
       <w:pPr>
@@ -6761,66 +6299,48 @@
           <w:lang w:val="es_ES" w:bidi="es_ES"/>
         </w:rPr>
       </w:r>
-      <w:hyperlink r:id="rId90">
-        <w:r>
-          <w:rPr>
-            <w:lang w:val="es_ES" w:bidi="es_ES"/>
-          </w:rPr>
-          <w:rPr>
-            <w:color w:val="0000EE"/>
-            <w:u w:val="single"/>
-          </w:rPr>
-          <w:t>Lucas 3:1–2</w:t>
-        </w:r>
-      </w:hyperlink>
-    </w:p>
-    <w:p>
-      <w:pPr>
-        <w:pStyle w:val="ListBullet"/>
-        <w:spacing w:line="240" w:lineRule="auto"/>
-        <w:ind w:left="720"/>
-      </w:pPr>
-      <w:r>
-        <w:rPr>
-          <w:lang w:val="es_ES" w:bidi="es_ES"/>
-        </w:rPr>
-      </w:r>
-      <w:hyperlink r:id="rId91">
-        <w:r>
-          <w:rPr>
-            <w:lang w:val="es_ES" w:bidi="es_ES"/>
-          </w:rPr>
-          <w:rPr>
-            <w:color w:val="0000EE"/>
-            <w:u w:val="single"/>
-          </w:rPr>
-          <w:t>Lucas 9:7</w:t>
-        </w:r>
-      </w:hyperlink>
-    </w:p>
-    <w:p>
-      <w:pPr>
-        <w:pStyle w:val="ListBullet"/>
-        <w:spacing w:line="240" w:lineRule="auto"/>
-        <w:ind w:left="720"/>
-      </w:pPr>
-      <w:r>
-        <w:rPr>
-          <w:lang w:val="es_ES" w:bidi="es_ES"/>
-        </w:rPr>
-      </w:r>
-      <w:hyperlink r:id="rId92">
-        <w:r>
-          <w:rPr>
-            <w:lang w:val="es_ES" w:bidi="es_ES"/>
-          </w:rPr>
-          <w:rPr>
-            <w:color w:val="0000EE"/>
-            <w:u w:val="single"/>
-          </w:rPr>
-          <w:t>Mateo 14:1–2</w:t>
-        </w:r>
-      </w:hyperlink>
+      <w:r>
+        <w:rPr>
+          <w:lang w:val="es_ES" w:bidi="es_ES"/>
+        </w:rPr>
+        <w:t>Lucas 3:1–2</w:t>
+      </w:r>
+    </w:p>
+    <w:p>
+      <w:pPr>
+        <w:pStyle w:val="ListBullet"/>
+        <w:spacing w:line="240" w:lineRule="auto"/>
+        <w:ind w:left="720"/>
+      </w:pPr>
+      <w:r>
+        <w:rPr>
+          <w:lang w:val="es_ES" w:bidi="es_ES"/>
+        </w:rPr>
+      </w:r>
+      <w:r>
+        <w:rPr>
+          <w:lang w:val="es_ES" w:bidi="es_ES"/>
+        </w:rPr>
+        <w:t>Lucas 9:7</w:t>
+      </w:r>
+    </w:p>
+    <w:p>
+      <w:pPr>
+        <w:pStyle w:val="ListBullet"/>
+        <w:spacing w:line="240" w:lineRule="auto"/>
+        <w:ind w:left="720"/>
+      </w:pPr>
+      <w:r>
+        <w:rPr>
+          <w:lang w:val="es_ES" w:bidi="es_ES"/>
+        </w:rPr>
+      </w:r>
+      <w:r>
+        <w:rPr>
+          <w:lang w:val="es_ES" w:bidi="es_ES"/>
+        </w:rPr>
+        <w:t>Mateo 14:1–2</w:t>
+      </w:r>
     </w:p>
     <w:p>
       <w:pPr>
@@ -7024,138 +6544,102 @@
           <w:lang w:val="es_ES" w:bidi="es_ES"/>
         </w:rPr>
       </w:r>
-      <w:hyperlink r:id="rId93">
-        <w:r>
-          <w:rPr>
-            <w:lang w:val="es_ES" w:bidi="es_ES"/>
-          </w:rPr>
-          <w:rPr>
-            <w:color w:val="0000EE"/>
-            <w:u w:val="single"/>
-          </w:rPr>
-          <w:t>Hechos 1:7</w:t>
-        </w:r>
-      </w:hyperlink>
-    </w:p>
-    <w:p>
-      <w:pPr>
-        <w:pStyle w:val="ListBullet"/>
-        <w:spacing w:line="240" w:lineRule="auto"/>
-        <w:ind w:left="720"/>
-      </w:pPr>
-      <w:r>
-        <w:rPr>
-          <w:lang w:val="es_ES" w:bidi="es_ES"/>
-        </w:rPr>
-      </w:r>
-      <w:hyperlink r:id="rId94">
-        <w:r>
-          <w:rPr>
-            <w:lang w:val="es_ES" w:bidi="es_ES"/>
-          </w:rPr>
-          <w:rPr>
-            <w:color w:val="0000EE"/>
-            <w:u w:val="single"/>
-          </w:rPr>
-          <w:t>Daniel 12:1–2</w:t>
-        </w:r>
-      </w:hyperlink>
-    </w:p>
-    <w:p>
-      <w:pPr>
-        <w:pStyle w:val="ListBullet"/>
-        <w:spacing w:line="240" w:lineRule="auto"/>
-        <w:ind w:left="720"/>
-      </w:pPr>
-      <w:r>
-        <w:rPr>
-          <w:lang w:val="es_ES" w:bidi="es_ES"/>
-        </w:rPr>
-      </w:r>
-      <w:hyperlink r:id="rId95">
-        <w:r>
-          <w:rPr>
-            <w:lang w:val="es_ES" w:bidi="es_ES"/>
-          </w:rPr>
-          <w:rPr>
-            <w:color w:val="0000EE"/>
-            <w:u w:val="single"/>
-          </w:rPr>
-          <w:t>Marcos 11:11</w:t>
-        </w:r>
-      </w:hyperlink>
-    </w:p>
-    <w:p>
-      <w:pPr>
-        <w:pStyle w:val="ListBullet"/>
-        <w:spacing w:line="240" w:lineRule="auto"/>
-        <w:ind w:left="720"/>
-      </w:pPr>
-      <w:r>
-        <w:rPr>
-          <w:lang w:val="es_ES" w:bidi="es_ES"/>
-        </w:rPr>
-      </w:r>
-      <w:hyperlink r:id="rId96">
-        <w:r>
-          <w:rPr>
-            <w:lang w:val="es_ES" w:bidi="es_ES"/>
-          </w:rPr>
-          <w:rPr>
-            <w:color w:val="0000EE"/>
-            <w:u w:val="single"/>
-          </w:rPr>
-          <w:t>Mateo 8:29</w:t>
-        </w:r>
-      </w:hyperlink>
-    </w:p>
-    <w:p>
-      <w:pPr>
-        <w:pStyle w:val="ListBullet"/>
-        <w:spacing w:line="240" w:lineRule="auto"/>
-        <w:ind w:left="720"/>
-      </w:pPr>
-      <w:r>
-        <w:rPr>
-          <w:lang w:val="es_ES" w:bidi="es_ES"/>
-        </w:rPr>
-      </w:r>
-      <w:hyperlink r:id="rId97">
-        <w:r>
-          <w:rPr>
-            <w:lang w:val="es_ES" w:bidi="es_ES"/>
-          </w:rPr>
-          <w:rPr>
-            <w:color w:val="0000EE"/>
-            <w:u w:val="single"/>
-          </w:rPr>
-          <w:t>Salmos 68:28–29</w:t>
-        </w:r>
-      </w:hyperlink>
-    </w:p>
-    <w:p>
-      <w:pPr>
-        <w:pStyle w:val="ListBullet"/>
-        <w:spacing w:line="240" w:lineRule="auto"/>
-        <w:ind w:left="720"/>
-      </w:pPr>
-      <w:r>
-        <w:rPr>
-          <w:lang w:val="es_ES" w:bidi="es_ES"/>
-        </w:rPr>
-      </w:r>
-      <w:hyperlink r:id="rId98">
-        <w:r>
-          <w:rPr>
-            <w:lang w:val="es_ES" w:bidi="es_ES"/>
-          </w:rPr>
-          <w:rPr>
-            <w:color w:val="0000EE"/>
-            <w:u w:val="single"/>
-          </w:rPr>
-          <w:t>Apocalipsis 14:15</w:t>
-        </w:r>
-      </w:hyperlink>
+      <w:r>
+        <w:rPr>
+          <w:lang w:val="es_ES" w:bidi="es_ES"/>
+        </w:rPr>
+        <w:t>Hechos 1:7</w:t>
+      </w:r>
+    </w:p>
+    <w:p>
+      <w:pPr>
+        <w:pStyle w:val="ListBullet"/>
+        <w:spacing w:line="240" w:lineRule="auto"/>
+        <w:ind w:left="720"/>
+      </w:pPr>
+      <w:r>
+        <w:rPr>
+          <w:lang w:val="es_ES" w:bidi="es_ES"/>
+        </w:rPr>
+      </w:r>
+      <w:r>
+        <w:rPr>
+          <w:lang w:val="es_ES" w:bidi="es_ES"/>
+        </w:rPr>
+        <w:t>Daniel 12:1–2</w:t>
+      </w:r>
+    </w:p>
+    <w:p>
+      <w:pPr>
+        <w:pStyle w:val="ListBullet"/>
+        <w:spacing w:line="240" w:lineRule="auto"/>
+        <w:ind w:left="720"/>
+      </w:pPr>
+      <w:r>
+        <w:rPr>
+          <w:lang w:val="es_ES" w:bidi="es_ES"/>
+        </w:rPr>
+      </w:r>
+      <w:r>
+        <w:rPr>
+          <w:lang w:val="es_ES" w:bidi="es_ES"/>
+        </w:rPr>
+        <w:t>Marcos 11:11</w:t>
+      </w:r>
+    </w:p>
+    <w:p>
+      <w:pPr>
+        <w:pStyle w:val="ListBullet"/>
+        <w:spacing w:line="240" w:lineRule="auto"/>
+        <w:ind w:left="720"/>
+      </w:pPr>
+      <w:r>
+        <w:rPr>
+          <w:lang w:val="es_ES" w:bidi="es_ES"/>
+        </w:rPr>
+      </w:r>
+      <w:r>
+        <w:rPr>
+          <w:lang w:val="es_ES" w:bidi="es_ES"/>
+        </w:rPr>
+        <w:t>Mateo 8:29</w:t>
+      </w:r>
+    </w:p>
+    <w:p>
+      <w:pPr>
+        <w:pStyle w:val="ListBullet"/>
+        <w:spacing w:line="240" w:lineRule="auto"/>
+        <w:ind w:left="720"/>
+      </w:pPr>
+      <w:r>
+        <w:rPr>
+          <w:lang w:val="es_ES" w:bidi="es_ES"/>
+        </w:rPr>
+      </w:r>
+      <w:r>
+        <w:rPr>
+          <w:lang w:val="es_ES" w:bidi="es_ES"/>
+        </w:rPr>
+        <w:t>Salmos 68:28–29</w:t>
+      </w:r>
+    </w:p>
+    <w:p>
+      <w:pPr>
+        <w:pStyle w:val="ListBullet"/>
+        <w:spacing w:line="240" w:lineRule="auto"/>
+        <w:ind w:left="720"/>
+      </w:pPr>
+      <w:r>
+        <w:rPr>
+          <w:lang w:val="es_ES" w:bidi="es_ES"/>
+        </w:rPr>
+      </w:r>
+      <w:r>
+        <w:rPr>
+          <w:lang w:val="es_ES" w:bidi="es_ES"/>
+        </w:rPr>
+        <w:t>Apocalipsis 14:15</w:t>
+      </w:r>
     </w:p>
     <w:p>
       <w:pPr>
@@ -7473,90 +6957,66 @@
           <w:lang w:val="es_ES" w:bidi="es_ES"/>
         </w:rPr>
       </w:r>
-      <w:hyperlink r:id="rId99">
-        <w:r>
-          <w:rPr>
-            <w:lang w:val="es_ES" w:bidi="es_ES"/>
-          </w:rPr>
-          <w:rPr>
-            <w:color w:val="0000EE"/>
-            <w:u w:val="single"/>
-          </w:rPr>
-          <w:t>1 Crónicas 5:10</w:t>
-        </w:r>
-      </w:hyperlink>
-    </w:p>
-    <w:p>
-      <w:pPr>
-        <w:pStyle w:val="ListBullet"/>
-        <w:spacing w:line="240" w:lineRule="auto"/>
-        <w:ind w:left="720"/>
-      </w:pPr>
-      <w:r>
-        <w:rPr>
-          <w:lang w:val="es_ES" w:bidi="es_ES"/>
-        </w:rPr>
-      </w:r>
-      <w:hyperlink r:id="rId100">
-        <w:r>
-          <w:rPr>
-            <w:lang w:val="es_ES" w:bidi="es_ES"/>
-          </w:rPr>
-          <w:rPr>
-            <w:color w:val="0000EE"/>
-            <w:u w:val="single"/>
-          </w:rPr>
-          <w:t>Daniel 11:45</w:t>
-        </w:r>
-      </w:hyperlink>
-    </w:p>
-    <w:p>
-      <w:pPr>
-        <w:pStyle w:val="ListBullet"/>
-        <w:spacing w:line="240" w:lineRule="auto"/>
-        <w:ind w:left="720"/>
-      </w:pPr>
-      <w:r>
-        <w:rPr>
-          <w:lang w:val="es_ES" w:bidi="es_ES"/>
-        </w:rPr>
-      </w:r>
-      <w:hyperlink r:id="rId101">
-        <w:r>
-          <w:rPr>
-            <w:lang w:val="es_ES" w:bidi="es_ES"/>
-          </w:rPr>
-          <w:rPr>
-            <w:color w:val="0000EE"/>
-            <w:u w:val="single"/>
-          </w:rPr>
-          <w:t>Éxodo 16:18</w:t>
-        </w:r>
-      </w:hyperlink>
-    </w:p>
-    <w:p>
-      <w:pPr>
-        <w:pStyle w:val="ListBullet"/>
-        <w:spacing w:line="240" w:lineRule="auto"/>
-        <w:ind w:left="720"/>
-      </w:pPr>
-      <w:r>
-        <w:rPr>
-          <w:lang w:val="es_ES" w:bidi="es_ES"/>
-        </w:rPr>
-      </w:r>
-      <w:hyperlink r:id="rId102">
-        <w:r>
-          <w:rPr>
-            <w:lang w:val="es_ES" w:bidi="es_ES"/>
-          </w:rPr>
-          <w:rPr>
-            <w:color w:val="0000EE"/>
-            <w:u w:val="single"/>
-          </w:rPr>
-          <w:t>Génesis 12:9</w:t>
-        </w:r>
-      </w:hyperlink>
+      <w:r>
+        <w:rPr>
+          <w:lang w:val="es_ES" w:bidi="es_ES"/>
+        </w:rPr>
+        <w:t>1 Crónicas 5:10</w:t>
+      </w:r>
+    </w:p>
+    <w:p>
+      <w:pPr>
+        <w:pStyle w:val="ListBullet"/>
+        <w:spacing w:line="240" w:lineRule="auto"/>
+        <w:ind w:left="720"/>
+      </w:pPr>
+      <w:r>
+        <w:rPr>
+          <w:lang w:val="es_ES" w:bidi="es_ES"/>
+        </w:rPr>
+      </w:r>
+      <w:r>
+        <w:rPr>
+          <w:lang w:val="es_ES" w:bidi="es_ES"/>
+        </w:rPr>
+        <w:t>Daniel 11:45</w:t>
+      </w:r>
+    </w:p>
+    <w:p>
+      <w:pPr>
+        <w:pStyle w:val="ListBullet"/>
+        <w:spacing w:line="240" w:lineRule="auto"/>
+        <w:ind w:left="720"/>
+      </w:pPr>
+      <w:r>
+        <w:rPr>
+          <w:lang w:val="es_ES" w:bidi="es_ES"/>
+        </w:rPr>
+      </w:r>
+      <w:r>
+        <w:rPr>
+          <w:lang w:val="es_ES" w:bidi="es_ES"/>
+        </w:rPr>
+        <w:t>Éxodo 16:18</w:t>
+      </w:r>
+    </w:p>
+    <w:p>
+      <w:pPr>
+        <w:pStyle w:val="ListBullet"/>
+        <w:spacing w:line="240" w:lineRule="auto"/>
+        <w:ind w:left="720"/>
+      </w:pPr>
+      <w:r>
+        <w:rPr>
+          <w:lang w:val="es_ES" w:bidi="es_ES"/>
+        </w:rPr>
+      </w:r>
+      <w:r>
+        <w:rPr>
+          <w:lang w:val="es_ES" w:bidi="es_ES"/>
+        </w:rPr>
+        <w:t>Génesis 12:9</w:t>
+      </w:r>
     </w:p>
     <w:p>
       <w:pPr>
@@ -7825,162 +7285,120 @@
           <w:lang w:val="es_ES" w:bidi="es_ES"/>
         </w:rPr>
       </w:r>
-      <w:hyperlink r:id="rId103">
-        <w:r>
-          <w:rPr>
-            <w:lang w:val="es_ES" w:bidi="es_ES"/>
-          </w:rPr>
-          <w:rPr>
-            <w:color w:val="0000EE"/>
-            <w:u w:val="single"/>
-          </w:rPr>
-          <w:t>1 Reyes 1:38–40</w:t>
-        </w:r>
-      </w:hyperlink>
-    </w:p>
-    <w:p>
-      <w:pPr>
-        <w:pStyle w:val="ListBullet"/>
-        <w:spacing w:line="240" w:lineRule="auto"/>
-        <w:ind w:left="720"/>
-      </w:pPr>
-      <w:r>
-        <w:rPr>
-          <w:lang w:val="es_ES" w:bidi="es_ES"/>
-        </w:rPr>
-      </w:r>
-      <w:hyperlink r:id="rId104">
-        <w:r>
-          <w:rPr>
-            <w:lang w:val="es_ES" w:bidi="es_ES"/>
-          </w:rPr>
-          <w:rPr>
-            <w:color w:val="0000EE"/>
-            <w:u w:val="single"/>
-          </w:rPr>
-          <w:t>2 Crónicas 2:11–12</w:t>
-        </w:r>
-      </w:hyperlink>
-    </w:p>
-    <w:p>
-      <w:pPr>
-        <w:pStyle w:val="ListBullet"/>
-        <w:spacing w:line="240" w:lineRule="auto"/>
-        <w:ind w:left="720"/>
-      </w:pPr>
-      <w:r>
-        <w:rPr>
-          <w:lang w:val="es_ES" w:bidi="es_ES"/>
-        </w:rPr>
-      </w:r>
-      <w:hyperlink r:id="rId105">
-        <w:r>
-          <w:rPr>
-            <w:lang w:val="es_ES" w:bidi="es_ES"/>
-          </w:rPr>
-          <w:rPr>
-            <w:color w:val="0000EE"/>
-            <w:u w:val="single"/>
-          </w:rPr>
-          <w:t>Daniel 4:35</w:t>
-        </w:r>
-      </w:hyperlink>
-    </w:p>
-    <w:p>
-      <w:pPr>
-        <w:pStyle w:val="ListBullet"/>
-        <w:spacing w:line="240" w:lineRule="auto"/>
-        <w:ind w:left="720"/>
-      </w:pPr>
-      <w:r>
-        <w:rPr>
-          <w:lang w:val="es_ES" w:bidi="es_ES"/>
-        </w:rPr>
-      </w:r>
-      <w:hyperlink r:id="rId106">
-        <w:r>
-          <w:rPr>
-            <w:lang w:val="es_ES" w:bidi="es_ES"/>
-          </w:rPr>
-          <w:rPr>
-            <w:color w:val="0000EE"/>
-            <w:u w:val="single"/>
-          </w:rPr>
-          <w:t>Lucas 12:51</w:t>
-        </w:r>
-      </w:hyperlink>
-    </w:p>
-    <w:p>
-      <w:pPr>
-        <w:pStyle w:val="ListBullet"/>
-        <w:spacing w:line="240" w:lineRule="auto"/>
-        <w:ind w:left="720"/>
-      </w:pPr>
-      <w:r>
-        <w:rPr>
-          <w:lang w:val="es_ES" w:bidi="es_ES"/>
-        </w:rPr>
-      </w:r>
-      <w:hyperlink r:id="rId107">
-        <w:r>
-          <w:rPr>
-            <w:lang w:val="es_ES" w:bidi="es_ES"/>
-          </w:rPr>
-          <w:rPr>
-            <w:color w:val="0000EE"/>
-            <w:u w:val="single"/>
-          </w:rPr>
-          <w:t>Mateo 6:10</w:t>
-        </w:r>
-      </w:hyperlink>
-    </w:p>
-    <w:p>
-      <w:pPr>
-        <w:pStyle w:val="ListBullet"/>
-        <w:spacing w:line="240" w:lineRule="auto"/>
-        <w:ind w:left="720"/>
-      </w:pPr>
-      <w:r>
-        <w:rPr>
-          <w:lang w:val="es_ES" w:bidi="es_ES"/>
-        </w:rPr>
-      </w:r>
-      <w:hyperlink r:id="rId108">
-        <w:r>
-          <w:rPr>
-            <w:lang w:val="es_ES" w:bidi="es_ES"/>
-          </w:rPr>
-          <w:rPr>
-            <w:color w:val="0000EE"/>
-            <w:u w:val="single"/>
-          </w:rPr>
-          <w:t>Mateo 11:25</w:t>
-        </w:r>
-      </w:hyperlink>
-    </w:p>
-    <w:p>
-      <w:pPr>
-        <w:pStyle w:val="ListBullet"/>
-        <w:spacing w:line="240" w:lineRule="auto"/>
-        <w:ind w:left="720"/>
-      </w:pPr>
-      <w:r>
-        <w:rPr>
-          <w:lang w:val="es_ES" w:bidi="es_ES"/>
-        </w:rPr>
-      </w:r>
-      <w:hyperlink r:id="rId109">
-        <w:r>
-          <w:rPr>
-            <w:lang w:val="es_ES" w:bidi="es_ES"/>
-          </w:rPr>
-          <w:rPr>
-            <w:color w:val="0000EE"/>
-            <w:u w:val="single"/>
-          </w:rPr>
-          <w:t>Zacarías 6:5</w:t>
-        </w:r>
-      </w:hyperlink>
+      <w:r>
+        <w:rPr>
+          <w:lang w:val="es_ES" w:bidi="es_ES"/>
+        </w:rPr>
+        <w:t>1 Reyes 1:38–40</w:t>
+      </w:r>
+    </w:p>
+    <w:p>
+      <w:pPr>
+        <w:pStyle w:val="ListBullet"/>
+        <w:spacing w:line="240" w:lineRule="auto"/>
+        <w:ind w:left="720"/>
+      </w:pPr>
+      <w:r>
+        <w:rPr>
+          <w:lang w:val="es_ES" w:bidi="es_ES"/>
+        </w:rPr>
+      </w:r>
+      <w:r>
+        <w:rPr>
+          <w:lang w:val="es_ES" w:bidi="es_ES"/>
+        </w:rPr>
+        <w:t>2 Crónicas 2:11–12</w:t>
+      </w:r>
+    </w:p>
+    <w:p>
+      <w:pPr>
+        <w:pStyle w:val="ListBullet"/>
+        <w:spacing w:line="240" w:lineRule="auto"/>
+        <w:ind w:left="720"/>
+      </w:pPr>
+      <w:r>
+        <w:rPr>
+          <w:lang w:val="es_ES" w:bidi="es_ES"/>
+        </w:rPr>
+      </w:r>
+      <w:r>
+        <w:rPr>
+          <w:lang w:val="es_ES" w:bidi="es_ES"/>
+        </w:rPr>
+        <w:t>Daniel 4:35</w:t>
+      </w:r>
+    </w:p>
+    <w:p>
+      <w:pPr>
+        <w:pStyle w:val="ListBullet"/>
+        <w:spacing w:line="240" w:lineRule="auto"/>
+        <w:ind w:left="720"/>
+      </w:pPr>
+      <w:r>
+        <w:rPr>
+          <w:lang w:val="es_ES" w:bidi="es_ES"/>
+        </w:rPr>
+      </w:r>
+      <w:r>
+        <w:rPr>
+          <w:lang w:val="es_ES" w:bidi="es_ES"/>
+        </w:rPr>
+        <w:t>Lucas 12:51</w:t>
+      </w:r>
+    </w:p>
+    <w:p>
+      <w:pPr>
+        <w:pStyle w:val="ListBullet"/>
+        <w:spacing w:line="240" w:lineRule="auto"/>
+        <w:ind w:left="720"/>
+      </w:pPr>
+      <w:r>
+        <w:rPr>
+          <w:lang w:val="es_ES" w:bidi="es_ES"/>
+        </w:rPr>
+      </w:r>
+      <w:r>
+        <w:rPr>
+          <w:lang w:val="es_ES" w:bidi="es_ES"/>
+        </w:rPr>
+        <w:t>Mateo 6:10</w:t>
+      </w:r>
+    </w:p>
+    <w:p>
+      <w:pPr>
+        <w:pStyle w:val="ListBullet"/>
+        <w:spacing w:line="240" w:lineRule="auto"/>
+        <w:ind w:left="720"/>
+      </w:pPr>
+      <w:r>
+        <w:rPr>
+          <w:lang w:val="es_ES" w:bidi="es_ES"/>
+        </w:rPr>
+      </w:r>
+      <w:r>
+        <w:rPr>
+          <w:lang w:val="es_ES" w:bidi="es_ES"/>
+        </w:rPr>
+        <w:t>Mateo 11:25</w:t>
+      </w:r>
+    </w:p>
+    <w:p>
+      <w:pPr>
+        <w:pStyle w:val="ListBullet"/>
+        <w:spacing w:line="240" w:lineRule="auto"/>
+        <w:ind w:left="720"/>
+      </w:pPr>
+      <w:r>
+        <w:rPr>
+          <w:lang w:val="es_ES" w:bidi="es_ES"/>
+        </w:rPr>
+      </w:r>
+      <w:r>
+        <w:rPr>
+          <w:lang w:val="es_ES" w:bidi="es_ES"/>
+        </w:rPr>
+        <w:t>Zacarías 6:5</w:t>
+      </w:r>
     </w:p>
     <w:p>
       <w:pPr>
@@ -8231,42 +7649,30 @@
           <w:lang w:val="es_ES" w:bidi="es_ES"/>
         </w:rPr>
       </w:r>
-      <w:hyperlink r:id="rId110">
-        <w:r>
-          <w:rPr>
-            <w:lang w:val="es_ES" w:bidi="es_ES"/>
-          </w:rPr>
-          <w:rPr>
-            <w:color w:val="0000EE"/>
-            <w:u w:val="single"/>
-          </w:rPr>
-          <w:t>Deuteronomio 8:1–2</w:t>
-        </w:r>
-      </w:hyperlink>
-    </w:p>
-    <w:p>
-      <w:pPr>
-        <w:pStyle w:val="ListBullet"/>
-        <w:spacing w:line="240" w:lineRule="auto"/>
-        <w:ind w:left="720"/>
-      </w:pPr>
-      <w:r>
-        <w:rPr>
-          <w:lang w:val="es_ES" w:bidi="es_ES"/>
-        </w:rPr>
-      </w:r>
-      <w:hyperlink r:id="rId111">
-        <w:r>
-          <w:rPr>
-            <w:lang w:val="es_ES" w:bidi="es_ES"/>
-          </w:rPr>
-          <w:rPr>
-            <w:color w:val="0000EE"/>
-            <w:u w:val="single"/>
-          </w:rPr>
-          <w:t>Ezequiel 7:26–27</w:t>
-        </w:r>
-      </w:hyperlink>
+      <w:r>
+        <w:rPr>
+          <w:lang w:val="es_ES" w:bidi="es_ES"/>
+        </w:rPr>
+        <w:t>Deuteronomio 8:1–2</w:t>
+      </w:r>
+    </w:p>
+    <w:p>
+      <w:pPr>
+        <w:pStyle w:val="ListBullet"/>
+        <w:spacing w:line="240" w:lineRule="auto"/>
+        <w:ind w:left="720"/>
+      </w:pPr>
+      <w:r>
+        <w:rPr>
+          <w:lang w:val="es_ES" w:bidi="es_ES"/>
+        </w:rPr>
+      </w:r>
+      <w:r>
+        <w:rPr>
+          <w:lang w:val="es_ES" w:bidi="es_ES"/>
+        </w:rPr>
+        <w:t>Ezequiel 7:26–27</w:t>
+      </w:r>
     </w:p>
     <w:p>
       <w:pPr>
@@ -8797,162 +8203,120 @@
           <w:lang w:val="es_ES" w:bidi="es_ES"/>
         </w:rPr>
       </w:r>
-      <w:hyperlink r:id="rId112">
-        <w:r>
-          <w:rPr>
-            <w:lang w:val="es_ES" w:bidi="es_ES"/>
-          </w:rPr>
-          <w:rPr>
-            <w:color w:val="0000EE"/>
-            <w:u w:val="single"/>
-          </w:rPr>
-          <w:t>1 Tesalonicenses 3:2</w:t>
-        </w:r>
-      </w:hyperlink>
-    </w:p>
-    <w:p>
-      <w:pPr>
-        <w:pStyle w:val="ListBullet"/>
-        <w:spacing w:line="240" w:lineRule="auto"/>
-        <w:ind w:left="720"/>
-      </w:pPr>
-      <w:r>
-        <w:rPr>
-          <w:lang w:val="es_ES" w:bidi="es_ES"/>
-        </w:rPr>
-      </w:r>
-      <w:hyperlink r:id="rId113">
-        <w:r>
-          <w:rPr>
-            <w:lang w:val="es_ES" w:bidi="es_ES"/>
-          </w:rPr>
-          <w:rPr>
-            <w:color w:val="0000EE"/>
-            <w:u w:val="single"/>
-          </w:rPr>
-          <w:t>1 Timoteo 1:2</w:t>
-        </w:r>
-      </w:hyperlink>
-    </w:p>
-    <w:p>
-      <w:pPr>
-        <w:pStyle w:val="ListBullet"/>
-        <w:spacing w:line="240" w:lineRule="auto"/>
-        <w:ind w:left="720"/>
-      </w:pPr>
-      <w:r>
-        <w:rPr>
-          <w:lang w:val="es_ES" w:bidi="es_ES"/>
-        </w:rPr>
-      </w:r>
-      <w:hyperlink r:id="rId114">
-        <w:r>
-          <w:rPr>
-            <w:lang w:val="es_ES" w:bidi="es_ES"/>
-          </w:rPr>
-          <w:rPr>
-            <w:color w:val="0000EE"/>
-            <w:u w:val="single"/>
-          </w:rPr>
-          <w:t>Hechos 16:3</w:t>
-        </w:r>
-      </w:hyperlink>
-    </w:p>
-    <w:p>
-      <w:pPr>
-        <w:pStyle w:val="ListBullet"/>
-        <w:spacing w:line="240" w:lineRule="auto"/>
-        <w:ind w:left="720"/>
-      </w:pPr>
-      <w:r>
-        <w:rPr>
-          <w:lang w:val="es_ES" w:bidi="es_ES"/>
-        </w:rPr>
-      </w:r>
-      <w:hyperlink r:id="rId115">
-        <w:r>
-          <w:rPr>
-            <w:lang w:val="es_ES" w:bidi="es_ES"/>
-          </w:rPr>
-          <w:rPr>
-            <w:color w:val="0000EE"/>
-            <w:u w:val="single"/>
-          </w:rPr>
-          <w:t>Colosenses 1:1</w:t>
-        </w:r>
-      </w:hyperlink>
-    </w:p>
-    <w:p>
-      <w:pPr>
-        <w:pStyle w:val="ListBullet"/>
-        <w:spacing w:line="240" w:lineRule="auto"/>
-        <w:ind w:left="720"/>
-      </w:pPr>
-      <w:r>
-        <w:rPr>
-          <w:lang w:val="es_ES" w:bidi="es_ES"/>
-        </w:rPr>
-      </w:r>
-      <w:hyperlink r:id="rId116">
-        <w:r>
-          <w:rPr>
-            <w:lang w:val="es_ES" w:bidi="es_ES"/>
-          </w:rPr>
-          <w:rPr>
-            <w:color w:val="0000EE"/>
-            <w:u w:val="single"/>
-          </w:rPr>
-          <w:t>Filemón 1:1</w:t>
-        </w:r>
-      </w:hyperlink>
-    </w:p>
-    <w:p>
-      <w:pPr>
-        <w:pStyle w:val="ListBullet"/>
-        <w:spacing w:line="240" w:lineRule="auto"/>
-        <w:ind w:left="720"/>
-      </w:pPr>
-      <w:r>
-        <w:rPr>
-          <w:lang w:val="es_ES" w:bidi="es_ES"/>
-        </w:rPr>
-      </w:r>
-      <w:hyperlink r:id="rId117">
-        <w:r>
-          <w:rPr>
-            <w:lang w:val="es_ES" w:bidi="es_ES"/>
-          </w:rPr>
-          <w:rPr>
-            <w:color w:val="0000EE"/>
-            <w:u w:val="single"/>
-          </w:rPr>
-          <w:t>Filipenses 1:1</w:t>
-        </w:r>
-      </w:hyperlink>
-    </w:p>
-    <w:p>
-      <w:pPr>
-        <w:pStyle w:val="ListBullet"/>
-        <w:spacing w:line="240" w:lineRule="auto"/>
-        <w:ind w:left="720"/>
-      </w:pPr>
-      <w:r>
-        <w:rPr>
-          <w:lang w:val="es_ES" w:bidi="es_ES"/>
-        </w:rPr>
-      </w:r>
-      <w:hyperlink r:id="rId118">
-        <w:r>
-          <w:rPr>
-            <w:lang w:val="es_ES" w:bidi="es_ES"/>
-          </w:rPr>
-          <w:rPr>
-            <w:color w:val="0000EE"/>
-            <w:u w:val="single"/>
-          </w:rPr>
-          <w:t>Filipenses 2:19</w:t>
-        </w:r>
-      </w:hyperlink>
+      <w:r>
+        <w:rPr>
+          <w:lang w:val="es_ES" w:bidi="es_ES"/>
+        </w:rPr>
+        <w:t>1 Tesalonicenses 3:2</w:t>
+      </w:r>
+    </w:p>
+    <w:p>
+      <w:pPr>
+        <w:pStyle w:val="ListBullet"/>
+        <w:spacing w:line="240" w:lineRule="auto"/>
+        <w:ind w:left="720"/>
+      </w:pPr>
+      <w:r>
+        <w:rPr>
+          <w:lang w:val="es_ES" w:bidi="es_ES"/>
+        </w:rPr>
+      </w:r>
+      <w:r>
+        <w:rPr>
+          <w:lang w:val="es_ES" w:bidi="es_ES"/>
+        </w:rPr>
+        <w:t>1 Timoteo 1:2</w:t>
+      </w:r>
+    </w:p>
+    <w:p>
+      <w:pPr>
+        <w:pStyle w:val="ListBullet"/>
+        <w:spacing w:line="240" w:lineRule="auto"/>
+        <w:ind w:left="720"/>
+      </w:pPr>
+      <w:r>
+        <w:rPr>
+          <w:lang w:val="es_ES" w:bidi="es_ES"/>
+        </w:rPr>
+      </w:r>
+      <w:r>
+        <w:rPr>
+          <w:lang w:val="es_ES" w:bidi="es_ES"/>
+        </w:rPr>
+        <w:t>Hechos 16:3</w:t>
+      </w:r>
+    </w:p>
+    <w:p>
+      <w:pPr>
+        <w:pStyle w:val="ListBullet"/>
+        <w:spacing w:line="240" w:lineRule="auto"/>
+        <w:ind w:left="720"/>
+      </w:pPr>
+      <w:r>
+        <w:rPr>
+          <w:lang w:val="es_ES" w:bidi="es_ES"/>
+        </w:rPr>
+      </w:r>
+      <w:r>
+        <w:rPr>
+          <w:lang w:val="es_ES" w:bidi="es_ES"/>
+        </w:rPr>
+        <w:t>Colosenses 1:1</w:t>
+      </w:r>
+    </w:p>
+    <w:p>
+      <w:pPr>
+        <w:pStyle w:val="ListBullet"/>
+        <w:spacing w:line="240" w:lineRule="auto"/>
+        <w:ind w:left="720"/>
+      </w:pPr>
+      <w:r>
+        <w:rPr>
+          <w:lang w:val="es_ES" w:bidi="es_ES"/>
+        </w:rPr>
+      </w:r>
+      <w:r>
+        <w:rPr>
+          <w:lang w:val="es_ES" w:bidi="es_ES"/>
+        </w:rPr>
+        <w:t>Filemón 1:1</w:t>
+      </w:r>
+    </w:p>
+    <w:p>
+      <w:pPr>
+        <w:pStyle w:val="ListBullet"/>
+        <w:spacing w:line="240" w:lineRule="auto"/>
+        <w:ind w:left="720"/>
+      </w:pPr>
+      <w:r>
+        <w:rPr>
+          <w:lang w:val="es_ES" w:bidi="es_ES"/>
+        </w:rPr>
+      </w:r>
+      <w:r>
+        <w:rPr>
+          <w:lang w:val="es_ES" w:bidi="es_ES"/>
+        </w:rPr>
+        <w:t>Filipenses 1:1</w:t>
+      </w:r>
+    </w:p>
+    <w:p>
+      <w:pPr>
+        <w:pStyle w:val="ListBullet"/>
+        <w:spacing w:line="240" w:lineRule="auto"/>
+        <w:ind w:left="720"/>
+      </w:pPr>
+      <w:r>
+        <w:rPr>
+          <w:lang w:val="es_ES" w:bidi="es_ES"/>
+        </w:rPr>
+      </w:r>
+      <w:r>
+        <w:rPr>
+          <w:lang w:val="es_ES" w:bidi="es_ES"/>
+        </w:rPr>
+        <w:t>Filipenses 2:19</w:t>
+      </w:r>
     </w:p>
     <w:p>
       <w:pPr>
@@ -9230,66 +8594,48 @@
           <w:lang w:val="es_ES" w:bidi="es_ES"/>
         </w:rPr>
       </w:r>
-      <w:hyperlink r:id="rId119">
-        <w:r>
-          <w:rPr>
-            <w:lang w:val="es_ES" w:bidi="es_ES"/>
-          </w:rPr>
-          <w:rPr>
-            <w:color w:val="0000EE"/>
-            <w:u w:val="single"/>
-          </w:rPr>
-          <w:t>2 Timoteo 4:11–13</w:t>
-        </w:r>
-      </w:hyperlink>
-    </w:p>
-    <w:p>
-      <w:pPr>
-        <w:pStyle w:val="ListBullet"/>
-        <w:spacing w:line="240" w:lineRule="auto"/>
-        <w:ind w:left="720"/>
-      </w:pPr>
-      <w:r>
-        <w:rPr>
-          <w:lang w:val="es_ES" w:bidi="es_ES"/>
-        </w:rPr>
-      </w:r>
-      <w:hyperlink r:id="rId120">
-        <w:r>
-          <w:rPr>
-            <w:lang w:val="es_ES" w:bidi="es_ES"/>
-          </w:rPr>
-          <w:rPr>
-            <w:color w:val="0000EE"/>
-            <w:u w:val="single"/>
-          </w:rPr>
-          <w:t>Colosenses 4:9</w:t>
-        </w:r>
-      </w:hyperlink>
-    </w:p>
-    <w:p>
-      <w:pPr>
-        <w:pStyle w:val="ListBullet"/>
-        <w:spacing w:line="240" w:lineRule="auto"/>
-        <w:ind w:left="720"/>
-      </w:pPr>
-      <w:r>
-        <w:rPr>
-          <w:lang w:val="es_ES" w:bidi="es_ES"/>
-        </w:rPr>
-      </w:r>
-      <w:hyperlink r:id="rId121">
-        <w:r>
-          <w:rPr>
-            <w:lang w:val="es_ES" w:bidi="es_ES"/>
-          </w:rPr>
-          <w:rPr>
-            <w:color w:val="0000EE"/>
-            <w:u w:val="single"/>
-          </w:rPr>
-          <w:t>Tito 3:12</w:t>
-        </w:r>
-      </w:hyperlink>
+      <w:r>
+        <w:rPr>
+          <w:lang w:val="es_ES" w:bidi="es_ES"/>
+        </w:rPr>
+        <w:t>2 Timoteo 4:11–13</w:t>
+      </w:r>
+    </w:p>
+    <w:p>
+      <w:pPr>
+        <w:pStyle w:val="ListBullet"/>
+        <w:spacing w:line="240" w:lineRule="auto"/>
+        <w:ind w:left="720"/>
+      </w:pPr>
+      <w:r>
+        <w:rPr>
+          <w:lang w:val="es_ES" w:bidi="es_ES"/>
+        </w:rPr>
+      </w:r>
+      <w:r>
+        <w:rPr>
+          <w:lang w:val="es_ES" w:bidi="es_ES"/>
+        </w:rPr>
+        <w:t>Colosenses 4:9</w:t>
+      </w:r>
+    </w:p>
+    <w:p>
+      <w:pPr>
+        <w:pStyle w:val="ListBullet"/>
+        <w:spacing w:line="240" w:lineRule="auto"/>
+        <w:ind w:left="720"/>
+      </w:pPr>
+      <w:r>
+        <w:rPr>
+          <w:lang w:val="es_ES" w:bidi="es_ES"/>
+        </w:rPr>
+      </w:r>
+      <w:r>
+        <w:rPr>
+          <w:lang w:val="es_ES" w:bidi="es_ES"/>
+        </w:rPr>
+        <w:t>Tito 3:12</w:t>
+      </w:r>
     </w:p>
     <w:p>
       <w:pPr>
@@ -9543,66 +8889,48 @@
           <w:lang w:val="es_ES" w:bidi="es_ES"/>
         </w:rPr>
       </w:r>
-      <w:hyperlink r:id="rId122">
-        <w:r>
-          <w:rPr>
-            <w:lang w:val="es_ES" w:bidi="es_ES"/>
-          </w:rPr>
-          <w:rPr>
-            <w:color w:val="0000EE"/>
-            <w:u w:val="single"/>
-          </w:rPr>
-          <w:t>Números 27:1</w:t>
-        </w:r>
-      </w:hyperlink>
-    </w:p>
-    <w:p>
-      <w:pPr>
-        <w:pStyle w:val="ListBullet"/>
-        <w:spacing w:line="240" w:lineRule="auto"/>
-        <w:ind w:left="720"/>
-      </w:pPr>
-      <w:r>
-        <w:rPr>
-          <w:lang w:val="es_ES" w:bidi="es_ES"/>
-        </w:rPr>
-      </w:r>
-      <w:hyperlink r:id="rId123">
-        <w:r>
-          <w:rPr>
-            <w:lang w:val="es_ES" w:bidi="es_ES"/>
-          </w:rPr>
-          <w:rPr>
-            <w:color w:val="0000EE"/>
-            <w:u w:val="single"/>
-          </w:rPr>
-          <w:t>Números 36:11</w:t>
-        </w:r>
-      </w:hyperlink>
-    </w:p>
-    <w:p>
-      <w:pPr>
-        <w:pStyle w:val="ListBullet"/>
-        <w:spacing w:line="240" w:lineRule="auto"/>
-        <w:ind w:left="720"/>
-      </w:pPr>
-      <w:r>
-        <w:rPr>
-          <w:lang w:val="es_ES" w:bidi="es_ES"/>
-        </w:rPr>
-      </w:r>
-      <w:hyperlink r:id="rId124">
-        <w:r>
-          <w:rPr>
-            <w:lang w:val="es_ES" w:bidi="es_ES"/>
-          </w:rPr>
-          <w:rPr>
-            <w:color w:val="0000EE"/>
-            <w:u w:val="single"/>
-          </w:rPr>
-          <w:t>Cantar de los Cantares 6:4</w:t>
-        </w:r>
-      </w:hyperlink>
+      <w:r>
+        <w:rPr>
+          <w:lang w:val="es_ES" w:bidi="es_ES"/>
+        </w:rPr>
+        <w:t>Números 27:1</w:t>
+      </w:r>
+    </w:p>
+    <w:p>
+      <w:pPr>
+        <w:pStyle w:val="ListBullet"/>
+        <w:spacing w:line="240" w:lineRule="auto"/>
+        <w:ind w:left="720"/>
+      </w:pPr>
+      <w:r>
+        <w:rPr>
+          <w:lang w:val="es_ES" w:bidi="es_ES"/>
+        </w:rPr>
+      </w:r>
+      <w:r>
+        <w:rPr>
+          <w:lang w:val="es_ES" w:bidi="es_ES"/>
+        </w:rPr>
+        <w:t>Números 36:11</w:t>
+      </w:r>
+    </w:p>
+    <w:p>
+      <w:pPr>
+        <w:pStyle w:val="ListBullet"/>
+        <w:spacing w:line="240" w:lineRule="auto"/>
+        <w:ind w:left="720"/>
+      </w:pPr>
+      <w:r>
+        <w:rPr>
+          <w:lang w:val="es_ES" w:bidi="es_ES"/>
+        </w:rPr>
+      </w:r>
+      <w:r>
+        <w:rPr>
+          <w:lang w:val="es_ES" w:bidi="es_ES"/>
+        </w:rPr>
+        <w:t>Cantar de los Cantares 6:4</w:t>
+      </w:r>
     </w:p>
     <w:p>
       <w:pPr>
@@ -9904,90 +9232,66 @@
           <w:lang w:val="es_ES" w:bidi="es_ES"/>
         </w:rPr>
       </w:r>
-      <w:hyperlink r:id="rId125">
-        <w:r>
-          <w:rPr>
-            <w:lang w:val="es_ES" w:bidi="es_ES"/>
-          </w:rPr>
-          <w:rPr>
-            <w:color w:val="0000EE"/>
-            <w:u w:val="single"/>
-          </w:rPr>
-          <w:t>2 Timoteo 4:10</w:t>
-        </w:r>
-      </w:hyperlink>
-    </w:p>
-    <w:p>
-      <w:pPr>
-        <w:pStyle w:val="ListBullet"/>
-        <w:spacing w:line="240" w:lineRule="auto"/>
-        <w:ind w:left="720"/>
-      </w:pPr>
-      <w:r>
-        <w:rPr>
-          <w:lang w:val="es_ES" w:bidi="es_ES"/>
-        </w:rPr>
-      </w:r>
-      <w:hyperlink r:id="rId126">
-        <w:r>
-          <w:rPr>
-            <w:lang w:val="es_ES" w:bidi="es_ES"/>
-          </w:rPr>
-          <w:rPr>
-            <w:color w:val="0000EE"/>
-            <w:u w:val="single"/>
-          </w:rPr>
-          <w:t>Gálatas 2:1–2</w:t>
-        </w:r>
-      </w:hyperlink>
-    </w:p>
-    <w:p>
-      <w:pPr>
-        <w:pStyle w:val="ListBullet"/>
-        <w:spacing w:line="240" w:lineRule="auto"/>
-        <w:ind w:left="720"/>
-      </w:pPr>
-      <w:r>
-        <w:rPr>
-          <w:lang w:val="es_ES" w:bidi="es_ES"/>
-        </w:rPr>
-      </w:r>
-      <w:hyperlink r:id="rId127">
-        <w:r>
-          <w:rPr>
-            <w:lang w:val="es_ES" w:bidi="es_ES"/>
-          </w:rPr>
-          <w:rPr>
-            <w:color w:val="0000EE"/>
-            <w:u w:val="single"/>
-          </w:rPr>
-          <w:t>Gálatas 2:3–5</w:t>
-        </w:r>
-      </w:hyperlink>
-    </w:p>
-    <w:p>
-      <w:pPr>
-        <w:pStyle w:val="ListBullet"/>
-        <w:spacing w:line="240" w:lineRule="auto"/>
-        <w:ind w:left="720"/>
-      </w:pPr>
-      <w:r>
-        <w:rPr>
-          <w:lang w:val="es_ES" w:bidi="es_ES"/>
-        </w:rPr>
-      </w:r>
-      <w:hyperlink r:id="rId128">
-        <w:r>
-          <w:rPr>
-            <w:lang w:val="es_ES" w:bidi="es_ES"/>
-          </w:rPr>
-          <w:rPr>
-            <w:color w:val="0000EE"/>
-            <w:u w:val="single"/>
-          </w:rPr>
-          <w:t>Tito 1:4</w:t>
-        </w:r>
-      </w:hyperlink>
+      <w:r>
+        <w:rPr>
+          <w:lang w:val="es_ES" w:bidi="es_ES"/>
+        </w:rPr>
+        <w:t>2 Timoteo 4:10</w:t>
+      </w:r>
+    </w:p>
+    <w:p>
+      <w:pPr>
+        <w:pStyle w:val="ListBullet"/>
+        <w:spacing w:line="240" w:lineRule="auto"/>
+        <w:ind w:left="720"/>
+      </w:pPr>
+      <w:r>
+        <w:rPr>
+          <w:lang w:val="es_ES" w:bidi="es_ES"/>
+        </w:rPr>
+      </w:r>
+      <w:r>
+        <w:rPr>
+          <w:lang w:val="es_ES" w:bidi="es_ES"/>
+        </w:rPr>
+        <w:t>Gálatas 2:1–2</w:t>
+      </w:r>
+    </w:p>
+    <w:p>
+      <w:pPr>
+        <w:pStyle w:val="ListBullet"/>
+        <w:spacing w:line="240" w:lineRule="auto"/>
+        <w:ind w:left="720"/>
+      </w:pPr>
+      <w:r>
+        <w:rPr>
+          <w:lang w:val="es_ES" w:bidi="es_ES"/>
+        </w:rPr>
+      </w:r>
+      <w:r>
+        <w:rPr>
+          <w:lang w:val="es_ES" w:bidi="es_ES"/>
+        </w:rPr>
+        <w:t>Gálatas 2:3–5</w:t>
+      </w:r>
+    </w:p>
+    <w:p>
+      <w:pPr>
+        <w:pStyle w:val="ListBullet"/>
+        <w:spacing w:line="240" w:lineRule="auto"/>
+        <w:ind w:left="720"/>
+      </w:pPr>
+      <w:r>
+        <w:rPr>
+          <w:lang w:val="es_ES" w:bidi="es_ES"/>
+        </w:rPr>
+      </w:r>
+      <w:r>
+        <w:rPr>
+          <w:lang w:val="es_ES" w:bidi="es_ES"/>
+        </w:rPr>
+        <w:t>Tito 1:4</w:t>
+      </w:r>
     </w:p>
     <w:p>
       <w:pPr>
@@ -10246,162 +9550,120 @@
           <w:lang w:val="es_ES" w:bidi="es_ES"/>
         </w:rPr>
       </w:r>
-      <w:hyperlink r:id="rId129">
-        <w:r>
-          <w:rPr>
-            <w:lang w:val="es_ES" w:bidi="es_ES"/>
-          </w:rPr>
-          <w:rPr>
-            <w:color w:val="0000EE"/>
-            <w:u w:val="single"/>
-          </w:rPr>
-          <w:t>Éxodo 6:2–5</w:t>
-        </w:r>
-      </w:hyperlink>
-    </w:p>
-    <w:p>
-      <w:pPr>
-        <w:pStyle w:val="ListBullet"/>
-        <w:spacing w:line="240" w:lineRule="auto"/>
-        <w:ind w:left="720"/>
-      </w:pPr>
-      <w:r>
-        <w:rPr>
-          <w:lang w:val="es_ES" w:bidi="es_ES"/>
-        </w:rPr>
-      </w:r>
-      <w:hyperlink r:id="rId130">
-        <w:r>
-          <w:rPr>
-            <w:lang w:val="es_ES" w:bidi="es_ES"/>
-          </w:rPr>
-          <w:rPr>
-            <w:color w:val="0000EE"/>
-            <w:u w:val="single"/>
-          </w:rPr>
-          <w:t>Génesis 17:1</w:t>
-        </w:r>
-      </w:hyperlink>
-    </w:p>
-    <w:p>
-      <w:pPr>
-        <w:pStyle w:val="ListBullet"/>
-        <w:spacing w:line="240" w:lineRule="auto"/>
-        <w:ind w:left="720"/>
-      </w:pPr>
-      <w:r>
-        <w:rPr>
-          <w:lang w:val="es_ES" w:bidi="es_ES"/>
-        </w:rPr>
-      </w:r>
-      <w:hyperlink r:id="rId131">
-        <w:r>
-          <w:rPr>
-            <w:lang w:val="es_ES" w:bidi="es_ES"/>
-          </w:rPr>
-          <w:rPr>
-            <w:color w:val="0000EE"/>
-            <w:u w:val="single"/>
-          </w:rPr>
-          <w:t>Génesis 35:11–13</w:t>
-        </w:r>
-      </w:hyperlink>
-    </w:p>
-    <w:p>
-      <w:pPr>
-        <w:pStyle w:val="ListBullet"/>
-        <w:spacing w:line="240" w:lineRule="auto"/>
-        <w:ind w:left="720"/>
-      </w:pPr>
-      <w:r>
-        <w:rPr>
-          <w:lang w:val="es_ES" w:bidi="es_ES"/>
-        </w:rPr>
-      </w:r>
-      <w:hyperlink r:id="rId132">
-        <w:r>
-          <w:rPr>
-            <w:lang w:val="es_ES" w:bidi="es_ES"/>
-          </w:rPr>
-          <w:rPr>
-            <w:color w:val="0000EE"/>
-            <w:u w:val="single"/>
-          </w:rPr>
-          <w:t>Job 8:3</w:t>
-        </w:r>
-      </w:hyperlink>
-    </w:p>
-    <w:p>
-      <w:pPr>
-        <w:pStyle w:val="ListBullet"/>
-        <w:spacing w:line="240" w:lineRule="auto"/>
-        <w:ind w:left="720"/>
-      </w:pPr>
-      <w:r>
-        <w:rPr>
-          <w:lang w:val="es_ES" w:bidi="es_ES"/>
-        </w:rPr>
-      </w:r>
-      <w:hyperlink r:id="rId133">
-        <w:r>
-          <w:rPr>
-            <w:lang w:val="es_ES" w:bidi="es_ES"/>
-          </w:rPr>
-          <w:rPr>
-            <w:color w:val="0000EE"/>
-            <w:u w:val="single"/>
-          </w:rPr>
-          <w:t>Números 24:15–16</w:t>
-        </w:r>
-      </w:hyperlink>
-    </w:p>
-    <w:p>
-      <w:pPr>
-        <w:pStyle w:val="ListBullet"/>
-        <w:spacing w:line="240" w:lineRule="auto"/>
-        <w:ind w:left="720"/>
-      </w:pPr>
-      <w:r>
-        <w:rPr>
-          <w:lang w:val="es_ES" w:bidi="es_ES"/>
-        </w:rPr>
-      </w:r>
-      <w:hyperlink r:id="rId134">
-        <w:r>
-          <w:rPr>
-            <w:lang w:val="es_ES" w:bidi="es_ES"/>
-          </w:rPr>
-          <w:rPr>
-            <w:color w:val="0000EE"/>
-            <w:u w:val="single"/>
-          </w:rPr>
-          <w:t>Apocalipsis 1:7–8</w:t>
-        </w:r>
-      </w:hyperlink>
-    </w:p>
-    <w:p>
-      <w:pPr>
-        <w:pStyle w:val="ListBullet"/>
-        <w:spacing w:line="240" w:lineRule="auto"/>
-        <w:ind w:left="720"/>
-      </w:pPr>
-      <w:r>
-        <w:rPr>
-          <w:lang w:val="es_ES" w:bidi="es_ES"/>
-        </w:rPr>
-      </w:r>
-      <w:hyperlink r:id="rId135">
-        <w:r>
-          <w:rPr>
-            <w:lang w:val="es_ES" w:bidi="es_ES"/>
-          </w:rPr>
-          <w:rPr>
-            <w:color w:val="0000EE"/>
-            <w:u w:val="single"/>
-          </w:rPr>
-          <w:t>Rut 1:19–21</w:t>
-        </w:r>
-      </w:hyperlink>
+      <w:r>
+        <w:rPr>
+          <w:lang w:val="es_ES" w:bidi="es_ES"/>
+        </w:rPr>
+        <w:t>Éxodo 6:2–5</w:t>
+      </w:r>
+    </w:p>
+    <w:p>
+      <w:pPr>
+        <w:pStyle w:val="ListBullet"/>
+        <w:spacing w:line="240" w:lineRule="auto"/>
+        <w:ind w:left="720"/>
+      </w:pPr>
+      <w:r>
+        <w:rPr>
+          <w:lang w:val="es_ES" w:bidi="es_ES"/>
+        </w:rPr>
+      </w:r>
+      <w:r>
+        <w:rPr>
+          <w:lang w:val="es_ES" w:bidi="es_ES"/>
+        </w:rPr>
+        <w:t>Génesis 17:1</w:t>
+      </w:r>
+    </w:p>
+    <w:p>
+      <w:pPr>
+        <w:pStyle w:val="ListBullet"/>
+        <w:spacing w:line="240" w:lineRule="auto"/>
+        <w:ind w:left="720"/>
+      </w:pPr>
+      <w:r>
+        <w:rPr>
+          <w:lang w:val="es_ES" w:bidi="es_ES"/>
+        </w:rPr>
+      </w:r>
+      <w:r>
+        <w:rPr>
+          <w:lang w:val="es_ES" w:bidi="es_ES"/>
+        </w:rPr>
+        <w:t>Génesis 35:11–13</w:t>
+      </w:r>
+    </w:p>
+    <w:p>
+      <w:pPr>
+        <w:pStyle w:val="ListBullet"/>
+        <w:spacing w:line="240" w:lineRule="auto"/>
+        <w:ind w:left="720"/>
+      </w:pPr>
+      <w:r>
+        <w:rPr>
+          <w:lang w:val="es_ES" w:bidi="es_ES"/>
+        </w:rPr>
+      </w:r>
+      <w:r>
+        <w:rPr>
+          <w:lang w:val="es_ES" w:bidi="es_ES"/>
+        </w:rPr>
+        <w:t>Job 8:3</w:t>
+      </w:r>
+    </w:p>
+    <w:p>
+      <w:pPr>
+        <w:pStyle w:val="ListBullet"/>
+        <w:spacing w:line="240" w:lineRule="auto"/>
+        <w:ind w:left="720"/>
+      </w:pPr>
+      <w:r>
+        <w:rPr>
+          <w:lang w:val="es_ES" w:bidi="es_ES"/>
+        </w:rPr>
+      </w:r>
+      <w:r>
+        <w:rPr>
+          <w:lang w:val="es_ES" w:bidi="es_ES"/>
+        </w:rPr>
+        <w:t>Números 24:15–16</w:t>
+      </w:r>
+    </w:p>
+    <w:p>
+      <w:pPr>
+        <w:pStyle w:val="ListBullet"/>
+        <w:spacing w:line="240" w:lineRule="auto"/>
+        <w:ind w:left="720"/>
+      </w:pPr>
+      <w:r>
+        <w:rPr>
+          <w:lang w:val="es_ES" w:bidi="es_ES"/>
+        </w:rPr>
+      </w:r>
+      <w:r>
+        <w:rPr>
+          <w:lang w:val="es_ES" w:bidi="es_ES"/>
+        </w:rPr>
+        <w:t>Apocalipsis 1:7–8</w:t>
+      </w:r>
+    </w:p>
+    <w:p>
+      <w:pPr>
+        <w:pStyle w:val="ListBullet"/>
+        <w:spacing w:line="240" w:lineRule="auto"/>
+        <w:ind w:left="720"/>
+      </w:pPr>
+      <w:r>
+        <w:rPr>
+          <w:lang w:val="es_ES" w:bidi="es_ES"/>
+        </w:rPr>
+      </w:r>
+      <w:r>
+        <w:rPr>
+          <w:lang w:val="es_ES" w:bidi="es_ES"/>
+        </w:rPr>
+        <w:t>Rut 1:19–21</w:t>
+      </w:r>
     </w:p>
     <w:p>
       <w:pPr>
@@ -10625,114 +9887,84 @@
           <w:lang w:val="es_ES" w:bidi="es_ES"/>
         </w:rPr>
       </w:r>
-      <w:hyperlink r:id="rId136">
-        <w:r>
-          <w:rPr>
-            <w:lang w:val="es_ES" w:bidi="es_ES"/>
-          </w:rPr>
-          <w:rPr>
-            <w:color w:val="0000EE"/>
-            <w:u w:val="single"/>
-          </w:rPr>
-          <w:t>Hechos 1:12–14</w:t>
-        </w:r>
-      </w:hyperlink>
-    </w:p>
-    <w:p>
-      <w:pPr>
-        <w:pStyle w:val="ListBullet"/>
-        <w:spacing w:line="240" w:lineRule="auto"/>
-        <w:ind w:left="720"/>
-      </w:pPr>
-      <w:r>
-        <w:rPr>
-          <w:lang w:val="es_ES" w:bidi="es_ES"/>
-        </w:rPr>
-      </w:r>
-      <w:hyperlink r:id="rId137">
-        <w:r>
-          <w:rPr>
-            <w:lang w:val="es_ES" w:bidi="es_ES"/>
-          </w:rPr>
-          <w:rPr>
-            <w:color w:val="0000EE"/>
-            <w:u w:val="single"/>
-          </w:rPr>
-          <w:t>Juan 11:15–16</w:t>
-        </w:r>
-      </w:hyperlink>
-    </w:p>
-    <w:p>
-      <w:pPr>
-        <w:pStyle w:val="ListBullet"/>
-        <w:spacing w:line="240" w:lineRule="auto"/>
-        <w:ind w:left="720"/>
-      </w:pPr>
-      <w:r>
-        <w:rPr>
-          <w:lang w:val="es_ES" w:bidi="es_ES"/>
-        </w:rPr>
-      </w:r>
-      <w:hyperlink r:id="rId138">
-        <w:r>
-          <w:rPr>
-            <w:lang w:val="es_ES" w:bidi="es_ES"/>
-          </w:rPr>
-          <w:rPr>
-            <w:color w:val="0000EE"/>
-            <w:u w:val="single"/>
-          </w:rPr>
-          <w:t>Lucas 6:14–16</w:t>
-        </w:r>
-      </w:hyperlink>
-    </w:p>
-    <w:p>
-      <w:pPr>
-        <w:pStyle w:val="ListBullet"/>
-        <w:spacing w:line="240" w:lineRule="auto"/>
-        <w:ind w:left="720"/>
-      </w:pPr>
-      <w:r>
-        <w:rPr>
-          <w:lang w:val="es_ES" w:bidi="es_ES"/>
-        </w:rPr>
-      </w:r>
-      <w:hyperlink r:id="rId139">
-        <w:r>
-          <w:rPr>
-            <w:lang w:val="es_ES" w:bidi="es_ES"/>
-          </w:rPr>
-          <w:rPr>
-            <w:color w:val="0000EE"/>
-            <w:u w:val="single"/>
-          </w:rPr>
-          <w:t>Marcos 3:17–19</w:t>
-        </w:r>
-      </w:hyperlink>
-    </w:p>
-    <w:p>
-      <w:pPr>
-        <w:pStyle w:val="ListBullet"/>
-        <w:spacing w:line="240" w:lineRule="auto"/>
-        <w:ind w:left="720"/>
-      </w:pPr>
-      <w:r>
-        <w:rPr>
-          <w:lang w:val="es_ES" w:bidi="es_ES"/>
-        </w:rPr>
-      </w:r>
-      <w:hyperlink r:id="rId140">
-        <w:r>
-          <w:rPr>
-            <w:lang w:val="es_ES" w:bidi="es_ES"/>
-          </w:rPr>
-          <w:rPr>
-            <w:color w:val="0000EE"/>
-            <w:u w:val="single"/>
-          </w:rPr>
-          <w:t>Mateo 10:2–4</w:t>
-        </w:r>
-      </w:hyperlink>
+      <w:r>
+        <w:rPr>
+          <w:lang w:val="es_ES" w:bidi="es_ES"/>
+        </w:rPr>
+        <w:t>Hechos 1:12–14</w:t>
+      </w:r>
+    </w:p>
+    <w:p>
+      <w:pPr>
+        <w:pStyle w:val="ListBullet"/>
+        <w:spacing w:line="240" w:lineRule="auto"/>
+        <w:ind w:left="720"/>
+      </w:pPr>
+      <w:r>
+        <w:rPr>
+          <w:lang w:val="es_ES" w:bidi="es_ES"/>
+        </w:rPr>
+      </w:r>
+      <w:r>
+        <w:rPr>
+          <w:lang w:val="es_ES" w:bidi="es_ES"/>
+        </w:rPr>
+        <w:t>Juan 11:15–16</w:t>
+      </w:r>
+    </w:p>
+    <w:p>
+      <w:pPr>
+        <w:pStyle w:val="ListBullet"/>
+        <w:spacing w:line="240" w:lineRule="auto"/>
+        <w:ind w:left="720"/>
+      </w:pPr>
+      <w:r>
+        <w:rPr>
+          <w:lang w:val="es_ES" w:bidi="es_ES"/>
+        </w:rPr>
+      </w:r>
+      <w:r>
+        <w:rPr>
+          <w:lang w:val="es_ES" w:bidi="es_ES"/>
+        </w:rPr>
+        <w:t>Lucas 6:14–16</w:t>
+      </w:r>
+    </w:p>
+    <w:p>
+      <w:pPr>
+        <w:pStyle w:val="ListBullet"/>
+        <w:spacing w:line="240" w:lineRule="auto"/>
+        <w:ind w:left="720"/>
+      </w:pPr>
+      <w:r>
+        <w:rPr>
+          <w:lang w:val="es_ES" w:bidi="es_ES"/>
+        </w:rPr>
+      </w:r>
+      <w:r>
+        <w:rPr>
+          <w:lang w:val="es_ES" w:bidi="es_ES"/>
+        </w:rPr>
+        <w:t>Marcos 3:17–19</w:t>
+      </w:r>
+    </w:p>
+    <w:p>
+      <w:pPr>
+        <w:pStyle w:val="ListBullet"/>
+        <w:spacing w:line="240" w:lineRule="auto"/>
+        <w:ind w:left="720"/>
+      </w:pPr>
+      <w:r>
+        <w:rPr>
+          <w:lang w:val="es_ES" w:bidi="es_ES"/>
+        </w:rPr>
+      </w:r>
+      <w:r>
+        <w:rPr>
+          <w:lang w:val="es_ES" w:bidi="es_ES"/>
+        </w:rPr>
+        <w:t>Mateo 10:2–4</w:t>
+      </w:r>
     </w:p>
     <w:p>
       <w:pPr>
@@ -10989,186 +10221,138 @@
           <w:lang w:val="es_ES" w:bidi="es_ES"/>
         </w:rPr>
       </w:r>
-      <w:hyperlink r:id="rId141">
-        <w:r>
-          <w:rPr>
-            <w:lang w:val="es_ES" w:bidi="es_ES"/>
-          </w:rPr>
-          <w:rPr>
-            <w:color w:val="0000EE"/>
-            <w:u w:val="single"/>
-          </w:rPr>
-          <w:t>Eclesiastés 1:17</w:t>
-        </w:r>
-      </w:hyperlink>
-    </w:p>
-    <w:p>
-      <w:pPr>
-        <w:pStyle w:val="ListBullet"/>
-        <w:spacing w:line="240" w:lineRule="auto"/>
-        <w:ind w:left="720"/>
-      </w:pPr>
-      <w:r>
-        <w:rPr>
-          <w:lang w:val="es_ES" w:bidi="es_ES"/>
-        </w:rPr>
-      </w:r>
-      <w:hyperlink r:id="rId142">
-        <w:r>
-          <w:rPr>
-            <w:lang w:val="es_ES" w:bidi="es_ES"/>
-          </w:rPr>
-          <w:rPr>
-            <w:color w:val="0000EE"/>
-            <w:u w:val="single"/>
-          </w:rPr>
-          <w:t>Efesios 5:15</w:t>
-        </w:r>
-      </w:hyperlink>
-    </w:p>
-    <w:p>
-      <w:pPr>
-        <w:pStyle w:val="ListBullet"/>
-        <w:spacing w:line="240" w:lineRule="auto"/>
-        <w:ind w:left="720"/>
-      </w:pPr>
-      <w:r>
-        <w:rPr>
-          <w:lang w:val="es_ES" w:bidi="es_ES"/>
-        </w:rPr>
-      </w:r>
-      <w:hyperlink r:id="rId143">
-        <w:r>
-          <w:rPr>
-            <w:lang w:val="es_ES" w:bidi="es_ES"/>
-          </w:rPr>
-          <w:rPr>
-            <w:color w:val="0000EE"/>
-            <w:u w:val="single"/>
-          </w:rPr>
-          <w:t>Gálatas 3:3</w:t>
-        </w:r>
-      </w:hyperlink>
-    </w:p>
-    <w:p>
-      <w:pPr>
-        <w:pStyle w:val="ListBullet"/>
-        <w:spacing w:line="240" w:lineRule="auto"/>
-        <w:ind w:left="720"/>
-      </w:pPr>
-      <w:r>
-        <w:rPr>
-          <w:lang w:val="es_ES" w:bidi="es_ES"/>
-        </w:rPr>
-      </w:r>
-      <w:hyperlink r:id="rId144">
-        <w:r>
-          <w:rPr>
-            <w:lang w:val="es_ES" w:bidi="es_ES"/>
-          </w:rPr>
-          <w:rPr>
-            <w:color w:val="0000EE"/>
-            <w:u w:val="single"/>
-          </w:rPr>
-          <w:t>Génesis 31:28</w:t>
-        </w:r>
-      </w:hyperlink>
-    </w:p>
-    <w:p>
-      <w:pPr>
-        <w:pStyle w:val="ListBullet"/>
-        <w:spacing w:line="240" w:lineRule="auto"/>
-        <w:ind w:left="720"/>
-      </w:pPr>
-      <w:r>
-        <w:rPr>
-          <w:lang w:val="es_ES" w:bidi="es_ES"/>
-        </w:rPr>
-      </w:r>
-      <w:hyperlink r:id="rId145">
-        <w:r>
-          <w:rPr>
-            <w:lang w:val="es_ES" w:bidi="es_ES"/>
-          </w:rPr>
-          <w:rPr>
-            <w:color w:val="0000EE"/>
-            <w:u w:val="single"/>
-          </w:rPr>
-          <w:t>Mateo 7:26</w:t>
-        </w:r>
-      </w:hyperlink>
-    </w:p>
-    <w:p>
-      <w:pPr>
-        <w:pStyle w:val="ListBullet"/>
-        <w:spacing w:line="240" w:lineRule="auto"/>
-        <w:ind w:left="720"/>
-      </w:pPr>
-      <w:r>
-        <w:rPr>
-          <w:lang w:val="es_ES" w:bidi="es_ES"/>
-        </w:rPr>
-      </w:r>
-      <w:hyperlink r:id="rId146">
-        <w:r>
-          <w:rPr>
-            <w:lang w:val="es_ES" w:bidi="es_ES"/>
-          </w:rPr>
-          <w:rPr>
-            <w:color w:val="0000EE"/>
-            <w:u w:val="single"/>
-          </w:rPr>
-          <w:t>Mateo 25:8</w:t>
-        </w:r>
-      </w:hyperlink>
-    </w:p>
-    <w:p>
-      <w:pPr>
-        <w:pStyle w:val="ListBullet"/>
-        <w:spacing w:line="240" w:lineRule="auto"/>
-        <w:ind w:left="720"/>
-      </w:pPr>
-      <w:r>
-        <w:rPr>
-          <w:lang w:val="es_ES" w:bidi="es_ES"/>
-        </w:rPr>
-      </w:r>
-      <w:hyperlink r:id="rId147">
-        <w:r>
-          <w:rPr>
-            <w:lang w:val="es_ES" w:bidi="es_ES"/>
-          </w:rPr>
-          <w:rPr>
-            <w:color w:val="0000EE"/>
-            <w:u w:val="single"/>
-          </w:rPr>
-          <w:t>Proverbios 13:16</w:t>
-        </w:r>
-      </w:hyperlink>
-    </w:p>
-    <w:p>
-      <w:pPr>
-        <w:pStyle w:val="ListBullet"/>
-        <w:spacing w:line="240" w:lineRule="auto"/>
-        <w:ind w:left="720"/>
-      </w:pPr>
-      <w:r>
-        <w:rPr>
-          <w:lang w:val="es_ES" w:bidi="es_ES"/>
-        </w:rPr>
-      </w:r>
-      <w:hyperlink r:id="rId148">
-        <w:r>
-          <w:rPr>
-            <w:lang w:val="es_ES" w:bidi="es_ES"/>
-          </w:rPr>
-          <w:rPr>
-            <w:color w:val="0000EE"/>
-            <w:u w:val="single"/>
-          </w:rPr>
-          <w:t>Salmos 49:13</w:t>
-        </w:r>
-      </w:hyperlink>
+      <w:r>
+        <w:rPr>
+          <w:lang w:val="es_ES" w:bidi="es_ES"/>
+        </w:rPr>
+        <w:t>Eclesiastés 1:17</w:t>
+      </w:r>
+    </w:p>
+    <w:p>
+      <w:pPr>
+        <w:pStyle w:val="ListBullet"/>
+        <w:spacing w:line="240" w:lineRule="auto"/>
+        <w:ind w:left="720"/>
+      </w:pPr>
+      <w:r>
+        <w:rPr>
+          <w:lang w:val="es_ES" w:bidi="es_ES"/>
+        </w:rPr>
+      </w:r>
+      <w:r>
+        <w:rPr>
+          <w:lang w:val="es_ES" w:bidi="es_ES"/>
+        </w:rPr>
+        <w:t>Efesios 5:15</w:t>
+      </w:r>
+    </w:p>
+    <w:p>
+      <w:pPr>
+        <w:pStyle w:val="ListBullet"/>
+        <w:spacing w:line="240" w:lineRule="auto"/>
+        <w:ind w:left="720"/>
+      </w:pPr>
+      <w:r>
+        <w:rPr>
+          <w:lang w:val="es_ES" w:bidi="es_ES"/>
+        </w:rPr>
+      </w:r>
+      <w:r>
+        <w:rPr>
+          <w:lang w:val="es_ES" w:bidi="es_ES"/>
+        </w:rPr>
+        <w:t>Gálatas 3:3</w:t>
+      </w:r>
+    </w:p>
+    <w:p>
+      <w:pPr>
+        <w:pStyle w:val="ListBullet"/>
+        <w:spacing w:line="240" w:lineRule="auto"/>
+        <w:ind w:left="720"/>
+      </w:pPr>
+      <w:r>
+        <w:rPr>
+          <w:lang w:val="es_ES" w:bidi="es_ES"/>
+        </w:rPr>
+      </w:r>
+      <w:r>
+        <w:rPr>
+          <w:lang w:val="es_ES" w:bidi="es_ES"/>
+        </w:rPr>
+        <w:t>Génesis 31:28</w:t>
+      </w:r>
+    </w:p>
+    <w:p>
+      <w:pPr>
+        <w:pStyle w:val="ListBullet"/>
+        <w:spacing w:line="240" w:lineRule="auto"/>
+        <w:ind w:left="720"/>
+      </w:pPr>
+      <w:r>
+        <w:rPr>
+          <w:lang w:val="es_ES" w:bidi="es_ES"/>
+        </w:rPr>
+      </w:r>
+      <w:r>
+        <w:rPr>
+          <w:lang w:val="es_ES" w:bidi="es_ES"/>
+        </w:rPr>
+        <w:t>Mateo 7:26</w:t>
+      </w:r>
+    </w:p>
+    <w:p>
+      <w:pPr>
+        <w:pStyle w:val="ListBullet"/>
+        <w:spacing w:line="240" w:lineRule="auto"/>
+        <w:ind w:left="720"/>
+      </w:pPr>
+      <w:r>
+        <w:rPr>
+          <w:lang w:val="es_ES" w:bidi="es_ES"/>
+        </w:rPr>
+      </w:r>
+      <w:r>
+        <w:rPr>
+          <w:lang w:val="es_ES" w:bidi="es_ES"/>
+        </w:rPr>
+        <w:t>Mateo 25:8</w:t>
+      </w:r>
+    </w:p>
+    <w:p>
+      <w:pPr>
+        <w:pStyle w:val="ListBullet"/>
+        <w:spacing w:line="240" w:lineRule="auto"/>
+        <w:ind w:left="720"/>
+      </w:pPr>
+      <w:r>
+        <w:rPr>
+          <w:lang w:val="es_ES" w:bidi="es_ES"/>
+        </w:rPr>
+      </w:r>
+      <w:r>
+        <w:rPr>
+          <w:lang w:val="es_ES" w:bidi="es_ES"/>
+        </w:rPr>
+        <w:t>Proverbios 13:16</w:t>
+      </w:r>
+    </w:p>
+    <w:p>
+      <w:pPr>
+        <w:pStyle w:val="ListBullet"/>
+        <w:spacing w:line="240" w:lineRule="auto"/>
+        <w:ind w:left="720"/>
+      </w:pPr>
+      <w:r>
+        <w:rPr>
+          <w:lang w:val="es_ES" w:bidi="es_ES"/>
+        </w:rPr>
+      </w:r>
+      <w:r>
+        <w:rPr>
+          <w:lang w:val="es_ES" w:bidi="es_ES"/>
+        </w:rPr>
+        <w:t>Salmos 49:13</w:t>
+      </w:r>
     </w:p>
     <w:p>
       <w:pPr>
@@ -11450,114 +10634,84 @@
           <w:lang w:val="es_ES" w:bidi="es_ES"/>
         </w:rPr>
       </w:r>
-      <w:hyperlink r:id="rId149">
-        <w:r>
-          <w:rPr>
-            <w:lang w:val="es_ES" w:bidi="es_ES"/>
-          </w:rPr>
-          <w:rPr>
-            <w:color w:val="0000EE"/>
-            <w:u w:val="single"/>
-          </w:rPr>
-          <w:t>2 Pedro 2:8</w:t>
-        </w:r>
-      </w:hyperlink>
-    </w:p>
-    <w:p>
-      <w:pPr>
-        <w:pStyle w:val="ListBullet"/>
-        <w:spacing w:line="240" w:lineRule="auto"/>
-        <w:ind w:left="720"/>
-      </w:pPr>
-      <w:r>
-        <w:rPr>
-          <w:lang w:val="es_ES" w:bidi="es_ES"/>
-        </w:rPr>
-      </w:r>
-      <w:hyperlink r:id="rId150">
-        <w:r>
-          <w:rPr>
-            <w:lang w:val="es_ES" w:bidi="es_ES"/>
-          </w:rPr>
-          <w:rPr>
-            <w:color w:val="0000EE"/>
-            <w:u w:val="single"/>
-          </w:rPr>
-          <w:t>Jeremías 30:20–22</w:t>
-        </w:r>
-      </w:hyperlink>
-    </w:p>
-    <w:p>
-      <w:pPr>
-        <w:pStyle w:val="ListBullet"/>
-        <w:spacing w:line="240" w:lineRule="auto"/>
-        <w:ind w:left="720"/>
-      </w:pPr>
-      <w:r>
-        <w:rPr>
-          <w:lang w:val="es_ES" w:bidi="es_ES"/>
-        </w:rPr>
-      </w:r>
-      <w:hyperlink r:id="rId151">
-        <w:r>
-          <w:rPr>
-            <w:lang w:val="es_ES" w:bidi="es_ES"/>
-          </w:rPr>
-          <w:rPr>
-            <w:color w:val="0000EE"/>
-            <w:u w:val="single"/>
-          </w:rPr>
-          <w:t>Lamentaciones 1:11–12</w:t>
-        </w:r>
-      </w:hyperlink>
-    </w:p>
-    <w:p>
-      <w:pPr>
-        <w:pStyle w:val="ListBullet"/>
-        <w:spacing w:line="240" w:lineRule="auto"/>
-        <w:ind w:left="720"/>
-      </w:pPr>
-      <w:r>
-        <w:rPr>
-          <w:lang w:val="es_ES" w:bidi="es_ES"/>
-        </w:rPr>
-      </w:r>
-      <w:hyperlink r:id="rId152">
-        <w:r>
-          <w:rPr>
-            <w:lang w:val="es_ES" w:bidi="es_ES"/>
-          </w:rPr>
-          <w:rPr>
-            <w:color w:val="0000EE"/>
-            <w:u w:val="single"/>
-          </w:rPr>
-          <w:t>Lucas 8:28–29</w:t>
-        </w:r>
-      </w:hyperlink>
-    </w:p>
-    <w:p>
-      <w:pPr>
-        <w:pStyle w:val="ListBullet"/>
-        <w:spacing w:line="240" w:lineRule="auto"/>
-        <w:ind w:left="720"/>
-      </w:pPr>
-      <w:r>
-        <w:rPr>
-          <w:lang w:val="es_ES" w:bidi="es_ES"/>
-        </w:rPr>
-      </w:r>
-      <w:hyperlink r:id="rId153">
-        <w:r>
-          <w:rPr>
-            <w:lang w:val="es_ES" w:bidi="es_ES"/>
-          </w:rPr>
-          <w:rPr>
-            <w:color w:val="0000EE"/>
-            <w:u w:val="single"/>
-          </w:rPr>
-          <w:t>Apocalipsis 11:10</w:t>
-        </w:r>
-      </w:hyperlink>
+      <w:r>
+        <w:rPr>
+          <w:lang w:val="es_ES" w:bidi="es_ES"/>
+        </w:rPr>
+        <w:t>2 Pedro 2:8</w:t>
+      </w:r>
+    </w:p>
+    <w:p>
+      <w:pPr>
+        <w:pStyle w:val="ListBullet"/>
+        <w:spacing w:line="240" w:lineRule="auto"/>
+        <w:ind w:left="720"/>
+      </w:pPr>
+      <w:r>
+        <w:rPr>
+          <w:lang w:val="es_ES" w:bidi="es_ES"/>
+        </w:rPr>
+      </w:r>
+      <w:r>
+        <w:rPr>
+          <w:lang w:val="es_ES" w:bidi="es_ES"/>
+        </w:rPr>
+        <w:t>Jeremías 30:20–22</w:t>
+      </w:r>
+    </w:p>
+    <w:p>
+      <w:pPr>
+        <w:pStyle w:val="ListBullet"/>
+        <w:spacing w:line="240" w:lineRule="auto"/>
+        <w:ind w:left="720"/>
+      </w:pPr>
+      <w:r>
+        <w:rPr>
+          <w:lang w:val="es_ES" w:bidi="es_ES"/>
+        </w:rPr>
+      </w:r>
+      <w:r>
+        <w:rPr>
+          <w:lang w:val="es_ES" w:bidi="es_ES"/>
+        </w:rPr>
+        <w:t>Lamentaciones 1:11–12</w:t>
+      </w:r>
+    </w:p>
+    <w:p>
+      <w:pPr>
+        <w:pStyle w:val="ListBullet"/>
+        <w:spacing w:line="240" w:lineRule="auto"/>
+        <w:ind w:left="720"/>
+      </w:pPr>
+      <w:r>
+        <w:rPr>
+          <w:lang w:val="es_ES" w:bidi="es_ES"/>
+        </w:rPr>
+      </w:r>
+      <w:r>
+        <w:rPr>
+          <w:lang w:val="es_ES" w:bidi="es_ES"/>
+        </w:rPr>
+        <w:t>Lucas 8:28–29</w:t>
+      </w:r>
+    </w:p>
+    <w:p>
+      <w:pPr>
+        <w:pStyle w:val="ListBullet"/>
+        <w:spacing w:line="240" w:lineRule="auto"/>
+        <w:ind w:left="720"/>
+      </w:pPr>
+      <w:r>
+        <w:rPr>
+          <w:lang w:val="es_ES" w:bidi="es_ES"/>
+        </w:rPr>
+      </w:r>
+      <w:r>
+        <w:rPr>
+          <w:lang w:val="es_ES" w:bidi="es_ES"/>
+        </w:rPr>
+        <w:t>Apocalipsis 11:10</w:t>
+      </w:r>
     </w:p>
     <w:p>
       <w:pPr>
@@ -11779,114 +10933,84 @@
           <w:lang w:val="es_ES" w:bidi="es_ES"/>
         </w:rPr>
       </w:r>
-      <w:hyperlink r:id="rId154">
-        <w:r>
-          <w:rPr>
-            <w:lang w:val="es_ES" w:bidi="es_ES"/>
-          </w:rPr>
-          <w:rPr>
-            <w:color w:val="0000EE"/>
-            <w:u w:val="single"/>
-          </w:rPr>
-          <w:t>1 Crónicas 27:25–27</w:t>
-        </w:r>
-      </w:hyperlink>
-    </w:p>
-    <w:p>
-      <w:pPr>
-        <w:pStyle w:val="ListBullet"/>
-        <w:spacing w:line="240" w:lineRule="auto"/>
-        <w:ind w:left="720"/>
-      </w:pPr>
-      <w:r>
-        <w:rPr>
-          <w:lang w:val="es_ES" w:bidi="es_ES"/>
-        </w:rPr>
-      </w:r>
-      <w:hyperlink r:id="rId155">
-        <w:r>
-          <w:rPr>
-            <w:lang w:val="es_ES" w:bidi="es_ES"/>
-          </w:rPr>
-          <w:rPr>
-            <w:color w:val="0000EE"/>
-            <w:u w:val="single"/>
-          </w:rPr>
-          <w:t>Ezequiel 26:3–4</w:t>
-        </w:r>
-      </w:hyperlink>
-    </w:p>
-    <w:p>
-      <w:pPr>
-        <w:pStyle w:val="ListBullet"/>
-        <w:spacing w:line="240" w:lineRule="auto"/>
-        <w:ind w:left="720"/>
-      </w:pPr>
-      <w:r>
-        <w:rPr>
-          <w:lang w:val="es_ES" w:bidi="es_ES"/>
-        </w:rPr>
-      </w:r>
-      <w:hyperlink r:id="rId156">
-        <w:r>
-          <w:rPr>
-            <w:lang w:val="es_ES" w:bidi="es_ES"/>
-          </w:rPr>
-          <w:rPr>
-            <w:color w:val="0000EE"/>
-            <w:u w:val="single"/>
-          </w:rPr>
-          <w:t>Marcos 12:1–3</w:t>
-        </w:r>
-      </w:hyperlink>
-    </w:p>
-    <w:p>
-      <w:pPr>
-        <w:pStyle w:val="ListBullet"/>
-        <w:spacing w:line="240" w:lineRule="auto"/>
-        <w:ind w:left="720"/>
-      </w:pPr>
-      <w:r>
-        <w:rPr>
-          <w:lang w:val="es_ES" w:bidi="es_ES"/>
-        </w:rPr>
-      </w:r>
-      <w:hyperlink r:id="rId157">
-        <w:r>
-          <w:rPr>
-            <w:lang w:val="es_ES" w:bidi="es_ES"/>
-          </w:rPr>
-          <w:rPr>
-            <w:color w:val="0000EE"/>
-            <w:u w:val="single"/>
-          </w:rPr>
-          <w:t>Mateo 21:33–34</w:t>
-        </w:r>
-      </w:hyperlink>
-    </w:p>
-    <w:p>
-      <w:pPr>
-        <w:pStyle w:val="ListBullet"/>
-        <w:spacing w:line="240" w:lineRule="auto"/>
-        <w:ind w:left="720"/>
-      </w:pPr>
-      <w:r>
-        <w:rPr>
-          <w:lang w:val="es_ES" w:bidi="es_ES"/>
-        </w:rPr>
-      </w:r>
-      <w:hyperlink r:id="rId158">
-        <w:r>
-          <w:rPr>
-            <w:lang w:val="es_ES" w:bidi="es_ES"/>
-          </w:rPr>
-          <w:rPr>
-            <w:color w:val="0000EE"/>
-            <w:u w:val="single"/>
-          </w:rPr>
-          <w:t>Salmo 62:2</w:t>
-        </w:r>
-      </w:hyperlink>
+      <w:r>
+        <w:rPr>
+          <w:lang w:val="es_ES" w:bidi="es_ES"/>
+        </w:rPr>
+        <w:t>1 Crónicas 27:25–27</w:t>
+      </w:r>
+    </w:p>
+    <w:p>
+      <w:pPr>
+        <w:pStyle w:val="ListBullet"/>
+        <w:spacing w:line="240" w:lineRule="auto"/>
+        <w:ind w:left="720"/>
+      </w:pPr>
+      <w:r>
+        <w:rPr>
+          <w:lang w:val="es_ES" w:bidi="es_ES"/>
+        </w:rPr>
+      </w:r>
+      <w:r>
+        <w:rPr>
+          <w:lang w:val="es_ES" w:bidi="es_ES"/>
+        </w:rPr>
+        <w:t>Ezequiel 26:3–4</w:t>
+      </w:r>
+    </w:p>
+    <w:p>
+      <w:pPr>
+        <w:pStyle w:val="ListBullet"/>
+        <w:spacing w:line="240" w:lineRule="auto"/>
+        <w:ind w:left="720"/>
+      </w:pPr>
+      <w:r>
+        <w:rPr>
+          <w:lang w:val="es_ES" w:bidi="es_ES"/>
+        </w:rPr>
+      </w:r>
+      <w:r>
+        <w:rPr>
+          <w:lang w:val="es_ES" w:bidi="es_ES"/>
+        </w:rPr>
+        <w:t>Marcos 12:1–3</w:t>
+      </w:r>
+    </w:p>
+    <w:p>
+      <w:pPr>
+        <w:pStyle w:val="ListBullet"/>
+        <w:spacing w:line="240" w:lineRule="auto"/>
+        <w:ind w:left="720"/>
+      </w:pPr>
+      <w:r>
+        <w:rPr>
+          <w:lang w:val="es_ES" w:bidi="es_ES"/>
+        </w:rPr>
+      </w:r>
+      <w:r>
+        <w:rPr>
+          <w:lang w:val="es_ES" w:bidi="es_ES"/>
+        </w:rPr>
+        <w:t>Mateo 21:33–34</w:t>
+      </w:r>
+    </w:p>
+    <w:p>
+      <w:pPr>
+        <w:pStyle w:val="ListBullet"/>
+        <w:spacing w:line="240" w:lineRule="auto"/>
+        <w:ind w:left="720"/>
+      </w:pPr>
+      <w:r>
+        <w:rPr>
+          <w:lang w:val="es_ES" w:bidi="es_ES"/>
+        </w:rPr>
+      </w:r>
+      <w:r>
+        <w:rPr>
+          <w:lang w:val="es_ES" w:bidi="es_ES"/>
+        </w:rPr>
+        <w:t>Salmo 62:2</w:t>
+      </w:r>
     </w:p>
     <w:p>
       <w:pPr>
@@ -12520,114 +11644,84 @@
           <w:lang w:val="es_ES" w:bidi="es_ES"/>
         </w:rPr>
       </w:r>
-      <w:hyperlink r:id="rId159">
-        <w:r>
-          <w:rPr>
-            <w:lang w:val="es_ES" w:bidi="es_ES"/>
-          </w:rPr>
-          <w:rPr>
-            <w:color w:val="0000EE"/>
-            <w:u w:val="single"/>
-          </w:rPr>
-          <w:t>2 Tesalonicenses 3:6–9</w:t>
-        </w:r>
-      </w:hyperlink>
-    </w:p>
-    <w:p>
-      <w:pPr>
-        <w:pStyle w:val="ListBullet"/>
-        <w:spacing w:line="240" w:lineRule="auto"/>
-        <w:ind w:left="720"/>
-      </w:pPr>
-      <w:r>
-        <w:rPr>
-          <w:lang w:val="es_ES" w:bidi="es_ES"/>
-        </w:rPr>
-      </w:r>
-      <w:hyperlink r:id="rId160">
-        <w:r>
-          <w:rPr>
-            <w:lang w:val="es_ES" w:bidi="es_ES"/>
-          </w:rPr>
-          <w:rPr>
-            <w:color w:val="0000EE"/>
-            <w:u w:val="single"/>
-          </w:rPr>
-          <w:t>Colosenses 2:8</w:t>
-        </w:r>
-      </w:hyperlink>
-    </w:p>
-    <w:p>
-      <w:pPr>
-        <w:pStyle w:val="ListBullet"/>
-        <w:spacing w:line="240" w:lineRule="auto"/>
-        <w:ind w:left="720"/>
-      </w:pPr>
-      <w:r>
-        <w:rPr>
-          <w:lang w:val="es_ES" w:bidi="es_ES"/>
-        </w:rPr>
-      </w:r>
-      <w:hyperlink r:id="rId161">
-        <w:r>
-          <w:rPr>
-            <w:lang w:val="es_ES" w:bidi="es_ES"/>
-          </w:rPr>
-          <w:rPr>
-            <w:color w:val="0000EE"/>
-            <w:u w:val="single"/>
-          </w:rPr>
-          <w:t>Gálatas 1:13–14</w:t>
-        </w:r>
-      </w:hyperlink>
-    </w:p>
-    <w:p>
-      <w:pPr>
-        <w:pStyle w:val="ListBullet"/>
-        <w:spacing w:line="240" w:lineRule="auto"/>
-        <w:ind w:left="720"/>
-      </w:pPr>
-      <w:r>
-        <w:rPr>
-          <w:lang w:val="es_ES" w:bidi="es_ES"/>
-        </w:rPr>
-      </w:r>
-      <w:hyperlink r:id="rId162">
-        <w:r>
-          <w:rPr>
-            <w:lang w:val="es_ES" w:bidi="es_ES"/>
-          </w:rPr>
-          <w:rPr>
-            <w:color w:val="0000EE"/>
-            <w:u w:val="single"/>
-          </w:rPr>
-          <w:t>Marcos 7:2</w:t>
-        </w:r>
-      </w:hyperlink>
-    </w:p>
-    <w:p>
-      <w:pPr>
-        <w:pStyle w:val="ListBullet"/>
-        <w:spacing w:line="240" w:lineRule="auto"/>
-        <w:ind w:left="720"/>
-      </w:pPr>
-      <w:r>
-        <w:rPr>
-          <w:lang w:val="es_ES" w:bidi="es_ES"/>
-        </w:rPr>
-      </w:r>
-      <w:hyperlink r:id="rId163">
-        <w:r>
-          <w:rPr>
-            <w:lang w:val="es_ES" w:bidi="es_ES"/>
-          </w:rPr>
-          <w:rPr>
-            <w:color w:val="0000EE"/>
-            <w:u w:val="single"/>
-          </w:rPr>
-          <w:t>Mateo 15:3</w:t>
-        </w:r>
-      </w:hyperlink>
+      <w:r>
+        <w:rPr>
+          <w:lang w:val="es_ES" w:bidi="es_ES"/>
+        </w:rPr>
+        <w:t>2 Tesalonicenses 3:6–9</w:t>
+      </w:r>
+    </w:p>
+    <w:p>
+      <w:pPr>
+        <w:pStyle w:val="ListBullet"/>
+        <w:spacing w:line="240" w:lineRule="auto"/>
+        <w:ind w:left="720"/>
+      </w:pPr>
+      <w:r>
+        <w:rPr>
+          <w:lang w:val="es_ES" w:bidi="es_ES"/>
+        </w:rPr>
+      </w:r>
+      <w:r>
+        <w:rPr>
+          <w:lang w:val="es_ES" w:bidi="es_ES"/>
+        </w:rPr>
+        <w:t>Colosenses 2:8</w:t>
+      </w:r>
+    </w:p>
+    <w:p>
+      <w:pPr>
+        <w:pStyle w:val="ListBullet"/>
+        <w:spacing w:line="240" w:lineRule="auto"/>
+        <w:ind w:left="720"/>
+      </w:pPr>
+      <w:r>
+        <w:rPr>
+          <w:lang w:val="es_ES" w:bidi="es_ES"/>
+        </w:rPr>
+      </w:r>
+      <w:r>
+        <w:rPr>
+          <w:lang w:val="es_ES" w:bidi="es_ES"/>
+        </w:rPr>
+        <w:t>Gálatas 1:13–14</w:t>
+      </w:r>
+    </w:p>
+    <w:p>
+      <w:pPr>
+        <w:pStyle w:val="ListBullet"/>
+        <w:spacing w:line="240" w:lineRule="auto"/>
+        <w:ind w:left="720"/>
+      </w:pPr>
+      <w:r>
+        <w:rPr>
+          <w:lang w:val="es_ES" w:bidi="es_ES"/>
+        </w:rPr>
+      </w:r>
+      <w:r>
+        <w:rPr>
+          <w:lang w:val="es_ES" w:bidi="es_ES"/>
+        </w:rPr>
+        <w:t>Marcos 7:2</w:t>
+      </w:r>
+    </w:p>
+    <w:p>
+      <w:pPr>
+        <w:pStyle w:val="ListBullet"/>
+        <w:spacing w:line="240" w:lineRule="auto"/>
+        <w:ind w:left="720"/>
+      </w:pPr>
+      <w:r>
+        <w:rPr>
+          <w:lang w:val="es_ES" w:bidi="es_ES"/>
+        </w:rPr>
+      </w:r>
+      <w:r>
+        <w:rPr>
+          <w:lang w:val="es_ES" w:bidi="es_ES"/>
+        </w:rPr>
+        <w:t>Mateo 15:3</w:t>
+      </w:r>
     </w:p>
     <w:p>
       <w:pPr>
@@ -12884,114 +11978,84 @@
           <w:lang w:val="es_ES" w:bidi="es_ES"/>
         </w:rPr>
       </w:r>
-      <w:hyperlink r:id="rId164">
-        <w:r>
-          <w:rPr>
-            <w:lang w:val="es_ES" w:bidi="es_ES"/>
-          </w:rPr>
-          <w:rPr>
-            <w:color w:val="0000EE"/>
-            <w:u w:val="single"/>
-          </w:rPr>
-          <w:t>Hechos 7:52</w:t>
-        </w:r>
-      </w:hyperlink>
-    </w:p>
-    <w:p>
-      <w:pPr>
-        <w:pStyle w:val="ListBullet"/>
-        <w:spacing w:line="240" w:lineRule="auto"/>
-        <w:ind w:left="720"/>
-      </w:pPr>
-      <w:r>
-        <w:rPr>
-          <w:lang w:val="es_ES" w:bidi="es_ES"/>
-        </w:rPr>
-      </w:r>
-      <w:hyperlink r:id="rId165">
-        <w:r>
-          <w:rPr>
-            <w:lang w:val="es_ES" w:bidi="es_ES"/>
-          </w:rPr>
-          <w:rPr>
-            <w:color w:val="0000EE"/>
-            <w:u w:val="single"/>
-          </w:rPr>
-          <w:t>Juan 6:64</w:t>
-        </w:r>
-      </w:hyperlink>
-    </w:p>
-    <w:p>
-      <w:pPr>
-        <w:pStyle w:val="ListBullet"/>
-        <w:spacing w:line="240" w:lineRule="auto"/>
-        <w:ind w:left="720"/>
-      </w:pPr>
-      <w:r>
-        <w:rPr>
-          <w:lang w:val="es_ES" w:bidi="es_ES"/>
-        </w:rPr>
-      </w:r>
-      <w:hyperlink r:id="rId166">
-        <w:r>
-          <w:rPr>
-            <w:lang w:val="es_ES" w:bidi="es_ES"/>
-          </w:rPr>
-          <w:rPr>
-            <w:color w:val="0000EE"/>
-            <w:u w:val="single"/>
-          </w:rPr>
-          <w:t>Juan 13:22</w:t>
-        </w:r>
-      </w:hyperlink>
-    </w:p>
-    <w:p>
-      <w:pPr>
-        <w:pStyle w:val="ListBullet"/>
-        <w:spacing w:line="240" w:lineRule="auto"/>
-        <w:ind w:left="720"/>
-      </w:pPr>
-      <w:r>
-        <w:rPr>
-          <w:lang w:val="es_ES" w:bidi="es_ES"/>
-        </w:rPr>
-      </w:r>
-      <w:hyperlink r:id="rId167">
-        <w:r>
-          <w:rPr>
-            <w:lang w:val="es_ES" w:bidi="es_ES"/>
-          </w:rPr>
-          <w:rPr>
-            <w:color w:val="0000EE"/>
-            <w:u w:val="single"/>
-          </w:rPr>
-          <w:t>Mateo 10:4</w:t>
-        </w:r>
-      </w:hyperlink>
-    </w:p>
-    <w:p>
-      <w:pPr>
-        <w:pStyle w:val="ListBullet"/>
-        <w:spacing w:line="240" w:lineRule="auto"/>
-        <w:ind w:left="720"/>
-      </w:pPr>
-      <w:r>
-        <w:rPr>
-          <w:lang w:val="es_ES" w:bidi="es_ES"/>
-        </w:rPr>
-      </w:r>
-      <w:hyperlink r:id="rId168">
-        <w:r>
-          <w:rPr>
-            <w:lang w:val="es_ES" w:bidi="es_ES"/>
-          </w:rPr>
-          <w:rPr>
-            <w:color w:val="0000EE"/>
-            <w:u w:val="single"/>
-          </w:rPr>
-          <w:t>Mateo 26:22</w:t>
-        </w:r>
-      </w:hyperlink>
+      <w:r>
+        <w:rPr>
+          <w:lang w:val="es_ES" w:bidi="es_ES"/>
+        </w:rPr>
+        <w:t>Hechos 7:52</w:t>
+      </w:r>
+    </w:p>
+    <w:p>
+      <w:pPr>
+        <w:pStyle w:val="ListBullet"/>
+        <w:spacing w:line="240" w:lineRule="auto"/>
+        <w:ind w:left="720"/>
+      </w:pPr>
+      <w:r>
+        <w:rPr>
+          <w:lang w:val="es_ES" w:bidi="es_ES"/>
+        </w:rPr>
+      </w:r>
+      <w:r>
+        <w:rPr>
+          <w:lang w:val="es_ES" w:bidi="es_ES"/>
+        </w:rPr>
+        <w:t>Juan 6:64</w:t>
+      </w:r>
+    </w:p>
+    <w:p>
+      <w:pPr>
+        <w:pStyle w:val="ListBullet"/>
+        <w:spacing w:line="240" w:lineRule="auto"/>
+        <w:ind w:left="720"/>
+      </w:pPr>
+      <w:r>
+        <w:rPr>
+          <w:lang w:val="es_ES" w:bidi="es_ES"/>
+        </w:rPr>
+      </w:r>
+      <w:r>
+        <w:rPr>
+          <w:lang w:val="es_ES" w:bidi="es_ES"/>
+        </w:rPr>
+        <w:t>Juan 13:22</w:t>
+      </w:r>
+    </w:p>
+    <w:p>
+      <w:pPr>
+        <w:pStyle w:val="ListBullet"/>
+        <w:spacing w:line="240" w:lineRule="auto"/>
+        <w:ind w:left="720"/>
+      </w:pPr>
+      <w:r>
+        <w:rPr>
+          <w:lang w:val="es_ES" w:bidi="es_ES"/>
+        </w:rPr>
+      </w:r>
+      <w:r>
+        <w:rPr>
+          <w:lang w:val="es_ES" w:bidi="es_ES"/>
+        </w:rPr>
+        <w:t>Mateo 10:4</w:t>
+      </w:r>
+    </w:p>
+    <w:p>
+      <w:pPr>
+        <w:pStyle w:val="ListBullet"/>
+        <w:spacing w:line="240" w:lineRule="auto"/>
+        <w:ind w:left="720"/>
+      </w:pPr>
+      <w:r>
+        <w:rPr>
+          <w:lang w:val="es_ES" w:bidi="es_ES"/>
+        </w:rPr>
+      </w:r>
+      <w:r>
+        <w:rPr>
+          <w:lang w:val="es_ES" w:bidi="es_ES"/>
+        </w:rPr>
+        <w:t>Mateo 26:22</w:t>
+      </w:r>
     </w:p>
     <w:p>
       <w:pPr>
@@ -13625,90 +12689,66 @@
           <w:lang w:val="es_ES" w:bidi="es_ES"/>
         </w:rPr>
       </w:r>
-      <w:hyperlink r:id="rId169">
-        <w:r>
-          <w:rPr>
-            <w:lang w:val="es_ES" w:bidi="es_ES"/>
-          </w:rPr>
-          <w:rPr>
-            <w:color w:val="0000EE"/>
-            <w:u w:val="single"/>
-          </w:rPr>
-          <w:t>Eclesiastés 7:26</w:t>
-        </w:r>
-      </w:hyperlink>
-    </w:p>
-    <w:p>
-      <w:pPr>
-        <w:pStyle w:val="ListBullet"/>
-        <w:spacing w:line="240" w:lineRule="auto"/>
-        <w:ind w:left="720"/>
-      </w:pPr>
-      <w:r>
-        <w:rPr>
-          <w:lang w:val="es_ES" w:bidi="es_ES"/>
-        </w:rPr>
-      </w:r>
-      <w:hyperlink r:id="rId170">
-        <w:r>
-          <w:rPr>
-            <w:lang w:val="es_ES" w:bidi="es_ES"/>
-          </w:rPr>
-          <w:rPr>
-            <w:color w:val="0000EE"/>
-            <w:u w:val="single"/>
-          </w:rPr>
-          <w:t>Lucas 21:34</w:t>
-        </w:r>
-      </w:hyperlink>
-    </w:p>
-    <w:p>
-      <w:pPr>
-        <w:pStyle w:val="ListBullet"/>
-        <w:spacing w:line="240" w:lineRule="auto"/>
-        <w:ind w:left="720"/>
-      </w:pPr>
-      <w:r>
-        <w:rPr>
-          <w:lang w:val="es_ES" w:bidi="es_ES"/>
-        </w:rPr>
-      </w:r>
-      <w:hyperlink r:id="rId171">
-        <w:r>
-          <w:rPr>
-            <w:lang w:val="es_ES" w:bidi="es_ES"/>
-          </w:rPr>
-          <w:rPr>
-            <w:color w:val="0000EE"/>
-            <w:u w:val="single"/>
-          </w:rPr>
-          <w:t>Marcos 12:13</w:t>
-        </w:r>
-      </w:hyperlink>
-    </w:p>
-    <w:p>
-      <w:pPr>
-        <w:pStyle w:val="ListBullet"/>
-        <w:spacing w:line="240" w:lineRule="auto"/>
-        <w:ind w:left="720"/>
-      </w:pPr>
-      <w:r>
-        <w:rPr>
-          <w:lang w:val="es_ES" w:bidi="es_ES"/>
-        </w:rPr>
-      </w:r>
-      <w:hyperlink r:id="rId172">
-        <w:r>
-          <w:rPr>
-            <w:lang w:val="es_ES" w:bidi="es_ES"/>
-          </w:rPr>
-          <w:rPr>
-            <w:color w:val="0000EE"/>
-            <w:u w:val="single"/>
-          </w:rPr>
-          <w:t>Salmos 18:5</w:t>
-        </w:r>
-      </w:hyperlink>
+      <w:r>
+        <w:rPr>
+          <w:lang w:val="es_ES" w:bidi="es_ES"/>
+        </w:rPr>
+        <w:t>Eclesiastés 7:26</w:t>
+      </w:r>
+    </w:p>
+    <w:p>
+      <w:pPr>
+        <w:pStyle w:val="ListBullet"/>
+        <w:spacing w:line="240" w:lineRule="auto"/>
+        <w:ind w:left="720"/>
+      </w:pPr>
+      <w:r>
+        <w:rPr>
+          <w:lang w:val="es_ES" w:bidi="es_ES"/>
+        </w:rPr>
+      </w:r>
+      <w:r>
+        <w:rPr>
+          <w:lang w:val="es_ES" w:bidi="es_ES"/>
+        </w:rPr>
+        <w:t>Lucas 21:34</w:t>
+      </w:r>
+    </w:p>
+    <w:p>
+      <w:pPr>
+        <w:pStyle w:val="ListBullet"/>
+        <w:spacing w:line="240" w:lineRule="auto"/>
+        <w:ind w:left="720"/>
+      </w:pPr>
+      <w:r>
+        <w:rPr>
+          <w:lang w:val="es_ES" w:bidi="es_ES"/>
+        </w:rPr>
+      </w:r>
+      <w:r>
+        <w:rPr>
+          <w:lang w:val="es_ES" w:bidi="es_ES"/>
+        </w:rPr>
+        <w:t>Marcos 12:13</w:t>
+      </w:r>
+    </w:p>
+    <w:p>
+      <w:pPr>
+        <w:pStyle w:val="ListBullet"/>
+        <w:spacing w:line="240" w:lineRule="auto"/>
+        <w:ind w:left="720"/>
+      </w:pPr>
+      <w:r>
+        <w:rPr>
+          <w:lang w:val="es_ES" w:bidi="es_ES"/>
+        </w:rPr>
+      </w:r>
+      <w:r>
+        <w:rPr>
+          <w:lang w:val="es_ES" w:bidi="es_ES"/>
+        </w:rPr>
+        <w:t>Salmos 18:5</w:t>
+      </w:r>
     </w:p>
     <w:p>
       <w:pPr>
@@ -13979,138 +13019,102 @@
           <w:lang w:val="es_ES" w:bidi="es_ES"/>
         </w:rPr>
       </w:r>
-      <w:hyperlink r:id="rId173">
-        <w:r>
-          <w:rPr>
-            <w:lang w:val="es_ES" w:bidi="es_ES"/>
-          </w:rPr>
-          <w:rPr>
-            <w:color w:val="0000EE"/>
-            <w:u w:val="single"/>
-          </w:rPr>
-          <w:t>1 Tesalonicenses 4:6</w:t>
-        </w:r>
-      </w:hyperlink>
-    </w:p>
-    <w:p>
-      <w:pPr>
-        <w:pStyle w:val="ListBullet"/>
-        <w:spacing w:line="240" w:lineRule="auto"/>
-        <w:ind w:left="720"/>
-      </w:pPr>
-      <w:r>
-        <w:rPr>
-          <w:lang w:val="es_ES" w:bidi="es_ES"/>
-        </w:rPr>
-      </w:r>
-      <w:hyperlink r:id="rId174">
-        <w:r>
-          <w:rPr>
-            <w:lang w:val="es_ES" w:bidi="es_ES"/>
-          </w:rPr>
-          <w:rPr>
-            <w:color w:val="0000EE"/>
-            <w:u w:val="single"/>
-          </w:rPr>
-          <w:t>Daniel 9:24–25</w:t>
-        </w:r>
-      </w:hyperlink>
-    </w:p>
-    <w:p>
-      <w:pPr>
-        <w:pStyle w:val="ListBullet"/>
-        <w:spacing w:line="240" w:lineRule="auto"/>
-        <w:ind w:left="720"/>
-      </w:pPr>
-      <w:r>
-        <w:rPr>
-          <w:lang w:val="es_ES" w:bidi="es_ES"/>
-        </w:rPr>
-      </w:r>
-      <w:hyperlink r:id="rId175">
-        <w:r>
-          <w:rPr>
-            <w:lang w:val="es_ES" w:bidi="es_ES"/>
-          </w:rPr>
-          <w:rPr>
-            <w:color w:val="0000EE"/>
-            <w:u w:val="single"/>
-          </w:rPr>
-          <w:t>Gálatas 3:19–20</w:t>
-        </w:r>
-      </w:hyperlink>
-    </w:p>
-    <w:p>
-      <w:pPr>
-        <w:pStyle w:val="ListBullet"/>
-        <w:spacing w:line="240" w:lineRule="auto"/>
-        <w:ind w:left="720"/>
-      </w:pPr>
-      <w:r>
-        <w:rPr>
-          <w:lang w:val="es_ES" w:bidi="es_ES"/>
-        </w:rPr>
-      </w:r>
-      <w:hyperlink r:id="rId176">
-        <w:r>
-          <w:rPr>
-            <w:lang w:val="es_ES" w:bidi="es_ES"/>
-          </w:rPr>
-          <w:rPr>
-            <w:color w:val="0000EE"/>
-            <w:u w:val="single"/>
-          </w:rPr>
-          <w:t>Gálatas 6:1–2</w:t>
-        </w:r>
-      </w:hyperlink>
-    </w:p>
-    <w:p>
-      <w:pPr>
-        <w:pStyle w:val="ListBullet"/>
-        <w:spacing w:line="240" w:lineRule="auto"/>
-        <w:ind w:left="720"/>
-      </w:pPr>
-      <w:r>
-        <w:rPr>
-          <w:lang w:val="es_ES" w:bidi="es_ES"/>
-        </w:rPr>
-      </w:r>
-      <w:hyperlink r:id="rId177">
-        <w:r>
-          <w:rPr>
-            <w:lang w:val="es_ES" w:bidi="es_ES"/>
-          </w:rPr>
-          <w:rPr>
-            <w:color w:val="0000EE"/>
-            <w:u w:val="single"/>
-          </w:rPr>
-          <w:t>Números 14:17–19</w:t>
-        </w:r>
-      </w:hyperlink>
-    </w:p>
-    <w:p>
-      <w:pPr>
-        <w:pStyle w:val="ListBullet"/>
-        <w:spacing w:line="240" w:lineRule="auto"/>
-        <w:ind w:left="720"/>
-      </w:pPr>
-      <w:r>
-        <w:rPr>
-          <w:lang w:val="es_ES" w:bidi="es_ES"/>
-        </w:rPr>
-      </w:r>
-      <w:hyperlink r:id="rId178">
-        <w:r>
-          <w:rPr>
-            <w:lang w:val="es_ES" w:bidi="es_ES"/>
-          </w:rPr>
-          <w:rPr>
-            <w:color w:val="0000EE"/>
-            <w:u w:val="single"/>
-          </w:rPr>
-          <w:t>Salmo 32:1</w:t>
-        </w:r>
-      </w:hyperlink>
+      <w:r>
+        <w:rPr>
+          <w:lang w:val="es_ES" w:bidi="es_ES"/>
+        </w:rPr>
+        <w:t>1 Tesalonicenses 4:6</w:t>
+      </w:r>
+    </w:p>
+    <w:p>
+      <w:pPr>
+        <w:pStyle w:val="ListBullet"/>
+        <w:spacing w:line="240" w:lineRule="auto"/>
+        <w:ind w:left="720"/>
+      </w:pPr>
+      <w:r>
+        <w:rPr>
+          <w:lang w:val="es_ES" w:bidi="es_ES"/>
+        </w:rPr>
+      </w:r>
+      <w:r>
+        <w:rPr>
+          <w:lang w:val="es_ES" w:bidi="es_ES"/>
+        </w:rPr>
+        <w:t>Daniel 9:24–25</w:t>
+      </w:r>
+    </w:p>
+    <w:p>
+      <w:pPr>
+        <w:pStyle w:val="ListBullet"/>
+        <w:spacing w:line="240" w:lineRule="auto"/>
+        <w:ind w:left="720"/>
+      </w:pPr>
+      <w:r>
+        <w:rPr>
+          <w:lang w:val="es_ES" w:bidi="es_ES"/>
+        </w:rPr>
+      </w:r>
+      <w:r>
+        <w:rPr>
+          <w:lang w:val="es_ES" w:bidi="es_ES"/>
+        </w:rPr>
+        <w:t>Gálatas 3:19–20</w:t>
+      </w:r>
+    </w:p>
+    <w:p>
+      <w:pPr>
+        <w:pStyle w:val="ListBullet"/>
+        <w:spacing w:line="240" w:lineRule="auto"/>
+        <w:ind w:left="720"/>
+      </w:pPr>
+      <w:r>
+        <w:rPr>
+          <w:lang w:val="es_ES" w:bidi="es_ES"/>
+        </w:rPr>
+      </w:r>
+      <w:r>
+        <w:rPr>
+          <w:lang w:val="es_ES" w:bidi="es_ES"/>
+        </w:rPr>
+        <w:t>Gálatas 6:1–2</w:t>
+      </w:r>
+    </w:p>
+    <w:p>
+      <w:pPr>
+        <w:pStyle w:val="ListBullet"/>
+        <w:spacing w:line="240" w:lineRule="auto"/>
+        <w:ind w:left="720"/>
+      </w:pPr>
+      <w:r>
+        <w:rPr>
+          <w:lang w:val="es_ES" w:bidi="es_ES"/>
+        </w:rPr>
+      </w:r>
+      <w:r>
+        <w:rPr>
+          <w:lang w:val="es_ES" w:bidi="es_ES"/>
+        </w:rPr>
+        <w:t>Números 14:17–19</w:t>
+      </w:r>
+    </w:p>
+    <w:p>
+      <w:pPr>
+        <w:pStyle w:val="ListBullet"/>
+        <w:spacing w:line="240" w:lineRule="auto"/>
+        <w:ind w:left="720"/>
+      </w:pPr>
+      <w:r>
+        <w:rPr>
+          <w:lang w:val="es_ES" w:bidi="es_ES"/>
+        </w:rPr>
+      </w:r>
+      <w:r>
+        <w:rPr>
+          <w:lang w:val="es_ES" w:bidi="es_ES"/>
+        </w:rPr>
+        <w:t>Salmo 32:1</w:t>
+      </w:r>
     </w:p>
     <w:p>
       <w:pPr>
@@ -14338,114 +13342,84 @@
           <w:lang w:val="es_ES" w:bidi="es_ES"/>
         </w:rPr>
       </w:r>
-      <w:hyperlink r:id="rId179">
-        <w:r>
-          <w:rPr>
-            <w:lang w:val="es_ES" w:bidi="es_ES"/>
-          </w:rPr>
-          <w:rPr>
-            <w:color w:val="0000EE"/>
-            <w:u w:val="single"/>
-          </w:rPr>
-          <w:t>1 Samuel 10:19</w:t>
-        </w:r>
-      </w:hyperlink>
-    </w:p>
-    <w:p>
-      <w:pPr>
-        <w:pStyle w:val="ListBullet"/>
-        <w:spacing w:line="240" w:lineRule="auto"/>
-        <w:ind w:left="720"/>
-      </w:pPr>
-      <w:r>
-        <w:rPr>
-          <w:lang w:val="es_ES" w:bidi="es_ES"/>
-        </w:rPr>
-      </w:r>
-      <w:hyperlink r:id="rId180">
-        <w:r>
-          <w:rPr>
-            <w:lang w:val="es_ES" w:bidi="es_ES"/>
-          </w:rPr>
-          <w:rPr>
-            <w:color w:val="0000EE"/>
-            <w:u w:val="single"/>
-          </w:rPr>
-          <w:t>2 Reyes 17:16–18</w:t>
-        </w:r>
-      </w:hyperlink>
-    </w:p>
-    <w:p>
-      <w:pPr>
-        <w:pStyle w:val="ListBullet"/>
-        <w:spacing w:line="240" w:lineRule="auto"/>
-        <w:ind w:left="720"/>
-      </w:pPr>
-      <w:r>
-        <w:rPr>
-          <w:lang w:val="es_ES" w:bidi="es_ES"/>
-        </w:rPr>
-      </w:r>
-      <w:hyperlink r:id="rId181">
-        <w:r>
-          <w:rPr>
-            <w:lang w:val="es_ES" w:bidi="es_ES"/>
-          </w:rPr>
-          <w:rPr>
-            <w:color w:val="0000EE"/>
-            <w:u w:val="single"/>
-          </w:rPr>
-          <w:t>Génesis 25:16</w:t>
-        </w:r>
-      </w:hyperlink>
-    </w:p>
-    <w:p>
-      <w:pPr>
-        <w:pStyle w:val="ListBullet"/>
-        <w:spacing w:line="240" w:lineRule="auto"/>
-        <w:ind w:left="720"/>
-      </w:pPr>
-      <w:r>
-        <w:rPr>
-          <w:lang w:val="es_ES" w:bidi="es_ES"/>
-        </w:rPr>
-      </w:r>
-      <w:hyperlink r:id="rId182">
-        <w:r>
-          <w:rPr>
-            <w:lang w:val="es_ES" w:bidi="es_ES"/>
-          </w:rPr>
-          <w:rPr>
-            <w:color w:val="0000EE"/>
-            <w:u w:val="single"/>
-          </w:rPr>
-          <w:t>Génesis 49:17</w:t>
-        </w:r>
-      </w:hyperlink>
-    </w:p>
-    <w:p>
-      <w:pPr>
-        <w:pStyle w:val="ListBullet"/>
-        <w:spacing w:line="240" w:lineRule="auto"/>
-        <w:ind w:left="720"/>
-      </w:pPr>
-      <w:r>
-        <w:rPr>
-          <w:lang w:val="es_ES" w:bidi="es_ES"/>
-        </w:rPr>
-      </w:r>
-      <w:hyperlink r:id="rId183">
-        <w:r>
-          <w:rPr>
-            <w:lang w:val="es_ES" w:bidi="es_ES"/>
-          </w:rPr>
-          <w:rPr>
-            <w:color w:val="0000EE"/>
-            <w:u w:val="single"/>
-          </w:rPr>
-          <w:t>Lucas 2:36–38</w:t>
-        </w:r>
-      </w:hyperlink>
+      <w:r>
+        <w:rPr>
+          <w:lang w:val="es_ES" w:bidi="es_ES"/>
+        </w:rPr>
+        <w:t>1 Samuel 10:19</w:t>
+      </w:r>
+    </w:p>
+    <w:p>
+      <w:pPr>
+        <w:pStyle w:val="ListBullet"/>
+        <w:spacing w:line="240" w:lineRule="auto"/>
+        <w:ind w:left="720"/>
+      </w:pPr>
+      <w:r>
+        <w:rPr>
+          <w:lang w:val="es_ES" w:bidi="es_ES"/>
+        </w:rPr>
+      </w:r>
+      <w:r>
+        <w:rPr>
+          <w:lang w:val="es_ES" w:bidi="es_ES"/>
+        </w:rPr>
+        <w:t>2 Reyes 17:16–18</w:t>
+      </w:r>
+    </w:p>
+    <w:p>
+      <w:pPr>
+        <w:pStyle w:val="ListBullet"/>
+        <w:spacing w:line="240" w:lineRule="auto"/>
+        <w:ind w:left="720"/>
+      </w:pPr>
+      <w:r>
+        <w:rPr>
+          <w:lang w:val="es_ES" w:bidi="es_ES"/>
+        </w:rPr>
+      </w:r>
+      <w:r>
+        <w:rPr>
+          <w:lang w:val="es_ES" w:bidi="es_ES"/>
+        </w:rPr>
+        <w:t>Génesis 25:16</w:t>
+      </w:r>
+    </w:p>
+    <w:p>
+      <w:pPr>
+        <w:pStyle w:val="ListBullet"/>
+        <w:spacing w:line="240" w:lineRule="auto"/>
+        <w:ind w:left="720"/>
+      </w:pPr>
+      <w:r>
+        <w:rPr>
+          <w:lang w:val="es_ES" w:bidi="es_ES"/>
+        </w:rPr>
+      </w:r>
+      <w:r>
+        <w:rPr>
+          <w:lang w:val="es_ES" w:bidi="es_ES"/>
+        </w:rPr>
+        <w:t>Génesis 49:17</w:t>
+      </w:r>
+    </w:p>
+    <w:p>
+      <w:pPr>
+        <w:pStyle w:val="ListBullet"/>
+        <w:spacing w:line="240" w:lineRule="auto"/>
+        <w:ind w:left="720"/>
+      </w:pPr>
+      <w:r>
+        <w:rPr>
+          <w:lang w:val="es_ES" w:bidi="es_ES"/>
+        </w:rPr>
+      </w:r>
+      <w:r>
+        <w:rPr>
+          <w:lang w:val="es_ES" w:bidi="es_ES"/>
+        </w:rPr>
+        <w:t>Lucas 2:36–38</w:t>
+      </w:r>
     </w:p>
     <w:p>
       <w:pPr>
@@ -14643,138 +13617,102 @@
           <w:lang w:val="es_ES" w:bidi="es_ES"/>
         </w:rPr>
       </w:r>
-      <w:hyperlink r:id="rId184">
-        <w:r>
-          <w:rPr>
-            <w:lang w:val="es_ES" w:bidi="es_ES"/>
-          </w:rPr>
-          <w:rPr>
-            <w:color w:val="0000EE"/>
-            <w:u w:val="single"/>
-          </w:rPr>
-          <w:t>Marcos 4:17</w:t>
-        </w:r>
-      </w:hyperlink>
-    </w:p>
-    <w:p>
-      <w:pPr>
-        <w:pStyle w:val="ListBullet"/>
-        <w:spacing w:line="240" w:lineRule="auto"/>
-        <w:ind w:left="720"/>
-      </w:pPr>
-      <w:r>
-        <w:rPr>
-          <w:lang w:val="es_ES" w:bidi="es_ES"/>
-        </w:rPr>
-      </w:r>
-      <w:hyperlink r:id="rId185">
-        <w:r>
-          <w:rPr>
-            <w:lang w:val="es_ES" w:bidi="es_ES"/>
-          </w:rPr>
-          <w:rPr>
-            <w:color w:val="0000EE"/>
-            <w:u w:val="single"/>
-          </w:rPr>
-          <w:t>Marcos 13:19</w:t>
-        </w:r>
-      </w:hyperlink>
-    </w:p>
-    <w:p>
-      <w:pPr>
-        <w:pStyle w:val="ListBullet"/>
-        <w:spacing w:line="240" w:lineRule="auto"/>
-        <w:ind w:left="720"/>
-      </w:pPr>
-      <w:r>
-        <w:rPr>
-          <w:lang w:val="es_ES" w:bidi="es_ES"/>
-        </w:rPr>
-      </w:r>
-      <w:hyperlink r:id="rId186">
-        <w:r>
-          <w:rPr>
-            <w:lang w:val="es_ES" w:bidi="es_ES"/>
-          </w:rPr>
-          <w:rPr>
-            <w:color w:val="0000EE"/>
-            <w:u w:val="single"/>
-          </w:rPr>
-          <w:t>Mateo 13:20–21</w:t>
-        </w:r>
-      </w:hyperlink>
-    </w:p>
-    <w:p>
-      <w:pPr>
-        <w:pStyle w:val="ListBullet"/>
-        <w:spacing w:line="240" w:lineRule="auto"/>
-        <w:ind w:left="720"/>
-      </w:pPr>
-      <w:r>
-        <w:rPr>
-          <w:lang w:val="es_ES" w:bidi="es_ES"/>
-        </w:rPr>
-      </w:r>
-      <w:hyperlink r:id="rId187">
-        <w:r>
-          <w:rPr>
-            <w:lang w:val="es_ES" w:bidi="es_ES"/>
-          </w:rPr>
-          <w:rPr>
-            <w:color w:val="0000EE"/>
-            <w:u w:val="single"/>
-          </w:rPr>
-          <w:t>Mateo 24:9</w:t>
-        </w:r>
-      </w:hyperlink>
-    </w:p>
-    <w:p>
-      <w:pPr>
-        <w:pStyle w:val="ListBullet"/>
-        <w:spacing w:line="240" w:lineRule="auto"/>
-        <w:ind w:left="720"/>
-      </w:pPr>
-      <w:r>
-        <w:rPr>
-          <w:lang w:val="es_ES" w:bidi="es_ES"/>
-        </w:rPr>
-      </w:r>
-      <w:hyperlink r:id="rId188">
-        <w:r>
-          <w:rPr>
-            <w:lang w:val="es_ES" w:bidi="es_ES"/>
-          </w:rPr>
-          <w:rPr>
-            <w:color w:val="0000EE"/>
-            <w:u w:val="single"/>
-          </w:rPr>
-          <w:t>Mateo 24:29</w:t>
-        </w:r>
-      </w:hyperlink>
-    </w:p>
-    <w:p>
-      <w:pPr>
-        <w:pStyle w:val="ListBullet"/>
-        <w:spacing w:line="240" w:lineRule="auto"/>
-        <w:ind w:left="720"/>
-      </w:pPr>
-      <w:r>
-        <w:rPr>
-          <w:lang w:val="es_ES" w:bidi="es_ES"/>
-        </w:rPr>
-      </w:r>
-      <w:hyperlink r:id="rId189">
-        <w:r>
-          <w:rPr>
-            <w:lang w:val="es_ES" w:bidi="es_ES"/>
-          </w:rPr>
-          <w:rPr>
-            <w:color w:val="0000EE"/>
-            <w:u w:val="single"/>
-          </w:rPr>
-          <w:t>Romanos 2:9</w:t>
-        </w:r>
-      </w:hyperlink>
+      <w:r>
+        <w:rPr>
+          <w:lang w:val="es_ES" w:bidi="es_ES"/>
+        </w:rPr>
+        <w:t>Marcos 4:17</w:t>
+      </w:r>
+    </w:p>
+    <w:p>
+      <w:pPr>
+        <w:pStyle w:val="ListBullet"/>
+        <w:spacing w:line="240" w:lineRule="auto"/>
+        <w:ind w:left="720"/>
+      </w:pPr>
+      <w:r>
+        <w:rPr>
+          <w:lang w:val="es_ES" w:bidi="es_ES"/>
+        </w:rPr>
+      </w:r>
+      <w:r>
+        <w:rPr>
+          <w:lang w:val="es_ES" w:bidi="es_ES"/>
+        </w:rPr>
+        <w:t>Marcos 13:19</w:t>
+      </w:r>
+    </w:p>
+    <w:p>
+      <w:pPr>
+        <w:pStyle w:val="ListBullet"/>
+        <w:spacing w:line="240" w:lineRule="auto"/>
+        <w:ind w:left="720"/>
+      </w:pPr>
+      <w:r>
+        <w:rPr>
+          <w:lang w:val="es_ES" w:bidi="es_ES"/>
+        </w:rPr>
+      </w:r>
+      <w:r>
+        <w:rPr>
+          <w:lang w:val="es_ES" w:bidi="es_ES"/>
+        </w:rPr>
+        <w:t>Mateo 13:20–21</w:t>
+      </w:r>
+    </w:p>
+    <w:p>
+      <w:pPr>
+        <w:pStyle w:val="ListBullet"/>
+        <w:spacing w:line="240" w:lineRule="auto"/>
+        <w:ind w:left="720"/>
+      </w:pPr>
+      <w:r>
+        <w:rPr>
+          <w:lang w:val="es_ES" w:bidi="es_ES"/>
+        </w:rPr>
+      </w:r>
+      <w:r>
+        <w:rPr>
+          <w:lang w:val="es_ES" w:bidi="es_ES"/>
+        </w:rPr>
+        <w:t>Mateo 24:9</w:t>
+      </w:r>
+    </w:p>
+    <w:p>
+      <w:pPr>
+        <w:pStyle w:val="ListBullet"/>
+        <w:spacing w:line="240" w:lineRule="auto"/>
+        <w:ind w:left="720"/>
+      </w:pPr>
+      <w:r>
+        <w:rPr>
+          <w:lang w:val="es_ES" w:bidi="es_ES"/>
+        </w:rPr>
+      </w:r>
+      <w:r>
+        <w:rPr>
+          <w:lang w:val="es_ES" w:bidi="es_ES"/>
+        </w:rPr>
+        <w:t>Mateo 24:29</w:t>
+      </w:r>
+    </w:p>
+    <w:p>
+      <w:pPr>
+        <w:pStyle w:val="ListBullet"/>
+        <w:spacing w:line="240" w:lineRule="auto"/>
+        <w:ind w:left="720"/>
+      </w:pPr>
+      <w:r>
+        <w:rPr>
+          <w:lang w:val="es_ES" w:bidi="es_ES"/>
+        </w:rPr>
+      </w:r>
+      <w:r>
+        <w:rPr>
+          <w:lang w:val="es_ES" w:bidi="es_ES"/>
+        </w:rPr>
+        <w:t>Romanos 2:9</w:t>
+      </w:r>
     </w:p>
     <w:p>
       <w:pPr>
@@ -15013,90 +13951,66 @@
           <w:lang w:val="es_ES" w:bidi="es_ES"/>
         </w:rPr>
       </w:r>
-      <w:hyperlink r:id="rId190">
-        <w:r>
-          <w:rPr>
-            <w:lang w:val="es_ES" w:bidi="es_ES"/>
-          </w:rPr>
-          <w:rPr>
-            <w:color w:val="0000EE"/>
-            <w:u w:val="single"/>
-          </w:rPr>
-          <w:t>1 Crónicas 18:1–2</w:t>
-        </w:r>
-      </w:hyperlink>
-    </w:p>
-    <w:p>
-      <w:pPr>
-        <w:pStyle w:val="ListBullet"/>
-        <w:spacing w:line="240" w:lineRule="auto"/>
-        <w:ind w:left="720"/>
-      </w:pPr>
-      <w:r>
-        <w:rPr>
-          <w:lang w:val="es_ES" w:bidi="es_ES"/>
-        </w:rPr>
-      </w:r>
-      <w:hyperlink r:id="rId191">
-        <w:r>
-          <w:rPr>
-            <w:lang w:val="es_ES" w:bidi="es_ES"/>
-          </w:rPr>
-          <w:rPr>
-            <w:color w:val="0000EE"/>
-            <w:u w:val="single"/>
-          </w:rPr>
-          <w:t>2 Crónicas 9:22–24</w:t>
-        </w:r>
-      </w:hyperlink>
-    </w:p>
-    <w:p>
-      <w:pPr>
-        <w:pStyle w:val="ListBullet"/>
-        <w:spacing w:line="240" w:lineRule="auto"/>
-        <w:ind w:left="720"/>
-      </w:pPr>
-      <w:r>
-        <w:rPr>
-          <w:lang w:val="es_ES" w:bidi="es_ES"/>
-        </w:rPr>
-      </w:r>
-      <w:hyperlink r:id="rId192">
-        <w:r>
-          <w:rPr>
-            <w:lang w:val="es_ES" w:bidi="es_ES"/>
-          </w:rPr>
-          <w:rPr>
-            <w:color w:val="0000EE"/>
-            <w:u w:val="single"/>
-          </w:rPr>
-          <w:t>2 Reyes 17:3</w:t>
-        </w:r>
-      </w:hyperlink>
-    </w:p>
-    <w:p>
-      <w:pPr>
-        <w:pStyle w:val="ListBullet"/>
-        <w:spacing w:line="240" w:lineRule="auto"/>
-        <w:ind w:left="720"/>
-      </w:pPr>
-      <w:r>
-        <w:rPr>
-          <w:lang w:val="es_ES" w:bidi="es_ES"/>
-        </w:rPr>
-      </w:r>
-      <w:hyperlink r:id="rId193">
-        <w:r>
-          <w:rPr>
-            <w:lang w:val="es_ES" w:bidi="es_ES"/>
-          </w:rPr>
-          <w:rPr>
-            <w:color w:val="0000EE"/>
-            <w:u w:val="single"/>
-          </w:rPr>
-          <w:t>Lucas 23:2</w:t>
-        </w:r>
-      </w:hyperlink>
+      <w:r>
+        <w:rPr>
+          <w:lang w:val="es_ES" w:bidi="es_ES"/>
+        </w:rPr>
+        <w:t>1 Crónicas 18:1–2</w:t>
+      </w:r>
+    </w:p>
+    <w:p>
+      <w:pPr>
+        <w:pStyle w:val="ListBullet"/>
+        <w:spacing w:line="240" w:lineRule="auto"/>
+        <w:ind w:left="720"/>
+      </w:pPr>
+      <w:r>
+        <w:rPr>
+          <w:lang w:val="es_ES" w:bidi="es_ES"/>
+        </w:rPr>
+      </w:r>
+      <w:r>
+        <w:rPr>
+          <w:lang w:val="es_ES" w:bidi="es_ES"/>
+        </w:rPr>
+        <w:t>2 Crónicas 9:22–24</w:t>
+      </w:r>
+    </w:p>
+    <w:p>
+      <w:pPr>
+        <w:pStyle w:val="ListBullet"/>
+        <w:spacing w:line="240" w:lineRule="auto"/>
+        <w:ind w:left="720"/>
+      </w:pPr>
+      <w:r>
+        <w:rPr>
+          <w:lang w:val="es_ES" w:bidi="es_ES"/>
+        </w:rPr>
+      </w:r>
+      <w:r>
+        <w:rPr>
+          <w:lang w:val="es_ES" w:bidi="es_ES"/>
+        </w:rPr>
+        <w:t>2 Reyes 17:3</w:t>
+      </w:r>
+    </w:p>
+    <w:p>
+      <w:pPr>
+        <w:pStyle w:val="ListBullet"/>
+        <w:spacing w:line="240" w:lineRule="auto"/>
+        <w:ind w:left="720"/>
+      </w:pPr>
+      <w:r>
+        <w:rPr>
+          <w:lang w:val="es_ES" w:bidi="es_ES"/>
+        </w:rPr>
+      </w:r>
+      <w:r>
+        <w:rPr>
+          <w:lang w:val="es_ES" w:bidi="es_ES"/>
+        </w:rPr>
+        <w:t>Lucas 23:2</w:t>
+      </w:r>
     </w:p>
     <w:p>
       <w:pPr>
@@ -15366,138 +14280,102 @@
           <w:lang w:val="es_ES" w:bidi="es_ES"/>
         </w:rPr>
       </w:r>
-      <w:hyperlink r:id="rId194">
-        <w:r>
-          <w:rPr>
-            <w:lang w:val="es_ES" w:bidi="es_ES"/>
-          </w:rPr>
-          <w:rPr>
-            <w:color w:val="0000EE"/>
-            <w:u w:val="single"/>
-          </w:rPr>
-          <w:t>Hechos 27:36–38</w:t>
-        </w:r>
-      </w:hyperlink>
-    </w:p>
-    <w:p>
-      <w:pPr>
-        <w:pStyle w:val="ListBullet"/>
-        <w:spacing w:line="240" w:lineRule="auto"/>
-        <w:ind w:left="720"/>
-      </w:pPr>
-      <w:r>
-        <w:rPr>
-          <w:lang w:val="es_ES" w:bidi="es_ES"/>
-        </w:rPr>
-      </w:r>
-      <w:hyperlink r:id="rId195">
-        <w:r>
-          <w:rPr>
-            <w:lang w:val="es_ES" w:bidi="es_ES"/>
-          </w:rPr>
-          <w:rPr>
-            <w:color w:val="0000EE"/>
-            <w:u w:val="single"/>
-          </w:rPr>
-          <w:t>Éxodo 34:21–22</w:t>
-        </w:r>
-      </w:hyperlink>
-    </w:p>
-    <w:p>
-      <w:pPr>
-        <w:pStyle w:val="ListBullet"/>
-        <w:spacing w:line="240" w:lineRule="auto"/>
-        <w:ind w:left="720"/>
-      </w:pPr>
-      <w:r>
-        <w:rPr>
-          <w:lang w:val="es_ES" w:bidi="es_ES"/>
-        </w:rPr>
-      </w:r>
-      <w:hyperlink r:id="rId196">
-        <w:r>
-          <w:rPr>
-            <w:lang w:val="es_ES" w:bidi="es_ES"/>
-          </w:rPr>
-          <w:rPr>
-            <w:color w:val="0000EE"/>
-            <w:u w:val="single"/>
-          </w:rPr>
-          <w:t>Juan 12:24</w:t>
-        </w:r>
-      </w:hyperlink>
-    </w:p>
-    <w:p>
-      <w:pPr>
-        <w:pStyle w:val="ListBullet"/>
-        <w:spacing w:line="240" w:lineRule="auto"/>
-        <w:ind w:left="720"/>
-      </w:pPr>
-      <w:r>
-        <w:rPr>
-          <w:lang w:val="es_ES" w:bidi="es_ES"/>
-        </w:rPr>
-      </w:r>
-      <w:hyperlink r:id="rId197">
-        <w:r>
-          <w:rPr>
-            <w:lang w:val="es_ES" w:bidi="es_ES"/>
-          </w:rPr>
-          <w:rPr>
-            <w:color w:val="0000EE"/>
-            <w:u w:val="single"/>
-          </w:rPr>
-          <w:t>Lucas 3:17</w:t>
-        </w:r>
-      </w:hyperlink>
-    </w:p>
-    <w:p>
-      <w:pPr>
-        <w:pStyle w:val="ListBullet"/>
-        <w:spacing w:line="240" w:lineRule="auto"/>
-        <w:ind w:left="720"/>
-      </w:pPr>
-      <w:r>
-        <w:rPr>
-          <w:lang w:val="es_ES" w:bidi="es_ES"/>
-        </w:rPr>
-      </w:r>
-      <w:hyperlink r:id="rId198">
-        <w:r>
-          <w:rPr>
-            <w:lang w:val="es_ES" w:bidi="es_ES"/>
-          </w:rPr>
-          <w:rPr>
-            <w:color w:val="0000EE"/>
-            <w:u w:val="single"/>
-          </w:rPr>
-          <w:t>Mateo 3:12</w:t>
-        </w:r>
-      </w:hyperlink>
-    </w:p>
-    <w:p>
-      <w:pPr>
-        <w:pStyle w:val="ListBullet"/>
-        <w:spacing w:line="240" w:lineRule="auto"/>
-        <w:ind w:left="720"/>
-      </w:pPr>
-      <w:r>
-        <w:rPr>
-          <w:lang w:val="es_ES" w:bidi="es_ES"/>
-        </w:rPr>
-      </w:r>
-      <w:hyperlink r:id="rId199">
-        <w:r>
-          <w:rPr>
-            <w:lang w:val="es_ES" w:bidi="es_ES"/>
-          </w:rPr>
-          <w:rPr>
-            <w:color w:val="0000EE"/>
-            <w:u w:val="single"/>
-          </w:rPr>
-          <w:t>Mateo 13:26</w:t>
-        </w:r>
-      </w:hyperlink>
+      <w:r>
+        <w:rPr>
+          <w:lang w:val="es_ES" w:bidi="es_ES"/>
+        </w:rPr>
+        <w:t>Hechos 27:36–38</w:t>
+      </w:r>
+    </w:p>
+    <w:p>
+      <w:pPr>
+        <w:pStyle w:val="ListBullet"/>
+        <w:spacing w:line="240" w:lineRule="auto"/>
+        <w:ind w:left="720"/>
+      </w:pPr>
+      <w:r>
+        <w:rPr>
+          <w:lang w:val="es_ES" w:bidi="es_ES"/>
+        </w:rPr>
+      </w:r>
+      <w:r>
+        <w:rPr>
+          <w:lang w:val="es_ES" w:bidi="es_ES"/>
+        </w:rPr>
+        <w:t>Éxodo 34:21–22</w:t>
+      </w:r>
+    </w:p>
+    <w:p>
+      <w:pPr>
+        <w:pStyle w:val="ListBullet"/>
+        <w:spacing w:line="240" w:lineRule="auto"/>
+        <w:ind w:left="720"/>
+      </w:pPr>
+      <w:r>
+        <w:rPr>
+          <w:lang w:val="es_ES" w:bidi="es_ES"/>
+        </w:rPr>
+      </w:r>
+      <w:r>
+        <w:rPr>
+          <w:lang w:val="es_ES" w:bidi="es_ES"/>
+        </w:rPr>
+        <w:t>Juan 12:24</w:t>
+      </w:r>
+    </w:p>
+    <w:p>
+      <w:pPr>
+        <w:pStyle w:val="ListBullet"/>
+        <w:spacing w:line="240" w:lineRule="auto"/>
+        <w:ind w:left="720"/>
+      </w:pPr>
+      <w:r>
+        <w:rPr>
+          <w:lang w:val="es_ES" w:bidi="es_ES"/>
+        </w:rPr>
+      </w:r>
+      <w:r>
+        <w:rPr>
+          <w:lang w:val="es_ES" w:bidi="es_ES"/>
+        </w:rPr>
+        <w:t>Lucas 3:17</w:t>
+      </w:r>
+    </w:p>
+    <w:p>
+      <w:pPr>
+        <w:pStyle w:val="ListBullet"/>
+        <w:spacing w:line="240" w:lineRule="auto"/>
+        <w:ind w:left="720"/>
+      </w:pPr>
+      <w:r>
+        <w:rPr>
+          <w:lang w:val="es_ES" w:bidi="es_ES"/>
+        </w:rPr>
+      </w:r>
+      <w:r>
+        <w:rPr>
+          <w:lang w:val="es_ES" w:bidi="es_ES"/>
+        </w:rPr>
+        <w:t>Mateo 3:12</w:t>
+      </w:r>
+    </w:p>
+    <w:p>
+      <w:pPr>
+        <w:pStyle w:val="ListBullet"/>
+        <w:spacing w:line="240" w:lineRule="auto"/>
+        <w:ind w:left="720"/>
+      </w:pPr>
+      <w:r>
+        <w:rPr>
+          <w:lang w:val="es_ES" w:bidi="es_ES"/>
+        </w:rPr>
+      </w:r>
+      <w:r>
+        <w:rPr>
+          <w:lang w:val="es_ES" w:bidi="es_ES"/>
+        </w:rPr>
+        <w:t>Mateo 13:26</w:t>
+      </w:r>
     </w:p>
     <w:p>
       <w:pPr>
@@ -15731,162 +14609,120 @@
           <w:lang w:val="es_ES" w:bidi="es_ES"/>
         </w:rPr>
       </w:r>
-      <w:hyperlink r:id="rId200">
-        <w:r>
-          <w:rPr>
-            <w:lang w:val="es_ES" w:bidi="es_ES"/>
-          </w:rPr>
-          <w:rPr>
-            <w:color w:val="0000EE"/>
-            <w:u w:val="single"/>
-          </w:rPr>
-          <w:t>2 Crónicas 3:1–3</w:t>
-        </w:r>
-      </w:hyperlink>
-    </w:p>
-    <w:p>
-      <w:pPr>
-        <w:pStyle w:val="ListBullet"/>
-        <w:spacing w:line="240" w:lineRule="auto"/>
-        <w:ind w:left="720"/>
-      </w:pPr>
-      <w:r>
-        <w:rPr>
-          <w:lang w:val="es_ES" w:bidi="es_ES"/>
-        </w:rPr>
-      </w:r>
-      <w:hyperlink r:id="rId201">
-        <w:r>
-          <w:rPr>
-            <w:lang w:val="es_ES" w:bidi="es_ES"/>
-          </w:rPr>
-          <w:rPr>
-            <w:color w:val="0000EE"/>
-            <w:u w:val="single"/>
-          </w:rPr>
-          <w:t>2 Reyes 13:7</w:t>
-        </w:r>
-      </w:hyperlink>
-    </w:p>
-    <w:p>
-      <w:pPr>
-        <w:pStyle w:val="ListBullet"/>
-        <w:spacing w:line="240" w:lineRule="auto"/>
-        <w:ind w:left="720"/>
-      </w:pPr>
-      <w:r>
-        <w:rPr>
-          <w:lang w:val="es_ES" w:bidi="es_ES"/>
-        </w:rPr>
-      </w:r>
-      <w:hyperlink r:id="rId202">
-        <w:r>
-          <w:rPr>
-            <w:lang w:val="es_ES" w:bidi="es_ES"/>
-          </w:rPr>
-          <w:rPr>
-            <w:color w:val="0000EE"/>
-            <w:u w:val="single"/>
-          </w:rPr>
-          <w:t>2 Samuel 24:16</w:t>
-        </w:r>
-      </w:hyperlink>
-    </w:p>
-    <w:p>
-      <w:pPr>
-        <w:pStyle w:val="ListBullet"/>
-        <w:spacing w:line="240" w:lineRule="auto"/>
-        <w:ind w:left="720"/>
-      </w:pPr>
-      <w:r>
-        <w:rPr>
-          <w:lang w:val="es_ES" w:bidi="es_ES"/>
-        </w:rPr>
-      </w:r>
-      <w:hyperlink r:id="rId203">
-        <w:r>
-          <w:rPr>
-            <w:lang w:val="es_ES" w:bidi="es_ES"/>
-          </w:rPr>
-          <w:rPr>
-            <w:color w:val="0000EE"/>
-            <w:u w:val="single"/>
-          </w:rPr>
-          <w:t>Daniel 2:35</w:t>
-        </w:r>
-      </w:hyperlink>
-    </w:p>
-    <w:p>
-      <w:pPr>
-        <w:pStyle w:val="ListBullet"/>
-        <w:spacing w:line="240" w:lineRule="auto"/>
-        <w:ind w:left="720"/>
-      </w:pPr>
-      <w:r>
-        <w:rPr>
-          <w:lang w:val="es_ES" w:bidi="es_ES"/>
-        </w:rPr>
-      </w:r>
-      <w:hyperlink r:id="rId197">
-        <w:r>
-          <w:rPr>
-            <w:lang w:val="es_ES" w:bidi="es_ES"/>
-          </w:rPr>
-          <w:rPr>
-            <w:color w:val="0000EE"/>
-            <w:u w:val="single"/>
-          </w:rPr>
-          <w:t>Lucas 3:17</w:t>
-        </w:r>
-      </w:hyperlink>
-    </w:p>
-    <w:p>
-      <w:pPr>
-        <w:pStyle w:val="ListBullet"/>
-        <w:spacing w:line="240" w:lineRule="auto"/>
-        <w:ind w:left="720"/>
-      </w:pPr>
-      <w:r>
-        <w:rPr>
-          <w:lang w:val="es_ES" w:bidi="es_ES"/>
-        </w:rPr>
-      </w:r>
-      <w:hyperlink r:id="rId198">
-        <w:r>
-          <w:rPr>
-            <w:lang w:val="es_ES" w:bidi="es_ES"/>
-          </w:rPr>
-          <w:rPr>
-            <w:color w:val="0000EE"/>
-            <w:u w:val="single"/>
-          </w:rPr>
-          <w:t>Mateo 3:12</w:t>
-        </w:r>
-      </w:hyperlink>
-    </w:p>
-    <w:p>
-      <w:pPr>
-        <w:pStyle w:val="ListBullet"/>
-        <w:spacing w:line="240" w:lineRule="auto"/>
-        <w:ind w:left="720"/>
-      </w:pPr>
-      <w:r>
-        <w:rPr>
-          <w:lang w:val="es_ES" w:bidi="es_ES"/>
-        </w:rPr>
-      </w:r>
-      <w:hyperlink r:id="rId204">
-        <w:r>
-          <w:rPr>
-            <w:lang w:val="es_ES" w:bidi="es_ES"/>
-          </w:rPr>
-          <w:rPr>
-            <w:color w:val="0000EE"/>
-            <w:u w:val="single"/>
-          </w:rPr>
-          <w:t>Rut 3:1–2</w:t>
-        </w:r>
-      </w:hyperlink>
+      <w:r>
+        <w:rPr>
+          <w:lang w:val="es_ES" w:bidi="es_ES"/>
+        </w:rPr>
+        <w:t>2 Crónicas 3:1–3</w:t>
+      </w:r>
+    </w:p>
+    <w:p>
+      <w:pPr>
+        <w:pStyle w:val="ListBullet"/>
+        <w:spacing w:line="240" w:lineRule="auto"/>
+        <w:ind w:left="720"/>
+      </w:pPr>
+      <w:r>
+        <w:rPr>
+          <w:lang w:val="es_ES" w:bidi="es_ES"/>
+        </w:rPr>
+      </w:r>
+      <w:r>
+        <w:rPr>
+          <w:lang w:val="es_ES" w:bidi="es_ES"/>
+        </w:rPr>
+        <w:t>2 Reyes 13:7</w:t>
+      </w:r>
+    </w:p>
+    <w:p>
+      <w:pPr>
+        <w:pStyle w:val="ListBullet"/>
+        <w:spacing w:line="240" w:lineRule="auto"/>
+        <w:ind w:left="720"/>
+      </w:pPr>
+      <w:r>
+        <w:rPr>
+          <w:lang w:val="es_ES" w:bidi="es_ES"/>
+        </w:rPr>
+      </w:r>
+      <w:r>
+        <w:rPr>
+          <w:lang w:val="es_ES" w:bidi="es_ES"/>
+        </w:rPr>
+        <w:t>2 Samuel 24:16</w:t>
+      </w:r>
+    </w:p>
+    <w:p>
+      <w:pPr>
+        <w:pStyle w:val="ListBullet"/>
+        <w:spacing w:line="240" w:lineRule="auto"/>
+        <w:ind w:left="720"/>
+      </w:pPr>
+      <w:r>
+        <w:rPr>
+          <w:lang w:val="es_ES" w:bidi="es_ES"/>
+        </w:rPr>
+      </w:r>
+      <w:r>
+        <w:rPr>
+          <w:lang w:val="es_ES" w:bidi="es_ES"/>
+        </w:rPr>
+        <w:t>Daniel 2:35</w:t>
+      </w:r>
+    </w:p>
+    <w:p>
+      <w:pPr>
+        <w:pStyle w:val="ListBullet"/>
+        <w:spacing w:line="240" w:lineRule="auto"/>
+        <w:ind w:left="720"/>
+      </w:pPr>
+      <w:r>
+        <w:rPr>
+          <w:lang w:val="es_ES" w:bidi="es_ES"/>
+        </w:rPr>
+      </w:r>
+      <w:r>
+        <w:rPr>
+          <w:lang w:val="es_ES" w:bidi="es_ES"/>
+        </w:rPr>
+        <w:t>Lucas 3:17</w:t>
+      </w:r>
+    </w:p>
+    <w:p>
+      <w:pPr>
+        <w:pStyle w:val="ListBullet"/>
+        <w:spacing w:line="240" w:lineRule="auto"/>
+        <w:ind w:left="720"/>
+      </w:pPr>
+      <w:r>
+        <w:rPr>
+          <w:lang w:val="es_ES" w:bidi="es_ES"/>
+        </w:rPr>
+      </w:r>
+      <w:r>
+        <w:rPr>
+          <w:lang w:val="es_ES" w:bidi="es_ES"/>
+        </w:rPr>
+        <w:t>Mateo 3:12</w:t>
+      </w:r>
+    </w:p>
+    <w:p>
+      <w:pPr>
+        <w:pStyle w:val="ListBullet"/>
+        <w:spacing w:line="240" w:lineRule="auto"/>
+        <w:ind w:left="720"/>
+      </w:pPr>
+      <w:r>
+        <w:rPr>
+          <w:lang w:val="es_ES" w:bidi="es_ES"/>
+        </w:rPr>
+      </w:r>
+      <w:r>
+        <w:rPr>
+          <w:lang w:val="es_ES" w:bidi="es_ES"/>
+        </w:rPr>
+        <w:t>Rut 3:1–2</w:t>
+      </w:r>
     </w:p>
     <w:p>
       <w:pPr>
@@ -16164,90 +15000,66 @@
           <w:lang w:val="es_ES" w:bidi="es_ES"/>
         </w:rPr>
       </w:r>
-      <w:hyperlink r:id="rId205">
-        <w:r>
-          <w:rPr>
-            <w:lang w:val="es_ES" w:bidi="es_ES"/>
-          </w:rPr>
-          <w:rPr>
-            <w:color w:val="0000EE"/>
-            <w:u w:val="single"/>
-          </w:rPr>
-          <w:t>2 Corintios 2:13</w:t>
-        </w:r>
-      </w:hyperlink>
-    </w:p>
-    <w:p>
-      <w:pPr>
-        <w:pStyle w:val="ListBullet"/>
-        <w:spacing w:line="240" w:lineRule="auto"/>
-        <w:ind w:left="720"/>
-      </w:pPr>
-      <w:r>
-        <w:rPr>
-          <w:lang w:val="es_ES" w:bidi="es_ES"/>
-        </w:rPr>
-      </w:r>
-      <w:hyperlink r:id="rId119">
-        <w:r>
-          <w:rPr>
-            <w:lang w:val="es_ES" w:bidi="es_ES"/>
-          </w:rPr>
-          <w:rPr>
-            <w:color w:val="0000EE"/>
-            <w:u w:val="single"/>
-          </w:rPr>
-          <w:t>2 Timoteo 4:11–13</w:t>
-        </w:r>
-      </w:hyperlink>
-    </w:p>
-    <w:p>
-      <w:pPr>
-        <w:pStyle w:val="ListBullet"/>
-        <w:spacing w:line="240" w:lineRule="auto"/>
-        <w:ind w:left="720"/>
-      </w:pPr>
-      <w:r>
-        <w:rPr>
-          <w:lang w:val="es_ES" w:bidi="es_ES"/>
-        </w:rPr>
-      </w:r>
-      <w:hyperlink r:id="rId206">
-        <w:r>
-          <w:rPr>
-            <w:lang w:val="es_ES" w:bidi="es_ES"/>
-          </w:rPr>
-          <w:rPr>
-            <w:color w:val="0000EE"/>
-            <w:u w:val="single"/>
-          </w:rPr>
-          <w:t>Hechos 16:8</w:t>
-        </w:r>
-      </w:hyperlink>
-    </w:p>
-    <w:p>
-      <w:pPr>
-        <w:pStyle w:val="ListBullet"/>
-        <w:spacing w:line="240" w:lineRule="auto"/>
-        <w:ind w:left="720"/>
-      </w:pPr>
-      <w:r>
-        <w:rPr>
-          <w:lang w:val="es_ES" w:bidi="es_ES"/>
-        </w:rPr>
-      </w:r>
-      <w:hyperlink r:id="rId207">
-        <w:r>
-          <w:rPr>
-            <w:lang w:val="es_ES" w:bidi="es_ES"/>
-          </w:rPr>
-          <w:rPr>
-            <w:color w:val="0000EE"/>
-            <w:u w:val="single"/>
-          </w:rPr>
-          <w:t>Hechos 20:5</w:t>
-        </w:r>
-      </w:hyperlink>
+      <w:r>
+        <w:rPr>
+          <w:lang w:val="es_ES" w:bidi="es_ES"/>
+        </w:rPr>
+        <w:t>2 Corintios 2:13</w:t>
+      </w:r>
+    </w:p>
+    <w:p>
+      <w:pPr>
+        <w:pStyle w:val="ListBullet"/>
+        <w:spacing w:line="240" w:lineRule="auto"/>
+        <w:ind w:left="720"/>
+      </w:pPr>
+      <w:r>
+        <w:rPr>
+          <w:lang w:val="es_ES" w:bidi="es_ES"/>
+        </w:rPr>
+      </w:r>
+      <w:r>
+        <w:rPr>
+          <w:lang w:val="es_ES" w:bidi="es_ES"/>
+        </w:rPr>
+        <w:t>2 Timoteo 4:11–13</w:t>
+      </w:r>
+    </w:p>
+    <w:p>
+      <w:pPr>
+        <w:pStyle w:val="ListBullet"/>
+        <w:spacing w:line="240" w:lineRule="auto"/>
+        <w:ind w:left="720"/>
+      </w:pPr>
+      <w:r>
+        <w:rPr>
+          <w:lang w:val="es_ES" w:bidi="es_ES"/>
+        </w:rPr>
+      </w:r>
+      <w:r>
+        <w:rPr>
+          <w:lang w:val="es_ES" w:bidi="es_ES"/>
+        </w:rPr>
+        <w:t>Hechos 16:8</w:t>
+      </w:r>
+    </w:p>
+    <w:p>
+      <w:pPr>
+        <w:pStyle w:val="ListBullet"/>
+        <w:spacing w:line="240" w:lineRule="auto"/>
+        <w:ind w:left="720"/>
+      </w:pPr>
+      <w:r>
+        <w:rPr>
+          <w:lang w:val="es_ES" w:bidi="es_ES"/>
+        </w:rPr>
+      </w:r>
+      <w:r>
+        <w:rPr>
+          <w:lang w:val="es_ES" w:bidi="es_ES"/>
+        </w:rPr>
+        <w:t>Hechos 20:5</w:t>
+      </w:r>
     </w:p>
     <w:p>
       <w:pPr>
@@ -16499,138 +15311,102 @@
           <w:lang w:val="es_ES" w:bidi="es_ES"/>
         </w:rPr>
       </w:r>
-      <w:hyperlink r:id="rId208">
-        <w:r>
-          <w:rPr>
-            <w:lang w:val="es_ES" w:bidi="es_ES"/>
-          </w:rPr>
-          <w:rPr>
-            <w:color w:val="0000EE"/>
-            <w:u w:val="single"/>
-          </w:rPr>
-          <w:t>1 Crónicas 13:7–8</w:t>
-        </w:r>
-      </w:hyperlink>
-    </w:p>
-    <w:p>
-      <w:pPr>
-        <w:pStyle w:val="ListBullet"/>
-        <w:spacing w:line="240" w:lineRule="auto"/>
-        <w:ind w:left="720"/>
-      </w:pPr>
-      <w:r>
-        <w:rPr>
-          <w:lang w:val="es_ES" w:bidi="es_ES"/>
-        </w:rPr>
-      </w:r>
-      <w:hyperlink r:id="rId209">
-        <w:r>
-          <w:rPr>
-            <w:lang w:val="es_ES" w:bidi="es_ES"/>
-          </w:rPr>
-          <w:rPr>
-            <w:color w:val="0000EE"/>
-            <w:u w:val="single"/>
-          </w:rPr>
-          <w:t>2 Reyes 9:13</w:t>
-        </w:r>
-      </w:hyperlink>
-    </w:p>
-    <w:p>
-      <w:pPr>
-        <w:pStyle w:val="ListBullet"/>
-        <w:spacing w:line="240" w:lineRule="auto"/>
-        <w:ind w:left="720"/>
-      </w:pPr>
-      <w:r>
-        <w:rPr>
-          <w:lang w:val="es_ES" w:bidi="es_ES"/>
-        </w:rPr>
-      </w:r>
-      <w:hyperlink r:id="rId210">
-        <w:r>
-          <w:rPr>
-            <w:lang w:val="es_ES" w:bidi="es_ES"/>
-          </w:rPr>
-          <w:rPr>
-            <w:color w:val="0000EE"/>
-            <w:u w:val="single"/>
-          </w:rPr>
-          <w:t>Éxodo 19:12–13</w:t>
-        </w:r>
-      </w:hyperlink>
-    </w:p>
-    <w:p>
-      <w:pPr>
-        <w:pStyle w:val="ListBullet"/>
-        <w:spacing w:line="240" w:lineRule="auto"/>
-        <w:ind w:left="720"/>
-      </w:pPr>
-      <w:r>
-        <w:rPr>
-          <w:lang w:val="es_ES" w:bidi="es_ES"/>
-        </w:rPr>
-      </w:r>
-      <w:hyperlink r:id="rId211">
-        <w:r>
-          <w:rPr>
-            <w:lang w:val="es_ES" w:bidi="es_ES"/>
-          </w:rPr>
-          <w:rPr>
-            <w:color w:val="0000EE"/>
-            <w:u w:val="single"/>
-          </w:rPr>
-          <w:t>Hebreos 12:19</w:t>
-        </w:r>
-      </w:hyperlink>
-    </w:p>
-    <w:p>
-      <w:pPr>
-        <w:pStyle w:val="ListBullet"/>
-        <w:spacing w:line="240" w:lineRule="auto"/>
-        <w:ind w:left="720"/>
-      </w:pPr>
-      <w:r>
-        <w:rPr>
-          <w:lang w:val="es_ES" w:bidi="es_ES"/>
-        </w:rPr>
-      </w:r>
-      <w:hyperlink r:id="rId212">
-        <w:r>
-          <w:rPr>
-            <w:lang w:val="es_ES" w:bidi="es_ES"/>
-          </w:rPr>
-          <w:rPr>
-            <w:color w:val="0000EE"/>
-            <w:u w:val="single"/>
-          </w:rPr>
-          <w:t>Mateo 6:2</w:t>
-        </w:r>
-      </w:hyperlink>
-    </w:p>
-    <w:p>
-      <w:pPr>
-        <w:pStyle w:val="ListBullet"/>
-        <w:spacing w:line="240" w:lineRule="auto"/>
-        <w:ind w:left="720"/>
-      </w:pPr>
-      <w:r>
-        <w:rPr>
-          <w:lang w:val="es_ES" w:bidi="es_ES"/>
-        </w:rPr>
-      </w:r>
-      <w:hyperlink r:id="rId213">
-        <w:r>
-          <w:rPr>
-            <w:lang w:val="es_ES" w:bidi="es_ES"/>
-          </w:rPr>
-          <w:rPr>
-            <w:color w:val="0000EE"/>
-            <w:u w:val="single"/>
-          </w:rPr>
-          <w:t>Mateo 24:31</w:t>
-        </w:r>
-      </w:hyperlink>
+      <w:r>
+        <w:rPr>
+          <w:lang w:val="es_ES" w:bidi="es_ES"/>
+        </w:rPr>
+        <w:t>1 Crónicas 13:7–8</w:t>
+      </w:r>
+    </w:p>
+    <w:p>
+      <w:pPr>
+        <w:pStyle w:val="ListBullet"/>
+        <w:spacing w:line="240" w:lineRule="auto"/>
+        <w:ind w:left="720"/>
+      </w:pPr>
+      <w:r>
+        <w:rPr>
+          <w:lang w:val="es_ES" w:bidi="es_ES"/>
+        </w:rPr>
+      </w:r>
+      <w:r>
+        <w:rPr>
+          <w:lang w:val="es_ES" w:bidi="es_ES"/>
+        </w:rPr>
+        <w:t>2 Reyes 9:13</w:t>
+      </w:r>
+    </w:p>
+    <w:p>
+      <w:pPr>
+        <w:pStyle w:val="ListBullet"/>
+        <w:spacing w:line="240" w:lineRule="auto"/>
+        <w:ind w:left="720"/>
+      </w:pPr>
+      <w:r>
+        <w:rPr>
+          <w:lang w:val="es_ES" w:bidi="es_ES"/>
+        </w:rPr>
+      </w:r>
+      <w:r>
+        <w:rPr>
+          <w:lang w:val="es_ES" w:bidi="es_ES"/>
+        </w:rPr>
+        <w:t>Éxodo 19:12–13</w:t>
+      </w:r>
+    </w:p>
+    <w:p>
+      <w:pPr>
+        <w:pStyle w:val="ListBullet"/>
+        <w:spacing w:line="240" w:lineRule="auto"/>
+        <w:ind w:left="720"/>
+      </w:pPr>
+      <w:r>
+        <w:rPr>
+          <w:lang w:val="es_ES" w:bidi="es_ES"/>
+        </w:rPr>
+      </w:r>
+      <w:r>
+        <w:rPr>
+          <w:lang w:val="es_ES" w:bidi="es_ES"/>
+        </w:rPr>
+        <w:t>Hebreos 12:19</w:t>
+      </w:r>
+    </w:p>
+    <w:p>
+      <w:pPr>
+        <w:pStyle w:val="ListBullet"/>
+        <w:spacing w:line="240" w:lineRule="auto"/>
+        <w:ind w:left="720"/>
+      </w:pPr>
+      <w:r>
+        <w:rPr>
+          <w:lang w:val="es_ES" w:bidi="es_ES"/>
+        </w:rPr>
+      </w:r>
+      <w:r>
+        <w:rPr>
+          <w:lang w:val="es_ES" w:bidi="es_ES"/>
+        </w:rPr>
+        <w:t>Mateo 6:2</w:t>
+      </w:r>
+    </w:p>
+    <w:p>
+      <w:pPr>
+        <w:pStyle w:val="ListBullet"/>
+        <w:spacing w:line="240" w:lineRule="auto"/>
+        <w:ind w:left="720"/>
+      </w:pPr>
+      <w:r>
+        <w:rPr>
+          <w:lang w:val="es_ES" w:bidi="es_ES"/>
+        </w:rPr>
+      </w:r>
+      <w:r>
+        <w:rPr>
+          <w:lang w:val="es_ES" w:bidi="es_ES"/>
+        </w:rPr>
+        <w:t>Mateo 24:31</w:t>
+      </w:r>
     </w:p>
     <w:p>
       <w:pPr>
@@ -16876,162 +15652,120 @@
           <w:lang w:val="es_ES" w:bidi="es_ES"/>
         </w:rPr>
       </w:r>
-      <w:hyperlink r:id="rId214">
-        <w:r>
-          <w:rPr>
-            <w:lang w:val="es_ES" w:bidi="es_ES"/>
-          </w:rPr>
-          <w:rPr>
-            <w:color w:val="0000EE"/>
-            <w:u w:val="single"/>
-          </w:rPr>
-          <w:t>Colosenses 1:15–17</w:t>
-        </w:r>
-      </w:hyperlink>
-    </w:p>
-    <w:p>
-      <w:pPr>
-        <w:pStyle w:val="ListBullet"/>
-        <w:spacing w:line="240" w:lineRule="auto"/>
-        <w:ind w:left="720"/>
-      </w:pPr>
-      <w:r>
-        <w:rPr>
-          <w:lang w:val="es_ES" w:bidi="es_ES"/>
-        </w:rPr>
-      </w:r>
-      <w:hyperlink r:id="rId215">
-        <w:r>
-          <w:rPr>
-            <w:lang w:val="es_ES" w:bidi="es_ES"/>
-          </w:rPr>
-          <w:rPr>
-            <w:color w:val="0000EE"/>
-            <w:u w:val="single"/>
-          </w:rPr>
-          <w:t>Génesis 41:40</w:t>
-        </w:r>
-      </w:hyperlink>
-    </w:p>
-    <w:p>
-      <w:pPr>
-        <w:pStyle w:val="ListBullet"/>
-        <w:spacing w:line="240" w:lineRule="auto"/>
-        <w:ind w:left="720"/>
-      </w:pPr>
-      <w:r>
-        <w:rPr>
-          <w:lang w:val="es_ES" w:bidi="es_ES"/>
-        </w:rPr>
-      </w:r>
-      <w:hyperlink r:id="rId216">
-        <w:r>
-          <w:rPr>
-            <w:lang w:val="es_ES" w:bidi="es_ES"/>
-          </w:rPr>
-          <w:rPr>
-            <w:color w:val="0000EE"/>
-            <w:u w:val="single"/>
-          </w:rPr>
-          <w:t>Lucas 1:32</w:t>
-        </w:r>
-      </w:hyperlink>
-    </w:p>
-    <w:p>
-      <w:pPr>
-        <w:pStyle w:val="ListBullet"/>
-        <w:spacing w:line="240" w:lineRule="auto"/>
-        <w:ind w:left="720"/>
-      </w:pPr>
-      <w:r>
-        <w:rPr>
-          <w:lang w:val="es_ES" w:bidi="es_ES"/>
-        </w:rPr>
-      </w:r>
-      <w:hyperlink r:id="rId217">
-        <w:r>
-          <w:rPr>
-            <w:lang w:val="es_ES" w:bidi="es_ES"/>
-          </w:rPr>
-          <w:rPr>
-            <w:color w:val="0000EE"/>
-            <w:u w:val="single"/>
-          </w:rPr>
-          <w:t>Lucas 22:30</w:t>
-        </w:r>
-      </w:hyperlink>
-    </w:p>
-    <w:p>
-      <w:pPr>
-        <w:pStyle w:val="ListBullet"/>
-        <w:spacing w:line="240" w:lineRule="auto"/>
-        <w:ind w:left="720"/>
-      </w:pPr>
-      <w:r>
-        <w:rPr>
-          <w:lang w:val="es_ES" w:bidi="es_ES"/>
-        </w:rPr>
-      </w:r>
-      <w:hyperlink r:id="rId218">
-        <w:r>
-          <w:rPr>
-            <w:lang w:val="es_ES" w:bidi="es_ES"/>
-          </w:rPr>
-          <w:rPr>
-            <w:color w:val="0000EE"/>
-            <w:u w:val="single"/>
-          </w:rPr>
-          <w:t>Mateo 5:34</w:t>
-        </w:r>
-      </w:hyperlink>
-    </w:p>
-    <w:p>
-      <w:pPr>
-        <w:pStyle w:val="ListBullet"/>
-        <w:spacing w:line="240" w:lineRule="auto"/>
-        <w:ind w:left="720"/>
-      </w:pPr>
-      <w:r>
-        <w:rPr>
-          <w:lang w:val="es_ES" w:bidi="es_ES"/>
-        </w:rPr>
-      </w:r>
-      <w:hyperlink r:id="rId219">
-        <w:r>
-          <w:rPr>
-            <w:lang w:val="es_ES" w:bidi="es_ES"/>
-          </w:rPr>
-          <w:rPr>
-            <w:color w:val="0000EE"/>
-            <w:u w:val="single"/>
-          </w:rPr>
-          <w:t>Mateo 19:28</w:t>
-        </w:r>
-      </w:hyperlink>
-    </w:p>
-    <w:p>
-      <w:pPr>
-        <w:pStyle w:val="ListBullet"/>
-        <w:spacing w:line="240" w:lineRule="auto"/>
-        <w:ind w:left="720"/>
-      </w:pPr>
-      <w:r>
-        <w:rPr>
-          <w:lang w:val="es_ES" w:bidi="es_ES"/>
-        </w:rPr>
-      </w:r>
-      <w:hyperlink r:id="rId220">
-        <w:r>
-          <w:rPr>
-            <w:lang w:val="es_ES" w:bidi="es_ES"/>
-          </w:rPr>
-          <w:rPr>
-            <w:color w:val="0000EE"/>
-            <w:u w:val="single"/>
-          </w:rPr>
-          <w:t>Apocalipsis 1:4–6</w:t>
-        </w:r>
-      </w:hyperlink>
+      <w:r>
+        <w:rPr>
+          <w:lang w:val="es_ES" w:bidi="es_ES"/>
+        </w:rPr>
+        <w:t>Colosenses 1:15–17</w:t>
+      </w:r>
+    </w:p>
+    <w:p>
+      <w:pPr>
+        <w:pStyle w:val="ListBullet"/>
+        <w:spacing w:line="240" w:lineRule="auto"/>
+        <w:ind w:left="720"/>
+      </w:pPr>
+      <w:r>
+        <w:rPr>
+          <w:lang w:val="es_ES" w:bidi="es_ES"/>
+        </w:rPr>
+      </w:r>
+      <w:r>
+        <w:rPr>
+          <w:lang w:val="es_ES" w:bidi="es_ES"/>
+        </w:rPr>
+        <w:t>Génesis 41:40</w:t>
+      </w:r>
+    </w:p>
+    <w:p>
+      <w:pPr>
+        <w:pStyle w:val="ListBullet"/>
+        <w:spacing w:line="240" w:lineRule="auto"/>
+        <w:ind w:left="720"/>
+      </w:pPr>
+      <w:r>
+        <w:rPr>
+          <w:lang w:val="es_ES" w:bidi="es_ES"/>
+        </w:rPr>
+      </w:r>
+      <w:r>
+        <w:rPr>
+          <w:lang w:val="es_ES" w:bidi="es_ES"/>
+        </w:rPr>
+        <w:t>Lucas 1:32</w:t>
+      </w:r>
+    </w:p>
+    <w:p>
+      <w:pPr>
+        <w:pStyle w:val="ListBullet"/>
+        <w:spacing w:line="240" w:lineRule="auto"/>
+        <w:ind w:left="720"/>
+      </w:pPr>
+      <w:r>
+        <w:rPr>
+          <w:lang w:val="es_ES" w:bidi="es_ES"/>
+        </w:rPr>
+      </w:r>
+      <w:r>
+        <w:rPr>
+          <w:lang w:val="es_ES" w:bidi="es_ES"/>
+        </w:rPr>
+        <w:t>Lucas 22:30</w:t>
+      </w:r>
+    </w:p>
+    <w:p>
+      <w:pPr>
+        <w:pStyle w:val="ListBullet"/>
+        <w:spacing w:line="240" w:lineRule="auto"/>
+        <w:ind w:left="720"/>
+      </w:pPr>
+      <w:r>
+        <w:rPr>
+          <w:lang w:val="es_ES" w:bidi="es_ES"/>
+        </w:rPr>
+      </w:r>
+      <w:r>
+        <w:rPr>
+          <w:lang w:val="es_ES" w:bidi="es_ES"/>
+        </w:rPr>
+        <w:t>Mateo 5:34</w:t>
+      </w:r>
+    </w:p>
+    <w:p>
+      <w:pPr>
+        <w:pStyle w:val="ListBullet"/>
+        <w:spacing w:line="240" w:lineRule="auto"/>
+        <w:ind w:left="720"/>
+      </w:pPr>
+      <w:r>
+        <w:rPr>
+          <w:lang w:val="es_ES" w:bidi="es_ES"/>
+        </w:rPr>
+      </w:r>
+      <w:r>
+        <w:rPr>
+          <w:lang w:val="es_ES" w:bidi="es_ES"/>
+        </w:rPr>
+        <w:t>Mateo 19:28</w:t>
+      </w:r>
+    </w:p>
+    <w:p>
+      <w:pPr>
+        <w:pStyle w:val="ListBullet"/>
+        <w:spacing w:line="240" w:lineRule="auto"/>
+        <w:ind w:left="720"/>
+      </w:pPr>
+      <w:r>
+        <w:rPr>
+          <w:lang w:val="es_ES" w:bidi="es_ES"/>
+        </w:rPr>
+      </w:r>
+      <w:r>
+        <w:rPr>
+          <w:lang w:val="es_ES" w:bidi="es_ES"/>
+        </w:rPr>
+        <w:t>Apocalipsis 1:4–6</w:t>
+      </w:r>
     </w:p>
     <w:p>
       <w:pPr>
@@ -17342,114 +16076,84 @@
           <w:lang w:val="es_ES" w:bidi="es_ES"/>
         </w:rPr>
       </w:r>
-      <w:hyperlink r:id="rId221">
-        <w:r>
-          <w:rPr>
-            <w:lang w:val="es_ES" w:bidi="es_ES"/>
-          </w:rPr>
-          <w:rPr>
-            <w:color w:val="0000EE"/>
-            <w:u w:val="single"/>
-          </w:rPr>
-          <w:t>1 Pedro 2:8</w:t>
-        </w:r>
-      </w:hyperlink>
-    </w:p>
-    <w:p>
-      <w:pPr>
-        <w:pStyle w:val="ListBullet"/>
-        <w:spacing w:line="240" w:lineRule="auto"/>
-        <w:ind w:left="720"/>
-      </w:pPr>
-      <w:r>
-        <w:rPr>
-          <w:lang w:val="es_ES" w:bidi="es_ES"/>
-        </w:rPr>
-      </w:r>
-      <w:hyperlink r:id="rId222">
-        <w:r>
-          <w:rPr>
-            <w:lang w:val="es_ES" w:bidi="es_ES"/>
-          </w:rPr>
-          <w:rPr>
-            <w:color w:val="0000EE"/>
-            <w:u w:val="single"/>
-          </w:rPr>
-          <w:t>Oseas 4:5</w:t>
-        </w:r>
-      </w:hyperlink>
-    </w:p>
-    <w:p>
-      <w:pPr>
-        <w:pStyle w:val="ListBullet"/>
-        <w:spacing w:line="240" w:lineRule="auto"/>
-        <w:ind w:left="720"/>
-      </w:pPr>
-      <w:r>
-        <w:rPr>
-          <w:lang w:val="es_ES" w:bidi="es_ES"/>
-        </w:rPr>
-      </w:r>
-      <w:hyperlink r:id="rId223">
-        <w:r>
-          <w:rPr>
-            <w:lang w:val="es_ES" w:bidi="es_ES"/>
-          </w:rPr>
-          <w:rPr>
-            <w:color w:val="0000EE"/>
-            <w:u w:val="single"/>
-          </w:rPr>
-          <w:t>Isaías 31:3</w:t>
-        </w:r>
-      </w:hyperlink>
-    </w:p>
-    <w:p>
-      <w:pPr>
-        <w:pStyle w:val="ListBullet"/>
-        <w:spacing w:line="240" w:lineRule="auto"/>
-        <w:ind w:left="720"/>
-      </w:pPr>
-      <w:r>
-        <w:rPr>
-          <w:lang w:val="es_ES" w:bidi="es_ES"/>
-        </w:rPr>
-      </w:r>
-      <w:hyperlink r:id="rId224">
-        <w:r>
-          <w:rPr>
-            <w:lang w:val="es_ES" w:bidi="es_ES"/>
-          </w:rPr>
-          <w:rPr>
-            <w:color w:val="0000EE"/>
-            <w:u w:val="single"/>
-          </w:rPr>
-          <w:t>Mateo 11:4–6</w:t>
-        </w:r>
-      </w:hyperlink>
-    </w:p>
-    <w:p>
-      <w:pPr>
-        <w:pStyle w:val="ListBullet"/>
-        <w:spacing w:line="240" w:lineRule="auto"/>
-        <w:ind w:left="720"/>
-      </w:pPr>
-      <w:r>
-        <w:rPr>
-          <w:lang w:val="es_ES" w:bidi="es_ES"/>
-        </w:rPr>
-      </w:r>
-      <w:hyperlink r:id="rId225">
-        <w:r>
-          <w:rPr>
-            <w:lang w:val="es_ES" w:bidi="es_ES"/>
-          </w:rPr>
-          <w:rPr>
-            <w:color w:val="0000EE"/>
-            <w:u w:val="single"/>
-          </w:rPr>
-          <w:t>Mateo 18:8</w:t>
-        </w:r>
-      </w:hyperlink>
+      <w:r>
+        <w:rPr>
+          <w:lang w:val="es_ES" w:bidi="es_ES"/>
+        </w:rPr>
+        <w:t>1 Pedro 2:8</w:t>
+      </w:r>
+    </w:p>
+    <w:p>
+      <w:pPr>
+        <w:pStyle w:val="ListBullet"/>
+        <w:spacing w:line="240" w:lineRule="auto"/>
+        <w:ind w:left="720"/>
+      </w:pPr>
+      <w:r>
+        <w:rPr>
+          <w:lang w:val="es_ES" w:bidi="es_ES"/>
+        </w:rPr>
+      </w:r>
+      <w:r>
+        <w:rPr>
+          <w:lang w:val="es_ES" w:bidi="es_ES"/>
+        </w:rPr>
+        <w:t>Oseas 4:5</w:t>
+      </w:r>
+    </w:p>
+    <w:p>
+      <w:pPr>
+        <w:pStyle w:val="ListBullet"/>
+        <w:spacing w:line="240" w:lineRule="auto"/>
+        <w:ind w:left="720"/>
+      </w:pPr>
+      <w:r>
+        <w:rPr>
+          <w:lang w:val="es_ES" w:bidi="es_ES"/>
+        </w:rPr>
+      </w:r>
+      <w:r>
+        <w:rPr>
+          <w:lang w:val="es_ES" w:bidi="es_ES"/>
+        </w:rPr>
+        <w:t>Isaías 31:3</w:t>
+      </w:r>
+    </w:p>
+    <w:p>
+      <w:pPr>
+        <w:pStyle w:val="ListBullet"/>
+        <w:spacing w:line="240" w:lineRule="auto"/>
+        <w:ind w:left="720"/>
+      </w:pPr>
+      <w:r>
+        <w:rPr>
+          <w:lang w:val="es_ES" w:bidi="es_ES"/>
+        </w:rPr>
+      </w:r>
+      <w:r>
+        <w:rPr>
+          <w:lang w:val="es_ES" w:bidi="es_ES"/>
+        </w:rPr>
+        <w:t>Mateo 11:4–6</w:t>
+      </w:r>
+    </w:p>
+    <w:p>
+      <w:pPr>
+        <w:pStyle w:val="ListBullet"/>
+        <w:spacing w:line="240" w:lineRule="auto"/>
+        <w:ind w:left="720"/>
+      </w:pPr>
+      <w:r>
+        <w:rPr>
+          <w:lang w:val="es_ES" w:bidi="es_ES"/>
+        </w:rPr>
+      </w:r>
+      <w:r>
+        <w:rPr>
+          <w:lang w:val="es_ES" w:bidi="es_ES"/>
+        </w:rPr>
+        <w:t>Mateo 18:8</w:t>
+      </w:r>
     </w:p>
     <w:p>
       <w:pPr>
@@ -17739,66 +16443,48 @@
           <w:lang w:val="es_ES" w:bidi="es_ES"/>
         </w:rPr>
       </w:r>
-      <w:hyperlink r:id="rId226">
-        <w:r>
-          <w:rPr>
-            <w:lang w:val="es_ES" w:bidi="es_ES"/>
-          </w:rPr>
-          <w:rPr>
-            <w:color w:val="0000EE"/>
-            <w:u w:val="single"/>
-          </w:rPr>
-          <w:t>1 Crónicas 1:5</w:t>
-        </w:r>
-      </w:hyperlink>
-    </w:p>
-    <w:p>
-      <w:pPr>
-        <w:pStyle w:val="ListBullet"/>
-        <w:spacing w:line="240" w:lineRule="auto"/>
-        <w:ind w:left="720"/>
-      </w:pPr>
-      <w:r>
-        <w:rPr>
-          <w:lang w:val="es_ES" w:bidi="es_ES"/>
-        </w:rPr>
-      </w:r>
-      <w:hyperlink r:id="rId227">
-        <w:r>
-          <w:rPr>
-            <w:lang w:val="es_ES" w:bidi="es_ES"/>
-          </w:rPr>
-          <w:rPr>
-            <w:color w:val="0000EE"/>
-            <w:u w:val="single"/>
-          </w:rPr>
-          <w:t>Ezequiel 27:12–13</w:t>
-        </w:r>
-      </w:hyperlink>
-    </w:p>
-    <w:p>
-      <w:pPr>
-        <w:pStyle w:val="ListBullet"/>
-        <w:spacing w:line="240" w:lineRule="auto"/>
-        <w:ind w:left="720"/>
-      </w:pPr>
-      <w:r>
-        <w:rPr>
-          <w:lang w:val="es_ES" w:bidi="es_ES"/>
-        </w:rPr>
-      </w:r>
-      <w:hyperlink r:id="rId31">
-        <w:r>
-          <w:rPr>
-            <w:lang w:val="es_ES" w:bidi="es_ES"/>
-          </w:rPr>
-          <w:rPr>
-            <w:color w:val="0000EE"/>
-            <w:u w:val="single"/>
-          </w:rPr>
-          <w:t>Génesis 10:2–5</w:t>
-        </w:r>
-      </w:hyperlink>
+      <w:r>
+        <w:rPr>
+          <w:lang w:val="es_ES" w:bidi="es_ES"/>
+        </w:rPr>
+        <w:t>1 Crónicas 1:5</w:t>
+      </w:r>
+    </w:p>
+    <w:p>
+      <w:pPr>
+        <w:pStyle w:val="ListBullet"/>
+        <w:spacing w:line="240" w:lineRule="auto"/>
+        <w:ind w:left="720"/>
+      </w:pPr>
+      <w:r>
+        <w:rPr>
+          <w:lang w:val="es_ES" w:bidi="es_ES"/>
+        </w:rPr>
+      </w:r>
+      <w:r>
+        <w:rPr>
+          <w:lang w:val="es_ES" w:bidi="es_ES"/>
+        </w:rPr>
+        <w:t>Ezequiel 27:12–13</w:t>
+      </w:r>
+    </w:p>
+    <w:p>
+      <w:pPr>
+        <w:pStyle w:val="ListBullet"/>
+        <w:spacing w:line="240" w:lineRule="auto"/>
+        <w:ind w:left="720"/>
+      </w:pPr>
+      <w:r>
+        <w:rPr>
+          <w:lang w:val="es_ES" w:bidi="es_ES"/>
+        </w:rPr>
+      </w:r>
+      <w:r>
+        <w:rPr>
+          <w:lang w:val="es_ES" w:bidi="es_ES"/>
+        </w:rPr>
+        <w:t>Génesis 10:2–5</w:t>
+      </w:r>
     </w:p>
     <w:p>
       <w:pPr>
@@ -18020,186 +16706,138 @@
           <w:lang w:val="es_ES" w:bidi="es_ES"/>
         </w:rPr>
       </w:r>
-      <w:hyperlink r:id="rId228">
-        <w:r>
-          <w:rPr>
-            <w:lang w:val="es_ES" w:bidi="es_ES"/>
-          </w:rPr>
-          <w:rPr>
-            <w:color w:val="0000EE"/>
-            <w:u w:val="single"/>
-          </w:rPr>
-          <w:t>Hechos 2:29–31</w:t>
-        </w:r>
-      </w:hyperlink>
-    </w:p>
-    <w:p>
-      <w:pPr>
-        <w:pStyle w:val="ListBullet"/>
-        <w:spacing w:line="240" w:lineRule="auto"/>
-        <w:ind w:left="720"/>
-      </w:pPr>
-      <w:r>
-        <w:rPr>
-          <w:lang w:val="es_ES" w:bidi="es_ES"/>
-        </w:rPr>
-      </w:r>
-      <w:hyperlink r:id="rId229">
-        <w:r>
-          <w:rPr>
-            <w:lang w:val="es_ES" w:bidi="es_ES"/>
-          </w:rPr>
-          <w:rPr>
-            <w:color w:val="0000EE"/>
-            <w:u w:val="single"/>
-          </w:rPr>
-          <w:t>Génesis 23:6</w:t>
-        </w:r>
-      </w:hyperlink>
-    </w:p>
-    <w:p>
-      <w:pPr>
-        <w:pStyle w:val="ListBullet"/>
-        <w:spacing w:line="240" w:lineRule="auto"/>
-        <w:ind w:left="720"/>
-      </w:pPr>
-      <w:r>
-        <w:rPr>
-          <w:lang w:val="es_ES" w:bidi="es_ES"/>
-        </w:rPr>
-      </w:r>
-      <w:hyperlink r:id="rId230">
-        <w:r>
-          <w:rPr>
-            <w:lang w:val="es_ES" w:bidi="es_ES"/>
-          </w:rPr>
-          <w:rPr>
-            <w:color w:val="0000EE"/>
-            <w:u w:val="single"/>
-          </w:rPr>
-          <w:t>Génesis 50:5</w:t>
-        </w:r>
-      </w:hyperlink>
-    </w:p>
-    <w:p>
-      <w:pPr>
-        <w:pStyle w:val="ListBullet"/>
-        <w:spacing w:line="240" w:lineRule="auto"/>
-        <w:ind w:left="720"/>
-      </w:pPr>
-      <w:r>
-        <w:rPr>
-          <w:lang w:val="es_ES" w:bidi="es_ES"/>
-        </w:rPr>
-      </w:r>
-      <w:hyperlink r:id="rId231">
-        <w:r>
-          <w:rPr>
-            <w:lang w:val="es_ES" w:bidi="es_ES"/>
-          </w:rPr>
-          <w:rPr>
-            <w:color w:val="0000EE"/>
-            <w:u w:val="single"/>
-          </w:rPr>
-          <w:t>Juan 19:41</w:t>
-        </w:r>
-      </w:hyperlink>
-    </w:p>
-    <w:p>
-      <w:pPr>
-        <w:pStyle w:val="ListBullet"/>
-        <w:spacing w:line="240" w:lineRule="auto"/>
-        <w:ind w:left="720"/>
-      </w:pPr>
-      <w:r>
-        <w:rPr>
-          <w:lang w:val="es_ES" w:bidi="es_ES"/>
-        </w:rPr>
-      </w:r>
-      <w:hyperlink r:id="rId232">
-        <w:r>
-          <w:rPr>
-            <w:lang w:val="es_ES" w:bidi="es_ES"/>
-          </w:rPr>
-          <w:rPr>
-            <w:color w:val="0000EE"/>
-            <w:u w:val="single"/>
-          </w:rPr>
-          <w:t>Lucas 23:53</w:t>
-        </w:r>
-      </w:hyperlink>
-    </w:p>
-    <w:p>
-      <w:pPr>
-        <w:pStyle w:val="ListBullet"/>
-        <w:spacing w:line="240" w:lineRule="auto"/>
-        <w:ind w:left="720"/>
-      </w:pPr>
-      <w:r>
-        <w:rPr>
-          <w:lang w:val="es_ES" w:bidi="es_ES"/>
-        </w:rPr>
-      </w:r>
-      <w:hyperlink r:id="rId233">
-        <w:r>
-          <w:rPr>
-            <w:lang w:val="es_ES" w:bidi="es_ES"/>
-          </w:rPr>
-          <w:rPr>
-            <w:color w:val="0000EE"/>
-            <w:u w:val="single"/>
-          </w:rPr>
-          <w:t>Marcos 5:1–2</w:t>
-        </w:r>
-      </w:hyperlink>
-    </w:p>
-    <w:p>
-      <w:pPr>
-        <w:pStyle w:val="ListBullet"/>
-        <w:spacing w:line="240" w:lineRule="auto"/>
-        <w:ind w:left="720"/>
-      </w:pPr>
-      <w:r>
-        <w:rPr>
-          <w:lang w:val="es_ES" w:bidi="es_ES"/>
-        </w:rPr>
-      </w:r>
-      <w:hyperlink r:id="rId234">
-        <w:r>
-          <w:rPr>
-            <w:lang w:val="es_ES" w:bidi="es_ES"/>
-          </w:rPr>
-          <w:rPr>
-            <w:color w:val="0000EE"/>
-            <w:u w:val="single"/>
-          </w:rPr>
-          <w:t>Mateo 27:53</w:t>
-        </w:r>
-      </w:hyperlink>
-    </w:p>
-    <w:p>
-      <w:pPr>
-        <w:pStyle w:val="ListBullet"/>
-        <w:spacing w:line="240" w:lineRule="auto"/>
-        <w:ind w:left="720"/>
-      </w:pPr>
-      <w:r>
-        <w:rPr>
-          <w:lang w:val="es_ES" w:bidi="es_ES"/>
-        </w:rPr>
-      </w:r>
-      <w:hyperlink r:id="rId235">
-        <w:r>
-          <w:rPr>
-            <w:lang w:val="es_ES" w:bidi="es_ES"/>
-          </w:rPr>
-          <w:rPr>
-            <w:color w:val="0000EE"/>
-            <w:u w:val="single"/>
-          </w:rPr>
-          <w:t>Romanos 3:13</w:t>
-        </w:r>
-      </w:hyperlink>
+      <w:r>
+        <w:rPr>
+          <w:lang w:val="es_ES" w:bidi="es_ES"/>
+        </w:rPr>
+        <w:t>Hechos 2:29–31</w:t>
+      </w:r>
+    </w:p>
+    <w:p>
+      <w:pPr>
+        <w:pStyle w:val="ListBullet"/>
+        <w:spacing w:line="240" w:lineRule="auto"/>
+        <w:ind w:left="720"/>
+      </w:pPr>
+      <w:r>
+        <w:rPr>
+          <w:lang w:val="es_ES" w:bidi="es_ES"/>
+        </w:rPr>
+      </w:r>
+      <w:r>
+        <w:rPr>
+          <w:lang w:val="es_ES" w:bidi="es_ES"/>
+        </w:rPr>
+        <w:t>Génesis 23:6</w:t>
+      </w:r>
+    </w:p>
+    <w:p>
+      <w:pPr>
+        <w:pStyle w:val="ListBullet"/>
+        <w:spacing w:line="240" w:lineRule="auto"/>
+        <w:ind w:left="720"/>
+      </w:pPr>
+      <w:r>
+        <w:rPr>
+          <w:lang w:val="es_ES" w:bidi="es_ES"/>
+        </w:rPr>
+      </w:r>
+      <w:r>
+        <w:rPr>
+          <w:lang w:val="es_ES" w:bidi="es_ES"/>
+        </w:rPr>
+        <w:t>Génesis 50:5</w:t>
+      </w:r>
+    </w:p>
+    <w:p>
+      <w:pPr>
+        <w:pStyle w:val="ListBullet"/>
+        <w:spacing w:line="240" w:lineRule="auto"/>
+        <w:ind w:left="720"/>
+      </w:pPr>
+      <w:r>
+        <w:rPr>
+          <w:lang w:val="es_ES" w:bidi="es_ES"/>
+        </w:rPr>
+      </w:r>
+      <w:r>
+        <w:rPr>
+          <w:lang w:val="es_ES" w:bidi="es_ES"/>
+        </w:rPr>
+        <w:t>Juan 19:41</w:t>
+      </w:r>
+    </w:p>
+    <w:p>
+      <w:pPr>
+        <w:pStyle w:val="ListBullet"/>
+        <w:spacing w:line="240" w:lineRule="auto"/>
+        <w:ind w:left="720"/>
+      </w:pPr>
+      <w:r>
+        <w:rPr>
+          <w:lang w:val="es_ES" w:bidi="es_ES"/>
+        </w:rPr>
+      </w:r>
+      <w:r>
+        <w:rPr>
+          <w:lang w:val="es_ES" w:bidi="es_ES"/>
+        </w:rPr>
+        <w:t>Lucas 23:53</w:t>
+      </w:r>
+    </w:p>
+    <w:p>
+      <w:pPr>
+        <w:pStyle w:val="ListBullet"/>
+        <w:spacing w:line="240" w:lineRule="auto"/>
+        <w:ind w:left="720"/>
+      </w:pPr>
+      <w:r>
+        <w:rPr>
+          <w:lang w:val="es_ES" w:bidi="es_ES"/>
+        </w:rPr>
+      </w:r>
+      <w:r>
+        <w:rPr>
+          <w:lang w:val="es_ES" w:bidi="es_ES"/>
+        </w:rPr>
+        <w:t>Marcos 5:1–2</w:t>
+      </w:r>
+    </w:p>
+    <w:p>
+      <w:pPr>
+        <w:pStyle w:val="ListBullet"/>
+        <w:spacing w:line="240" w:lineRule="auto"/>
+        <w:ind w:left="720"/>
+      </w:pPr>
+      <w:r>
+        <w:rPr>
+          <w:lang w:val="es_ES" w:bidi="es_ES"/>
+        </w:rPr>
+      </w:r>
+      <w:r>
+        <w:rPr>
+          <w:lang w:val="es_ES" w:bidi="es_ES"/>
+        </w:rPr>
+        <w:t>Mateo 27:53</w:t>
+      </w:r>
+    </w:p>
+    <w:p>
+      <w:pPr>
+        <w:pStyle w:val="ListBullet"/>
+        <w:spacing w:line="240" w:lineRule="auto"/>
+        <w:ind w:left="720"/>
+      </w:pPr>
+      <w:r>
+        <w:rPr>
+          <w:lang w:val="es_ES" w:bidi="es_ES"/>
+        </w:rPr>
+      </w:r>
+      <w:r>
+        <w:rPr>
+          <w:lang w:val="es_ES" w:bidi="es_ES"/>
+        </w:rPr>
+        <w:t>Romanos 3:13</w:t>
+      </w:r>
     </w:p>
     <w:p>
       <w:pPr>
@@ -18714,138 +17352,102 @@
           <w:lang w:val="es_ES" w:bidi="es_ES"/>
         </w:rPr>
       </w:r>
-      <w:hyperlink r:id="rId236">
-        <w:r>
-          <w:rPr>
-            <w:lang w:val="es_ES" w:bidi="es_ES"/>
-          </w:rPr>
-          <w:rPr>
-            <w:color w:val="0000EE"/>
-            <w:u w:val="single"/>
-          </w:rPr>
-          <w:t>Daniel 3:21–23</w:t>
-        </w:r>
-      </w:hyperlink>
-    </w:p>
-    <w:p>
-      <w:pPr>
-        <w:pStyle w:val="ListBullet"/>
-        <w:spacing w:line="240" w:lineRule="auto"/>
-        <w:ind w:left="720"/>
-      </w:pPr>
-      <w:r>
-        <w:rPr>
-          <w:lang w:val="es_ES" w:bidi="es_ES"/>
-        </w:rPr>
-      </w:r>
-      <w:hyperlink r:id="rId237">
-        <w:r>
-          <w:rPr>
-            <w:lang w:val="es_ES" w:bidi="es_ES"/>
-          </w:rPr>
-          <w:rPr>
-            <w:color w:val="0000EE"/>
-            <w:u w:val="single"/>
-          </w:rPr>
-          <w:t>Isaías 22:21</w:t>
-        </w:r>
-      </w:hyperlink>
-    </w:p>
-    <w:p>
-      <w:pPr>
-        <w:pStyle w:val="ListBullet"/>
-        <w:spacing w:line="240" w:lineRule="auto"/>
-        <w:ind w:left="720"/>
-      </w:pPr>
-      <w:r>
-        <w:rPr>
-          <w:lang w:val="es_ES" w:bidi="es_ES"/>
-        </w:rPr>
-      </w:r>
-      <w:hyperlink r:id="rId238">
-        <w:r>
-          <w:rPr>
-            <w:lang w:val="es_ES" w:bidi="es_ES"/>
-          </w:rPr>
-          <w:rPr>
-            <w:color w:val="0000EE"/>
-            <w:u w:val="single"/>
-          </w:rPr>
-          <w:t>Levítico 8:12–13</w:t>
-        </w:r>
-      </w:hyperlink>
-    </w:p>
-    <w:p>
-      <w:pPr>
-        <w:pStyle w:val="ListBullet"/>
-        <w:spacing w:line="240" w:lineRule="auto"/>
-        <w:ind w:left="720"/>
-      </w:pPr>
-      <w:r>
-        <w:rPr>
-          <w:lang w:val="es_ES" w:bidi="es_ES"/>
-        </w:rPr>
-      </w:r>
-      <w:hyperlink r:id="rId239">
-        <w:r>
-          <w:rPr>
-            <w:lang w:val="es_ES" w:bidi="es_ES"/>
-          </w:rPr>
-          <w:rPr>
-            <w:color w:val="0000EE"/>
-            <w:u w:val="single"/>
-          </w:rPr>
-          <w:t>Lucas 3:11</w:t>
-        </w:r>
-      </w:hyperlink>
-    </w:p>
-    <w:p>
-      <w:pPr>
-        <w:pStyle w:val="ListBullet"/>
-        <w:spacing w:line="240" w:lineRule="auto"/>
-        <w:ind w:left="720"/>
-      </w:pPr>
-      <w:r>
-        <w:rPr>
-          <w:lang w:val="es_ES" w:bidi="es_ES"/>
-        </w:rPr>
-      </w:r>
-      <w:hyperlink r:id="rId240">
-        <w:r>
-          <w:rPr>
-            <w:lang w:val="es_ES" w:bidi="es_ES"/>
-          </w:rPr>
-          <w:rPr>
-            <w:color w:val="0000EE"/>
-            <w:u w:val="single"/>
-          </w:rPr>
-          <w:t>Marcos 6:7–9</w:t>
-        </w:r>
-      </w:hyperlink>
-    </w:p>
-    <w:p>
-      <w:pPr>
-        <w:pStyle w:val="ListBullet"/>
-        <w:spacing w:line="240" w:lineRule="auto"/>
-        <w:ind w:left="720"/>
-      </w:pPr>
-      <w:r>
-        <w:rPr>
-          <w:lang w:val="es_ES" w:bidi="es_ES"/>
-        </w:rPr>
-      </w:r>
-      <w:hyperlink r:id="rId241">
-        <w:r>
-          <w:rPr>
-            <w:lang w:val="es_ES" w:bidi="es_ES"/>
-          </w:rPr>
-          <w:rPr>
-            <w:color w:val="0000EE"/>
-            <w:u w:val="single"/>
-          </w:rPr>
-          <w:t>Mateo 10:10</w:t>
-        </w:r>
-      </w:hyperlink>
+      <w:r>
+        <w:rPr>
+          <w:lang w:val="es_ES" w:bidi="es_ES"/>
+        </w:rPr>
+        <w:t>Daniel 3:21–23</w:t>
+      </w:r>
+    </w:p>
+    <w:p>
+      <w:pPr>
+        <w:pStyle w:val="ListBullet"/>
+        <w:spacing w:line="240" w:lineRule="auto"/>
+        <w:ind w:left="720"/>
+      </w:pPr>
+      <w:r>
+        <w:rPr>
+          <w:lang w:val="es_ES" w:bidi="es_ES"/>
+        </w:rPr>
+      </w:r>
+      <w:r>
+        <w:rPr>
+          <w:lang w:val="es_ES" w:bidi="es_ES"/>
+        </w:rPr>
+        <w:t>Isaías 22:21</w:t>
+      </w:r>
+    </w:p>
+    <w:p>
+      <w:pPr>
+        <w:pStyle w:val="ListBullet"/>
+        <w:spacing w:line="240" w:lineRule="auto"/>
+        <w:ind w:left="720"/>
+      </w:pPr>
+      <w:r>
+        <w:rPr>
+          <w:lang w:val="es_ES" w:bidi="es_ES"/>
+        </w:rPr>
+      </w:r>
+      <w:r>
+        <w:rPr>
+          <w:lang w:val="es_ES" w:bidi="es_ES"/>
+        </w:rPr>
+        <w:t>Levítico 8:12–13</w:t>
+      </w:r>
+    </w:p>
+    <w:p>
+      <w:pPr>
+        <w:pStyle w:val="ListBullet"/>
+        <w:spacing w:line="240" w:lineRule="auto"/>
+        <w:ind w:left="720"/>
+      </w:pPr>
+      <w:r>
+        <w:rPr>
+          <w:lang w:val="es_ES" w:bidi="es_ES"/>
+        </w:rPr>
+      </w:r>
+      <w:r>
+        <w:rPr>
+          <w:lang w:val="es_ES" w:bidi="es_ES"/>
+        </w:rPr>
+        <w:t>Lucas 3:11</w:t>
+      </w:r>
+    </w:p>
+    <w:p>
+      <w:pPr>
+        <w:pStyle w:val="ListBullet"/>
+        <w:spacing w:line="240" w:lineRule="auto"/>
+        <w:ind w:left="720"/>
+      </w:pPr>
+      <w:r>
+        <w:rPr>
+          <w:lang w:val="es_ES" w:bidi="es_ES"/>
+        </w:rPr>
+      </w:r>
+      <w:r>
+        <w:rPr>
+          <w:lang w:val="es_ES" w:bidi="es_ES"/>
+        </w:rPr>
+        <w:t>Marcos 6:7–9</w:t>
+      </w:r>
+    </w:p>
+    <w:p>
+      <w:pPr>
+        <w:pStyle w:val="ListBullet"/>
+        <w:spacing w:line="240" w:lineRule="auto"/>
+        <w:ind w:left="720"/>
+      </w:pPr>
+      <w:r>
+        <w:rPr>
+          <w:lang w:val="es_ES" w:bidi="es_ES"/>
+        </w:rPr>
+      </w:r>
+      <w:r>
+        <w:rPr>
+          <w:lang w:val="es_ES" w:bidi="es_ES"/>
+        </w:rPr>
+        <w:t>Mateo 10:10</w:t>
+      </w:r>
     </w:p>
     <w:p>
       <w:pPr>
